--- a/Отчет по практике.docx
+++ b/Отчет по практике.docx
@@ -27,6 +27,7 @@
         </w:rPr>
       </w:pPr>
       <w:bookmarkStart w:id="0" w:name="_Toc166607249"/>
+      <w:bookmarkStart w:id="1" w:name="_Toc167037742"/>
       <w:r>
         <w:rPr>
           <w:rFonts w:eastAsia="Times New Roman"/>
@@ -38,6 +39,7 @@
         <w:t>Министерство науки и высшего образования Российской Федерации</w:t>
       </w:r>
       <w:bookmarkEnd w:id="0"/>
+      <w:bookmarkEnd w:id="1"/>
     </w:p>
     <w:p>
       <w:pPr>
@@ -88,7 +90,8 @@
           <w:szCs w:val="24"/>
         </w:rPr>
       </w:pPr>
-      <w:bookmarkStart w:id="1" w:name="_Toc166607250"/>
+      <w:bookmarkStart w:id="2" w:name="_Toc166607250"/>
+      <w:bookmarkStart w:id="3" w:name="_Toc167037743"/>
       <w:r>
         <w:rPr>
           <w:rFonts w:eastAsia="Times New Roman"/>
@@ -99,7 +102,8 @@
         </w:rPr>
         <w:t>Федеральное государственное автономное образовательное учреждение</w:t>
       </w:r>
-      <w:bookmarkEnd w:id="1"/>
+      <w:bookmarkEnd w:id="2"/>
+      <w:bookmarkEnd w:id="3"/>
     </w:p>
     <w:p>
       <w:pPr>
@@ -125,7 +129,8 @@
           <w:szCs w:val="24"/>
         </w:rPr>
       </w:pPr>
-      <w:bookmarkStart w:id="2" w:name="_Toc166607251"/>
+      <w:bookmarkStart w:id="4" w:name="_Toc166607251"/>
+      <w:bookmarkStart w:id="5" w:name="_Toc167037744"/>
       <w:r>
         <w:rPr>
           <w:rFonts w:eastAsia="Times New Roman"/>
@@ -136,7 +141,8 @@
         </w:rPr>
         <w:t>высшего образования</w:t>
       </w:r>
-      <w:bookmarkEnd w:id="2"/>
+      <w:bookmarkEnd w:id="4"/>
+      <w:bookmarkEnd w:id="5"/>
     </w:p>
     <w:p>
       <w:pPr>
@@ -160,7 +166,8 @@
           <w:position w:val="-1"/>
         </w:rPr>
       </w:pPr>
-      <w:bookmarkStart w:id="3" w:name="_Toc166607252"/>
+      <w:bookmarkStart w:id="6" w:name="_Toc166607252"/>
+      <w:bookmarkStart w:id="7" w:name="_Toc167037745"/>
       <w:r>
         <w:rPr>
           <w:rFonts w:eastAsia="Times New Roman"/>
@@ -170,7 +177,8 @@
         </w:rPr>
         <w:t>«Пермский национальный исследовательский</w:t>
       </w:r>
-      <w:bookmarkEnd w:id="3"/>
+      <w:bookmarkEnd w:id="6"/>
+      <w:bookmarkEnd w:id="7"/>
     </w:p>
     <w:p>
       <w:pPr>
@@ -194,7 +202,8 @@
           <w:position w:val="-1"/>
         </w:rPr>
       </w:pPr>
-      <w:bookmarkStart w:id="4" w:name="_Toc166607253"/>
+      <w:bookmarkStart w:id="8" w:name="_Toc166607253"/>
+      <w:bookmarkStart w:id="9" w:name="_Toc167037746"/>
       <w:r>
         <w:rPr>
           <w:rFonts w:eastAsia="Times New Roman"/>
@@ -204,7 +213,8 @@
         </w:rPr>
         <w:t>политехнический университет»</w:t>
       </w:r>
-      <w:bookmarkEnd w:id="4"/>
+      <w:bookmarkEnd w:id="8"/>
+      <w:bookmarkEnd w:id="9"/>
     </w:p>
     <w:p>
       <w:pPr>
@@ -228,7 +238,8 @@
           <w:position w:val="-1"/>
         </w:rPr>
       </w:pPr>
-      <w:bookmarkStart w:id="5" w:name="_Toc166607254"/>
+      <w:bookmarkStart w:id="10" w:name="_Toc166607254"/>
+      <w:bookmarkStart w:id="11" w:name="_Toc167037747"/>
       <w:r>
         <w:rPr>
           <w:rFonts w:eastAsia="Times New Roman"/>
@@ -238,7 +249,8 @@
         </w:rPr>
         <w:t>(ПНИПУ)</w:t>
       </w:r>
-      <w:bookmarkEnd w:id="5"/>
+      <w:bookmarkEnd w:id="10"/>
+      <w:bookmarkEnd w:id="11"/>
     </w:p>
     <w:p>
       <w:pPr>
@@ -287,7 +299,8 @@
           <w:szCs w:val="24"/>
         </w:rPr>
       </w:pPr>
-      <w:bookmarkStart w:id="6" w:name="_Toc166607255"/>
+      <w:bookmarkStart w:id="12" w:name="_Toc166607255"/>
+      <w:bookmarkStart w:id="13" w:name="_Toc167037748"/>
       <w:r>
         <w:rPr>
           <w:rFonts w:eastAsia="Times New Roman"/>
@@ -297,7 +310,8 @@
         </w:rPr>
         <w:t>Электротехнический факультет</w:t>
       </w:r>
-      <w:bookmarkEnd w:id="6"/>
+      <w:bookmarkEnd w:id="12"/>
+      <w:bookmarkEnd w:id="13"/>
     </w:p>
     <w:p>
       <w:pPr>
@@ -323,7 +337,8 @@
           <w:szCs w:val="24"/>
         </w:rPr>
       </w:pPr>
-      <w:bookmarkStart w:id="7" w:name="_Toc166607256"/>
+      <w:bookmarkStart w:id="14" w:name="_Toc166607256"/>
+      <w:bookmarkStart w:id="15" w:name="_Toc167037749"/>
       <w:r>
         <w:rPr>
           <w:rFonts w:eastAsia="Times New Roman"/>
@@ -334,7 +349,8 @@
         </w:rPr>
         <w:t>Кафедра Информационные технологии и автоматизированные системы (ИТАС)</w:t>
       </w:r>
-      <w:bookmarkEnd w:id="7"/>
+      <w:bookmarkEnd w:id="14"/>
+      <w:bookmarkEnd w:id="15"/>
     </w:p>
     <w:p>
       <w:pPr>
@@ -362,7 +378,8 @@
           <w:szCs w:val="24"/>
         </w:rPr>
       </w:pPr>
-      <w:bookmarkStart w:id="8" w:name="_Toc166607257"/>
+      <w:bookmarkStart w:id="16" w:name="_Toc166607257"/>
+      <w:bookmarkStart w:id="17" w:name="_Toc167037750"/>
       <w:r>
         <w:rPr>
           <w:rFonts w:eastAsia="Times New Roman"/>
@@ -394,7 +411,8 @@
         </w:rPr>
         <w:t>(направление подготовки) Программная инженерия (09.03.04)</w:t>
       </w:r>
-      <w:bookmarkEnd w:id="8"/>
+      <w:bookmarkEnd w:id="16"/>
+      <w:bookmarkEnd w:id="17"/>
     </w:p>
     <w:p>
       <w:pPr>
@@ -520,7 +538,8 @@
           <w:szCs w:val="36"/>
         </w:rPr>
       </w:pPr>
-      <w:bookmarkStart w:id="9" w:name="_Toc166607258"/>
+      <w:bookmarkStart w:id="18" w:name="_Toc166607258"/>
+      <w:bookmarkStart w:id="19" w:name="_Toc167037751"/>
       <w:r>
         <w:rPr>
           <w:rFonts w:eastAsia="Times New Roman"/>
@@ -532,7 +551,8 @@
         </w:rPr>
         <w:t>О Т Ч Е Т</w:t>
       </w:r>
-      <w:bookmarkEnd w:id="9"/>
+      <w:bookmarkEnd w:id="18"/>
+      <w:bookmarkEnd w:id="19"/>
     </w:p>
     <w:p>
       <w:pPr>
@@ -558,7 +578,8 @@
           <w:szCs w:val="32"/>
         </w:rPr>
       </w:pPr>
-      <w:bookmarkStart w:id="10" w:name="_Toc166607259"/>
+      <w:bookmarkStart w:id="20" w:name="_Toc166607259"/>
+      <w:bookmarkStart w:id="21" w:name="_Toc167037752"/>
       <w:r>
         <w:rPr>
           <w:rFonts w:eastAsia="Times New Roman"/>
@@ -591,7 +612,8 @@
         </w:rPr>
         <w:t>практике</w:t>
       </w:r>
-      <w:bookmarkEnd w:id="10"/>
+      <w:bookmarkEnd w:id="20"/>
+      <w:bookmarkEnd w:id="21"/>
     </w:p>
     <w:p>
       <w:pPr>
@@ -665,8 +687,8 @@
           <w:szCs w:val="20"/>
         </w:rPr>
       </w:pPr>
-      <w:bookmarkStart w:id="11" w:name="_heading=h.gjdgxs" w:colFirst="0" w:colLast="0"/>
-      <w:bookmarkEnd w:id="11"/>
+      <w:bookmarkStart w:id="22" w:name="_heading=h.gjdgxs" w:colFirst="0" w:colLast="0"/>
+      <w:bookmarkEnd w:id="22"/>
     </w:p>
     <w:p>
       <w:pPr>
@@ -716,7 +738,8 @@
           <w:position w:val="-1"/>
         </w:rPr>
       </w:pPr>
-      <w:bookmarkStart w:id="12" w:name="_Toc166607260"/>
+      <w:bookmarkStart w:id="23" w:name="_Toc166607260"/>
+      <w:bookmarkStart w:id="24" w:name="_Toc167037753"/>
       <w:r>
         <w:rPr>
           <w:rFonts w:eastAsia="Times New Roman"/>
@@ -752,7 +775,8 @@
         </w:rPr>
         <w:t>Б</w:t>
       </w:r>
-      <w:bookmarkEnd w:id="12"/>
+      <w:bookmarkEnd w:id="23"/>
+      <w:bookmarkEnd w:id="24"/>
     </w:p>
     <w:p>
       <w:pPr>
@@ -808,7 +832,8 @@
           <w:u w:val="single"/>
         </w:rPr>
       </w:pPr>
-      <w:bookmarkStart w:id="13" w:name="_Toc166607261"/>
+      <w:bookmarkStart w:id="25" w:name="_Toc166607261"/>
+      <w:bookmarkStart w:id="26" w:name="_Toc167037754"/>
       <w:r>
         <w:rPr>
           <w:rFonts w:eastAsia="Times New Roman"/>
@@ -820,7 +845,8 @@
         </w:rPr>
         <w:t>Мехоношин Владислав Антонович____</w:t>
       </w:r>
-      <w:bookmarkEnd w:id="13"/>
+      <w:bookmarkEnd w:id="25"/>
+      <w:bookmarkEnd w:id="26"/>
     </w:p>
     <w:p>
       <w:pPr>
@@ -846,7 +872,8 @@
           <w:szCs w:val="20"/>
         </w:rPr>
       </w:pPr>
-      <w:bookmarkStart w:id="14" w:name="_Toc166607262"/>
+      <w:bookmarkStart w:id="27" w:name="_Toc166607262"/>
+      <w:bookmarkStart w:id="28" w:name="_Toc167037755"/>
       <w:r>
         <w:rPr>
           <w:rFonts w:eastAsia="Times New Roman"/>
@@ -857,7 +884,8 @@
         </w:rPr>
         <w:t>(Фамилия, имя, отчество)</w:t>
       </w:r>
-      <w:bookmarkEnd w:id="14"/>
+      <w:bookmarkEnd w:id="27"/>
+      <w:bookmarkEnd w:id="28"/>
     </w:p>
     <w:p>
       <w:pPr>
@@ -909,7 +937,8 @@
           <w:szCs w:val="22"/>
         </w:rPr>
       </w:pPr>
-      <w:bookmarkStart w:id="15" w:name="_Toc166607263"/>
+      <w:bookmarkStart w:id="29" w:name="_Toc166607263"/>
+      <w:bookmarkStart w:id="30" w:name="_Toc167037756"/>
       <w:r>
         <w:rPr>
           <w:rFonts w:eastAsia="Times New Roman"/>
@@ -921,7 +950,8 @@
         </w:rPr>
         <w:t>_________________________________</w:t>
       </w:r>
-      <w:bookmarkEnd w:id="15"/>
+      <w:bookmarkEnd w:id="29"/>
+      <w:bookmarkEnd w:id="30"/>
     </w:p>
     <w:p>
       <w:pPr>
@@ -947,7 +977,8 @@
           <w:szCs w:val="20"/>
         </w:rPr>
       </w:pPr>
-      <w:bookmarkStart w:id="16" w:name="_Toc166607264"/>
+      <w:bookmarkStart w:id="31" w:name="_Toc166607264"/>
+      <w:bookmarkStart w:id="32" w:name="_Toc167037757"/>
       <w:r>
         <w:rPr>
           <w:rFonts w:eastAsia="Times New Roman"/>
@@ -958,7 +989,8 @@
         </w:rPr>
         <w:t>(подпись)</w:t>
       </w:r>
-      <w:bookmarkEnd w:id="16"/>
+      <w:bookmarkEnd w:id="31"/>
+      <w:bookmarkEnd w:id="32"/>
     </w:p>
     <w:p>
       <w:pPr>
@@ -1017,7 +1049,8 @@
         </w:rPr>
         <w:t xml:space="preserve">       </w:t>
       </w:r>
-      <w:bookmarkStart w:id="17" w:name="_Toc166607265"/>
+      <w:bookmarkStart w:id="33" w:name="_Toc166607265"/>
+      <w:bookmarkStart w:id="34" w:name="_Toc167037758"/>
       <w:r>
         <w:rPr>
           <w:rFonts w:eastAsia="Times New Roman"/>
@@ -1027,7 +1060,8 @@
         </w:rPr>
         <w:t>Проверили:</w:t>
       </w:r>
-      <w:bookmarkEnd w:id="17"/>
+      <w:bookmarkEnd w:id="33"/>
+      <w:bookmarkEnd w:id="34"/>
     </w:p>
     <w:p>
       <w:pPr>
@@ -1079,54 +1113,6 @@
           <w:u w:val="single"/>
         </w:rPr>
       </w:pPr>
-      <w:bookmarkStart w:id="18" w:name="_Toc166607266"/>
-      <w:r>
-        <w:rPr>
-          <w:rFonts w:eastAsia="Times New Roman"/>
-          <w:color w:val="000000"/>
-          <w:position w:val="-1"/>
-          <w:sz w:val="24"/>
-          <w:szCs w:val="24"/>
-          <w:u w:val="single"/>
-        </w:rPr>
-        <w:t xml:space="preserve">Начальник службы информационных технологий-Заместитель директора по информационным технологиям </w:t>
-      </w:r>
-      <w:proofErr w:type="spellStart"/>
-      <w:r>
-        <w:rPr>
-          <w:rFonts w:eastAsia="Times New Roman"/>
-          <w:color w:val="000000"/>
-          <w:position w:val="-1"/>
-          <w:sz w:val="24"/>
-          <w:szCs w:val="24"/>
-          <w:u w:val="single"/>
-        </w:rPr>
-        <w:t>Лобашев</w:t>
-      </w:r>
-      <w:proofErr w:type="spellEnd"/>
-      <w:r>
-        <w:rPr>
-          <w:rFonts w:eastAsia="Times New Roman"/>
-          <w:color w:val="000000"/>
-          <w:position w:val="-1"/>
-          <w:sz w:val="24"/>
-          <w:szCs w:val="24"/>
-          <w:u w:val="single"/>
-        </w:rPr>
-        <w:t xml:space="preserve"> С.А.</w:t>
-      </w:r>
-      <w:bookmarkEnd w:id="18"/>
-      <w:r>
-        <w:rPr>
-          <w:rFonts w:eastAsia="Times New Roman"/>
-          <w:color w:val="000000"/>
-          <w:position w:val="-1"/>
-          <w:sz w:val="24"/>
-          <w:szCs w:val="24"/>
-          <w:u w:val="single"/>
-        </w:rPr>
-        <w:t xml:space="preserve"> </w:t>
-      </w:r>
     </w:p>
     <w:p>
       <w:pPr>
@@ -1148,32 +1134,11 @@
           <w:rFonts w:eastAsia="Times New Roman"/>
           <w:color w:val="000000"/>
           <w:position w:val="-1"/>
-          <w:sz w:val="22"/>
-          <w:szCs w:val="22"/>
-        </w:rPr>
-      </w:pPr>
-      <w:bookmarkStart w:id="19" w:name="_Toc166607267"/>
-      <w:r>
-        <w:rPr>
-          <w:rFonts w:eastAsia="Times New Roman"/>
-          <w:color w:val="000000"/>
-          <w:position w:val="-1"/>
-          <w:sz w:val="22"/>
-          <w:szCs w:val="22"/>
-        </w:rPr>
-        <w:t>(должность, Ф.И.О.  ответственного за практическую подготовку от профильной организации)</w:t>
-      </w:r>
-      <w:bookmarkEnd w:id="19"/>
-      <w:r>
-        <w:rPr>
-          <w:rFonts w:eastAsia="Times New Roman"/>
-          <w:color w:val="000000"/>
-          <w:position w:val="-1"/>
-          <w:sz w:val="22"/>
-          <w:szCs w:val="22"/>
-        </w:rPr>
-        <w:t xml:space="preserve">     </w:t>
-      </w:r>
+          <w:sz w:val="24"/>
+          <w:szCs w:val="24"/>
+          <w:u w:val="single"/>
+        </w:rPr>
+      </w:pPr>
     </w:p>
     <w:p>
       <w:pPr>
@@ -1192,11 +1157,12 @@
         <w:textAlignment w:val="top"/>
         <w:outlineLvl w:val="0"/>
         <w:rPr>
-          <w:rFonts w:ascii="Arial" w:eastAsia="Arial" w:hAnsi="Arial" w:cs="Arial"/>
+          <w:rFonts w:eastAsia="Times New Roman"/>
           <w:color w:val="000000"/>
           <w:position w:val="-1"/>
-          <w:sz w:val="16"/>
-          <w:szCs w:val="16"/>
+          <w:sz w:val="24"/>
+          <w:szCs w:val="24"/>
+          <w:u w:val="single"/>
         </w:rPr>
       </w:pPr>
     </w:p>
@@ -1217,25 +1183,14 @@
         <w:textAlignment w:val="top"/>
         <w:outlineLvl w:val="0"/>
         <w:rPr>
-          <w:rFonts w:ascii="Arial" w:eastAsia="Arial" w:hAnsi="Arial" w:cs="Arial"/>
+          <w:rFonts w:eastAsia="Times New Roman"/>
           <w:color w:val="000000"/>
           <w:position w:val="-1"/>
-          <w:sz w:val="16"/>
-          <w:szCs w:val="16"/>
-        </w:rPr>
-      </w:pPr>
-      <w:bookmarkStart w:id="20" w:name="_Toc166607268"/>
-      <w:r>
-        <w:rPr>
-          <w:rFonts w:ascii="Arial" w:eastAsia="Arial" w:hAnsi="Arial" w:cs="Arial"/>
-          <w:color w:val="000000"/>
-          <w:position w:val="-1"/>
-          <w:sz w:val="16"/>
-          <w:szCs w:val="16"/>
-        </w:rPr>
-        <w:t>___________                   _________________________</w:t>
-      </w:r>
-      <w:bookmarkEnd w:id="20"/>
+          <w:sz w:val="24"/>
+          <w:szCs w:val="24"/>
+          <w:u w:val="single"/>
+        </w:rPr>
+      </w:pPr>
     </w:p>
     <w:p>
       <w:pPr>
@@ -1254,67 +1209,14 @@
         <w:textAlignment w:val="top"/>
         <w:outlineLvl w:val="0"/>
         <w:rPr>
-          <w:rFonts w:ascii="Arial" w:eastAsia="Arial" w:hAnsi="Arial" w:cs="Arial"/>
+          <w:rFonts w:eastAsia="Times New Roman"/>
           <w:color w:val="000000"/>
           <w:position w:val="-1"/>
-          <w:sz w:val="16"/>
-          <w:szCs w:val="16"/>
-        </w:rPr>
-      </w:pPr>
-      <w:r>
-        <w:rPr>
-          <w:rFonts w:eastAsia="Times New Roman"/>
-          <w:color w:val="000000"/>
-          <w:position w:val="-1"/>
-          <w:sz w:val="22"/>
-          <w:szCs w:val="22"/>
-        </w:rPr>
-        <w:t xml:space="preserve">  </w:t>
-      </w:r>
-      <w:bookmarkStart w:id="21" w:name="_Toc166607269"/>
-      <w:r>
-        <w:rPr>
-          <w:rFonts w:eastAsia="Times New Roman"/>
-          <w:color w:val="000000"/>
-          <w:position w:val="-1"/>
-          <w:sz w:val="22"/>
-          <w:szCs w:val="22"/>
-        </w:rPr>
-        <w:t>(</w:t>
-      </w:r>
-      <w:proofErr w:type="gramStart"/>
-      <w:r>
-        <w:rPr>
-          <w:rFonts w:eastAsia="Times New Roman"/>
-          <w:color w:val="000000"/>
-          <w:position w:val="-1"/>
-          <w:sz w:val="22"/>
-          <w:szCs w:val="22"/>
-        </w:rPr>
-        <w:t xml:space="preserve">оценка)   </w:t>
-      </w:r>
-      <w:proofErr w:type="gramEnd"/>
-      <w:r>
-        <w:rPr>
-          <w:rFonts w:eastAsia="Times New Roman"/>
-          <w:color w:val="000000"/>
-          <w:position w:val="-1"/>
-          <w:sz w:val="22"/>
-          <w:szCs w:val="22"/>
-        </w:rPr>
-        <w:t xml:space="preserve">                            (подпись</w:t>
-      </w:r>
-      <w:r>
-        <w:rPr>
-          <w:rFonts w:ascii="Arial" w:eastAsia="Arial" w:hAnsi="Arial" w:cs="Arial"/>
-          <w:color w:val="000000"/>
-          <w:position w:val="-1"/>
-          <w:sz w:val="16"/>
-          <w:szCs w:val="16"/>
-        </w:rPr>
-        <w:t>)</w:t>
-      </w:r>
-      <w:bookmarkEnd w:id="21"/>
+          <w:sz w:val="24"/>
+          <w:szCs w:val="24"/>
+          <w:u w:val="single"/>
+        </w:rPr>
+      </w:pPr>
     </w:p>
     <w:p>
       <w:pPr>
@@ -1333,35 +1235,14 @@
         <w:textAlignment w:val="top"/>
         <w:outlineLvl w:val="0"/>
         <w:rPr>
-          <w:rFonts w:ascii="Arial" w:eastAsia="Arial" w:hAnsi="Arial" w:cs="Arial"/>
+          <w:rFonts w:eastAsia="Times New Roman"/>
           <w:color w:val="000000"/>
           <w:position w:val="-1"/>
-          <w:sz w:val="16"/>
-          <w:szCs w:val="16"/>
-        </w:rPr>
-      </w:pPr>
-      <w:r>
-        <w:rPr>
-          <w:rFonts w:ascii="Arial" w:eastAsia="Arial" w:hAnsi="Arial" w:cs="Arial"/>
-          <w:color w:val="000000"/>
-          <w:position w:val="-1"/>
-          <w:sz w:val="16"/>
-          <w:szCs w:val="16"/>
-        </w:rPr>
-        <w:t xml:space="preserve">                                                        </w:t>
-      </w:r>
-      <w:bookmarkStart w:id="22" w:name="_Toc166607270"/>
-      <w:r>
-        <w:rPr>
-          <w:rFonts w:ascii="Arial" w:eastAsia="Arial" w:hAnsi="Arial" w:cs="Arial"/>
-          <w:color w:val="000000"/>
-          <w:position w:val="-1"/>
-          <w:sz w:val="16"/>
-          <w:szCs w:val="16"/>
-        </w:rPr>
-        <w:t>_____________</w:t>
-      </w:r>
-      <w:bookmarkEnd w:id="22"/>
+          <w:sz w:val="24"/>
+          <w:szCs w:val="24"/>
+          <w:u w:val="single"/>
+        </w:rPr>
+      </w:pPr>
     </w:p>
     <w:p>
       <w:pPr>
@@ -1383,65 +1264,11 @@
           <w:rFonts w:eastAsia="Times New Roman"/>
           <w:color w:val="000000"/>
           <w:position w:val="-1"/>
-          <w:sz w:val="22"/>
-          <w:szCs w:val="22"/>
-        </w:rPr>
-      </w:pPr>
-      <w:bookmarkStart w:id="23" w:name="_Toc166607271"/>
-      <w:r>
-        <w:rPr>
-          <w:rFonts w:eastAsia="Times New Roman"/>
-          <w:color w:val="000000"/>
-          <w:position w:val="-1"/>
-          <w:sz w:val="22"/>
-          <w:szCs w:val="22"/>
-        </w:rPr>
-        <w:t>МП</w:t>
-      </w:r>
-      <w:r>
-        <w:rPr>
-          <w:rFonts w:eastAsia="Times New Roman"/>
-          <w:b/>
-          <w:color w:val="000000"/>
-          <w:position w:val="-1"/>
-          <w:sz w:val="22"/>
-          <w:szCs w:val="22"/>
-        </w:rPr>
-        <w:t xml:space="preserve">   </w:t>
-      </w:r>
-      <w:r>
-        <w:rPr>
-          <w:rFonts w:eastAsia="Times New Roman"/>
-          <w:color w:val="000000"/>
-          <w:position w:val="-1"/>
-          <w:sz w:val="22"/>
-          <w:szCs w:val="22"/>
-        </w:rPr>
-        <w:t xml:space="preserve">           </w:t>
-      </w:r>
-      <w:proofErr w:type="gramStart"/>
-      <w:r>
-        <w:rPr>
-          <w:rFonts w:eastAsia="Times New Roman"/>
-          <w:color w:val="000000"/>
-          <w:position w:val="-1"/>
-          <w:sz w:val="22"/>
-          <w:szCs w:val="22"/>
-        </w:rPr>
-        <w:t xml:space="preserve">   (</w:t>
-      </w:r>
-      <w:proofErr w:type="gramEnd"/>
-      <w:r>
-        <w:rPr>
-          <w:rFonts w:eastAsia="Times New Roman"/>
-          <w:color w:val="000000"/>
-          <w:position w:val="-1"/>
-          <w:sz w:val="22"/>
-          <w:szCs w:val="22"/>
-        </w:rPr>
-        <w:t>дата)</w:t>
-      </w:r>
-      <w:bookmarkEnd w:id="23"/>
+          <w:sz w:val="24"/>
+          <w:szCs w:val="24"/>
+          <w:u w:val="single"/>
+        </w:rPr>
+      </w:pPr>
     </w:p>
     <w:p>
       <w:pPr>
@@ -1543,7 +1370,8 @@
           <w:u w:val="single"/>
         </w:rPr>
       </w:pPr>
-      <w:bookmarkStart w:id="24" w:name="_Toc166607272"/>
+      <w:bookmarkStart w:id="35" w:name="_Toc166607272"/>
+      <w:bookmarkStart w:id="36" w:name="_Toc167037759"/>
       <w:r>
         <w:rPr>
           <w:rFonts w:eastAsia="Times New Roman"/>
@@ -1555,7 +1383,8 @@
         </w:rPr>
         <w:t>Старший преподаватель кафедры ИТАС Кузнецов Д.Б.</w:t>
       </w:r>
-      <w:bookmarkEnd w:id="24"/>
+      <w:bookmarkEnd w:id="35"/>
+      <w:bookmarkEnd w:id="36"/>
     </w:p>
     <w:p>
       <w:pPr>
@@ -1581,7 +1410,8 @@
           <w:szCs w:val="22"/>
         </w:rPr>
       </w:pPr>
-      <w:bookmarkStart w:id="25" w:name="_Toc166607273"/>
+      <w:bookmarkStart w:id="37" w:name="_Toc166607273"/>
+      <w:bookmarkStart w:id="38" w:name="_Toc167037760"/>
       <w:r>
         <w:rPr>
           <w:rFonts w:eastAsia="Times New Roman"/>
@@ -1592,7 +1422,8 @@
         </w:rPr>
         <w:t>(должность, Ф.И.О.  руководителя по практической подготовке от кафедры)</w:t>
       </w:r>
-      <w:bookmarkEnd w:id="25"/>
+      <w:bookmarkEnd w:id="37"/>
+      <w:bookmarkEnd w:id="38"/>
       <w:r>
         <w:rPr>
           <w:rFonts w:eastAsia="Times New Roman"/>
@@ -1628,7 +1459,8 @@
           <w:szCs w:val="16"/>
         </w:rPr>
       </w:pPr>
-      <w:bookmarkStart w:id="26" w:name="_Toc166607274"/>
+      <w:bookmarkStart w:id="39" w:name="_Toc166607274"/>
+      <w:bookmarkStart w:id="40" w:name="_Toc167037761"/>
       <w:r>
         <w:rPr>
           <w:rFonts w:ascii="Arial" w:eastAsia="Arial" w:hAnsi="Arial" w:cs="Arial"/>
@@ -1660,7 +1492,8 @@
         <w:tab/>
         <w:t xml:space="preserve"> _________________________</w:t>
       </w:r>
-      <w:bookmarkEnd w:id="26"/>
+      <w:bookmarkEnd w:id="39"/>
+      <w:bookmarkEnd w:id="40"/>
     </w:p>
     <w:p>
       <w:pPr>
@@ -1696,7 +1529,8 @@
         </w:rPr>
         <w:t xml:space="preserve">  </w:t>
       </w:r>
-      <w:bookmarkStart w:id="27" w:name="_Toc166607275"/>
+      <w:bookmarkStart w:id="41" w:name="_Toc166607275"/>
+      <w:bookmarkStart w:id="42" w:name="_Toc167037762"/>
       <w:r>
         <w:rPr>
           <w:rFonts w:eastAsia="Times New Roman"/>
@@ -1729,7 +1563,8 @@
         </w:rPr>
         <w:t xml:space="preserve">                            (подпись)</w:t>
       </w:r>
-      <w:bookmarkEnd w:id="27"/>
+      <w:bookmarkEnd w:id="41"/>
+      <w:bookmarkEnd w:id="42"/>
     </w:p>
     <w:p>
       <w:pPr>
@@ -1776,7 +1611,8 @@
         <w:tab/>
         <w:t xml:space="preserve">       </w:t>
       </w:r>
-      <w:bookmarkStart w:id="28" w:name="_Toc166607276"/>
+      <w:bookmarkStart w:id="43" w:name="_Toc166607276"/>
+      <w:bookmarkStart w:id="44" w:name="_Toc167037763"/>
       <w:r>
         <w:rPr>
           <w:rFonts w:ascii="Arial" w:eastAsia="Arial" w:hAnsi="Arial" w:cs="Arial"/>
@@ -1787,7 +1623,8 @@
         </w:rPr>
         <w:t>_____________</w:t>
       </w:r>
-      <w:bookmarkEnd w:id="28"/>
+      <w:bookmarkEnd w:id="43"/>
+      <w:bookmarkEnd w:id="44"/>
     </w:p>
     <w:p>
       <w:pPr>
@@ -1823,7 +1660,8 @@
         </w:rPr>
         <w:t xml:space="preserve">                                                </w:t>
       </w:r>
-      <w:bookmarkStart w:id="29" w:name="_Toc166607277"/>
+      <w:bookmarkStart w:id="45" w:name="_Toc166607277"/>
+      <w:bookmarkStart w:id="46" w:name="_Toc167037764"/>
       <w:r>
         <w:rPr>
           <w:rFonts w:eastAsia="Times New Roman"/>
@@ -1834,7 +1672,8 @@
         </w:rPr>
         <w:t>(дата)</w:t>
       </w:r>
-      <w:bookmarkEnd w:id="29"/>
+      <w:bookmarkEnd w:id="45"/>
+      <w:bookmarkEnd w:id="46"/>
     </w:p>
     <w:p>
       <w:pPr>
@@ -1860,8 +1699,8 @@
           <w:szCs w:val="20"/>
         </w:rPr>
       </w:pPr>
-      <w:bookmarkStart w:id="30" w:name="bookmark=id.30j0zll" w:colFirst="0" w:colLast="0"/>
-      <w:bookmarkEnd w:id="30"/>
+      <w:bookmarkStart w:id="47" w:name="bookmark=id.30j0zll" w:colFirst="0" w:colLast="0"/>
+      <w:bookmarkEnd w:id="47"/>
       <w:r>
         <w:rPr>
           <w:rFonts w:ascii="Arial" w:eastAsia="Arial" w:hAnsi="Arial" w:cs="Arial"/>
@@ -1921,7 +1760,8 @@
           <w:szCs w:val="20"/>
         </w:rPr>
       </w:pPr>
-      <w:bookmarkStart w:id="31" w:name="_Toc166607278"/>
+      <w:bookmarkStart w:id="48" w:name="_Toc166607278"/>
+      <w:bookmarkStart w:id="49" w:name="_Toc167037765"/>
       <w:proofErr w:type="gramStart"/>
       <w:r>
         <w:rPr>
@@ -1932,7 +1772,8 @@
         </w:rPr>
         <w:t>Пермь  2024</w:t>
       </w:r>
-      <w:bookmarkEnd w:id="31"/>
+      <w:bookmarkEnd w:id="48"/>
+      <w:bookmarkEnd w:id="49"/>
       <w:proofErr w:type="gramEnd"/>
     </w:p>
     <w:p>
@@ -2092,7 +1933,7 @@
           <w:r>
             <w:fldChar w:fldCharType="separate"/>
           </w:r>
-          <w:hyperlink w:anchor="_Toc166607279" w:history="1">
+          <w:hyperlink w:anchor="_Toc167037766" w:history="1">
             <w:r>
               <w:rPr>
                 <w:rStyle w:val="ac"/>
@@ -2119,7 +1960,7 @@
                 <w:noProof/>
                 <w:webHidden/>
               </w:rPr>
-              <w:instrText xml:space="preserve"> PAGEREF _Toc166607279 \h </w:instrText>
+              <w:instrText xml:space="preserve"> PAGEREF _Toc167037766 \h </w:instrText>
             </w:r>
             <w:r>
               <w:rPr>
@@ -2165,7 +2006,7 @@
               <w14:ligatures w14:val="standardContextual"/>
             </w:rPr>
           </w:pPr>
-          <w:hyperlink w:anchor="_Toc166607280" w:history="1">
+          <w:hyperlink w:anchor="_Toc167037767" w:history="1">
             <w:r>
               <w:rPr>
                 <w:rStyle w:val="ac"/>
@@ -2192,7 +2033,7 @@
                 <w:noProof/>
                 <w:webHidden/>
               </w:rPr>
-              <w:instrText xml:space="preserve"> PAGEREF _Toc166607280 \h </w:instrText>
+              <w:instrText xml:space="preserve"> PAGEREF _Toc167037767 \h </w:instrText>
             </w:r>
             <w:r>
               <w:rPr>
@@ -2238,7 +2079,7 @@
               <w14:ligatures w14:val="standardContextual"/>
             </w:rPr>
           </w:pPr>
-          <w:hyperlink w:anchor="_Toc166607281" w:history="1">
+          <w:hyperlink w:anchor="_Toc167037768" w:history="1">
             <w:r>
               <w:rPr>
                 <w:rStyle w:val="ac"/>
@@ -2265,7 +2106,7 @@
                 <w:noProof/>
                 <w:webHidden/>
               </w:rPr>
-              <w:instrText xml:space="preserve"> PAGEREF _Toc166607281 \h </w:instrText>
+              <w:instrText xml:space="preserve"> PAGEREF _Toc167037768 \h </w:instrText>
             </w:r>
             <w:r>
               <w:rPr>
@@ -2312,7 +2153,7 @@
               <w14:ligatures w14:val="standardContextual"/>
             </w:rPr>
           </w:pPr>
-          <w:hyperlink w:anchor="_Toc166607282" w:history="1">
+          <w:hyperlink w:anchor="_Toc167037769" w:history="1">
             <w:r>
               <w:rPr>
                 <w:rStyle w:val="ac"/>
@@ -2357,7 +2198,7 @@
                 <w:noProof/>
                 <w:webHidden/>
               </w:rPr>
-              <w:instrText xml:space="preserve"> PAGEREF _Toc166607282 \h </w:instrText>
+              <w:instrText xml:space="preserve"> PAGEREF _Toc167037769 \h </w:instrText>
             </w:r>
             <w:r>
               <w:rPr>
@@ -2403,7 +2244,7 @@
               <w14:ligatures w14:val="standardContextual"/>
             </w:rPr>
           </w:pPr>
-          <w:hyperlink w:anchor="_Toc166607283" w:history="1">
+          <w:hyperlink w:anchor="_Toc167037770" w:history="1">
             <w:r>
               <w:rPr>
                 <w:rStyle w:val="ac"/>
@@ -2430,7 +2271,7 @@
                 <w:noProof/>
                 <w:webHidden/>
               </w:rPr>
-              <w:instrText xml:space="preserve"> PAGEREF _Toc166607283 \h </w:instrText>
+              <w:instrText xml:space="preserve"> PAGEREF _Toc167037770 \h </w:instrText>
             </w:r>
             <w:r>
               <w:rPr>
@@ -2476,7 +2317,7 @@
               <w14:ligatures w14:val="standardContextual"/>
             </w:rPr>
           </w:pPr>
-          <w:hyperlink w:anchor="_Toc166607284" w:history="1">
+          <w:hyperlink w:anchor="_Toc167037771" w:history="1">
             <w:r>
               <w:rPr>
                 <w:rStyle w:val="ac"/>
@@ -2503,7 +2344,7 @@
                 <w:noProof/>
                 <w:webHidden/>
               </w:rPr>
-              <w:instrText xml:space="preserve"> PAGEREF _Toc166607284 \h </w:instrText>
+              <w:instrText xml:space="preserve"> PAGEREF _Toc167037771 \h </w:instrText>
             </w:r>
             <w:r>
               <w:rPr>
@@ -2549,7 +2390,7 @@
               <w14:ligatures w14:val="standardContextual"/>
             </w:rPr>
           </w:pPr>
-          <w:hyperlink w:anchor="_Toc166607285" w:history="1">
+          <w:hyperlink w:anchor="_Toc167037772" w:history="1">
             <w:r>
               <w:rPr>
                 <w:rStyle w:val="ac"/>
@@ -2576,7 +2417,7 @@
                 <w:noProof/>
                 <w:webHidden/>
               </w:rPr>
-              <w:instrText xml:space="preserve"> PAGEREF _Toc166607285 \h </w:instrText>
+              <w:instrText xml:space="preserve"> PAGEREF _Toc167037772 \h </w:instrText>
             </w:r>
             <w:r>
               <w:rPr>
@@ -2596,7 +2437,7 @@
                 <w:noProof/>
                 <w:webHidden/>
               </w:rPr>
-              <w:t>18</w:t>
+              <w:t>17</w:t>
             </w:r>
             <w:r>
               <w:rPr>
@@ -2622,7 +2463,7 @@
               <w14:ligatures w14:val="standardContextual"/>
             </w:rPr>
           </w:pPr>
-          <w:hyperlink w:anchor="_Toc166607286" w:history="1">
+          <w:hyperlink w:anchor="_Toc167037773" w:history="1">
             <w:r>
               <w:rPr>
                 <w:rStyle w:val="ac"/>
@@ -2649,7 +2490,7 @@
                 <w:noProof/>
                 <w:webHidden/>
               </w:rPr>
-              <w:instrText xml:space="preserve"> PAGEREF _Toc166607286 \h </w:instrText>
+              <w:instrText xml:space="preserve"> PAGEREF _Toc167037773 \h </w:instrText>
             </w:r>
             <w:r>
               <w:rPr>
@@ -2669,7 +2510,7 @@
                 <w:noProof/>
                 <w:webHidden/>
               </w:rPr>
-              <w:t>19</w:t>
+              <w:t>18</w:t>
             </w:r>
             <w:r>
               <w:rPr>
@@ -2695,7 +2536,7 @@
               <w14:ligatures w14:val="standardContextual"/>
             </w:rPr>
           </w:pPr>
-          <w:hyperlink w:anchor="_Toc166607287" w:history="1">
+          <w:hyperlink w:anchor="_Toc167037774" w:history="1">
             <w:r>
               <w:rPr>
                 <w:rStyle w:val="ac"/>
@@ -2722,7 +2563,7 @@
                 <w:noProof/>
                 <w:webHidden/>
               </w:rPr>
-              <w:instrText xml:space="preserve"> PAGEREF _Toc166607287 \h </w:instrText>
+              <w:instrText xml:space="preserve"> PAGEREF _Toc167037774 \h </w:instrText>
             </w:r>
             <w:r>
               <w:rPr>
@@ -2742,7 +2583,7 @@
                 <w:noProof/>
                 <w:webHidden/>
               </w:rPr>
-              <w:t>19</w:t>
+              <w:t>18</w:t>
             </w:r>
             <w:r>
               <w:rPr>
@@ -2768,7 +2609,7 @@
               <w14:ligatures w14:val="standardContextual"/>
             </w:rPr>
           </w:pPr>
-          <w:hyperlink w:anchor="_Toc166607288" w:history="1">
+          <w:hyperlink w:anchor="_Toc167037775" w:history="1">
             <w:r>
               <w:rPr>
                 <w:rStyle w:val="ac"/>
@@ -2795,7 +2636,7 @@
                 <w:noProof/>
                 <w:webHidden/>
               </w:rPr>
-              <w:instrText xml:space="preserve"> PAGEREF _Toc166607288 \h </w:instrText>
+              <w:instrText xml:space="preserve"> PAGEREF _Toc167037775 \h </w:instrText>
             </w:r>
             <w:r>
               <w:rPr>
@@ -2815,7 +2656,7 @@
                 <w:noProof/>
                 <w:webHidden/>
               </w:rPr>
-              <w:t>21</w:t>
+              <w:t>20</w:t>
             </w:r>
             <w:r>
               <w:rPr>
@@ -2841,7 +2682,7 @@
               <w14:ligatures w14:val="standardContextual"/>
             </w:rPr>
           </w:pPr>
-          <w:hyperlink w:anchor="_Toc166607289" w:history="1">
+          <w:hyperlink w:anchor="_Toc167037776" w:history="1">
             <w:r>
               <w:rPr>
                 <w:rStyle w:val="ac"/>
@@ -2868,7 +2709,7 @@
                 <w:noProof/>
                 <w:webHidden/>
               </w:rPr>
-              <w:instrText xml:space="preserve"> PAGEREF _Toc166607289 \h </w:instrText>
+              <w:instrText xml:space="preserve"> PAGEREF _Toc167037776 \h </w:instrText>
             </w:r>
             <w:r>
               <w:rPr>
@@ -2888,7 +2729,7 @@
                 <w:noProof/>
                 <w:webHidden/>
               </w:rPr>
-              <w:t>21</w:t>
+              <w:t>20</w:t>
             </w:r>
             <w:r>
               <w:rPr>
@@ -2914,7 +2755,7 @@
               <w14:ligatures w14:val="standardContextual"/>
             </w:rPr>
           </w:pPr>
-          <w:hyperlink w:anchor="_Toc166607290" w:history="1">
+          <w:hyperlink w:anchor="_Toc167037777" w:history="1">
             <w:r>
               <w:rPr>
                 <w:rStyle w:val="ac"/>
@@ -2941,7 +2782,7 @@
                 <w:noProof/>
                 <w:webHidden/>
               </w:rPr>
-              <w:instrText xml:space="preserve"> PAGEREF _Toc166607290 \h </w:instrText>
+              <w:instrText xml:space="preserve"> PAGEREF _Toc167037777 \h </w:instrText>
             </w:r>
             <w:r>
               <w:rPr>
@@ -2961,7 +2802,7 @@
                 <w:noProof/>
                 <w:webHidden/>
               </w:rPr>
-              <w:t>22</w:t>
+              <w:t>21</w:t>
             </w:r>
             <w:r>
               <w:rPr>
@@ -2987,13 +2828,21 @@
               <w14:ligatures w14:val="standardContextual"/>
             </w:rPr>
           </w:pPr>
-          <w:hyperlink w:anchor="_Toc166607291" w:history="1">
+          <w:hyperlink w:anchor="_Toc167037778" w:history="1">
             <w:r>
               <w:rPr>
                 <w:rStyle w:val="ac"/>
                 <w:noProof/>
-              </w:rPr>
-              <w:t>2.5 Регистрация новых пользователей</w:t>
+                <w:lang w:val="en-US"/>
+              </w:rPr>
+              <w:t xml:space="preserve">2.5 </w:t>
+            </w:r>
+            <w:r>
+              <w:rPr>
+                <w:rStyle w:val="ac"/>
+                <w:noProof/>
+              </w:rPr>
+              <w:t>Комментарии</w:t>
             </w:r>
             <w:r>
               <w:rPr>
@@ -3014,7 +2863,7 @@
                 <w:noProof/>
                 <w:webHidden/>
               </w:rPr>
-              <w:instrText xml:space="preserve"> PAGEREF _Toc166607291 \h </w:instrText>
+              <w:instrText xml:space="preserve"> PAGEREF _Toc167037778 \h </w:instrText>
             </w:r>
             <w:r>
               <w:rPr>
@@ -3034,7 +2883,7 @@
                 <w:noProof/>
                 <w:webHidden/>
               </w:rPr>
-              <w:t>23</w:t>
+              <w:t>22</w:t>
             </w:r>
             <w:r>
               <w:rPr>
@@ -3060,13 +2909,13 @@
               <w14:ligatures w14:val="standardContextual"/>
             </w:rPr>
           </w:pPr>
-          <w:hyperlink w:anchor="_Toc166607292" w:history="1">
+          <w:hyperlink w:anchor="_Toc167037779" w:history="1">
             <w:r>
               <w:rPr>
                 <w:rStyle w:val="ac"/>
                 <w:noProof/>
               </w:rPr>
-              <w:t>2.6 Авторизация и аутентификация</w:t>
+              <w:t>2.6 Регистрация новых пользователей</w:t>
             </w:r>
             <w:r>
               <w:rPr>
@@ -3087,7 +2936,7 @@
                 <w:noProof/>
                 <w:webHidden/>
               </w:rPr>
-              <w:instrText xml:space="preserve"> PAGEREF _Toc166607292 \h </w:instrText>
+              <w:instrText xml:space="preserve"> PAGEREF _Toc167037779 \h </w:instrText>
             </w:r>
             <w:r>
               <w:rPr>
@@ -3107,7 +2956,7 @@
                 <w:noProof/>
                 <w:webHidden/>
               </w:rPr>
-              <w:t>23</w:t>
+              <w:t>22</w:t>
             </w:r>
             <w:r>
               <w:rPr>
@@ -3133,13 +2982,13 @@
               <w14:ligatures w14:val="standardContextual"/>
             </w:rPr>
           </w:pPr>
-          <w:hyperlink w:anchor="_Toc166607293" w:history="1">
+          <w:hyperlink w:anchor="_Toc167037780" w:history="1">
             <w:r>
               <w:rPr>
                 <w:rStyle w:val="ac"/>
                 <w:noProof/>
               </w:rPr>
-              <w:t>2.7 База данных</w:t>
+              <w:t>2.7 Авторизация и аутентификация</w:t>
             </w:r>
             <w:r>
               <w:rPr>
@@ -3160,7 +3009,7 @@
                 <w:noProof/>
                 <w:webHidden/>
               </w:rPr>
-              <w:instrText xml:space="preserve"> PAGEREF _Toc166607293 \h </w:instrText>
+              <w:instrText xml:space="preserve"> PAGEREF _Toc167037780 \h </w:instrText>
             </w:r>
             <w:r>
               <w:rPr>
@@ -3180,7 +3029,7 @@
                 <w:noProof/>
                 <w:webHidden/>
               </w:rPr>
-              <w:t>27</w:t>
+              <w:t>24</w:t>
             </w:r>
             <w:r>
               <w:rPr>
@@ -3206,13 +3055,13 @@
               <w14:ligatures w14:val="standardContextual"/>
             </w:rPr>
           </w:pPr>
-          <w:hyperlink w:anchor="_Toc166607294" w:history="1">
+          <w:hyperlink w:anchor="_Toc167037781" w:history="1">
             <w:r>
               <w:rPr>
                 <w:rStyle w:val="ac"/>
                 <w:noProof/>
               </w:rPr>
-              <w:t>2.8 Вывод по разделу</w:t>
+              <w:t>2.8 База данных</w:t>
             </w:r>
             <w:r>
               <w:rPr>
@@ -3233,7 +3082,7 @@
                 <w:noProof/>
                 <w:webHidden/>
               </w:rPr>
-              <w:instrText xml:space="preserve"> PAGEREF _Toc166607294 \h </w:instrText>
+              <w:instrText xml:space="preserve"> PAGEREF _Toc167037781 \h </w:instrText>
             </w:r>
             <w:r>
               <w:rPr>
@@ -3253,7 +3102,80 @@
                 <w:noProof/>
                 <w:webHidden/>
               </w:rPr>
-              <w:t>28</w:t>
+              <w:t>27</w:t>
+            </w:r>
+            <w:r>
+              <w:rPr>
+                <w:noProof/>
+                <w:webHidden/>
+              </w:rPr>
+              <w:fldChar w:fldCharType="end"/>
+            </w:r>
+          </w:hyperlink>
+        </w:p>
+        <w:p>
+          <w:pPr>
+            <w:pStyle w:val="21"/>
+            <w:tabs>
+              <w:tab w:val="right" w:leader="dot" w:pos="9345"/>
+            </w:tabs>
+            <w:rPr>
+              <w:rFonts w:asciiTheme="minorHAnsi" w:hAnsiTheme="minorHAnsi" w:cstheme="minorBidi"/>
+              <w:noProof/>
+              <w:kern w:val="2"/>
+              <w:sz w:val="22"/>
+              <w:szCs w:val="22"/>
+              <w14:ligatures w14:val="standardContextual"/>
+            </w:rPr>
+          </w:pPr>
+          <w:hyperlink w:anchor="_Toc167037782" w:history="1">
+            <w:r>
+              <w:rPr>
+                <w:rStyle w:val="ac"/>
+                <w:noProof/>
+              </w:rPr>
+              <w:t>2.9 Вывод по разделу</w:t>
+            </w:r>
+            <w:r>
+              <w:rPr>
+                <w:noProof/>
+                <w:webHidden/>
+              </w:rPr>
+              <w:tab/>
+            </w:r>
+            <w:r>
+              <w:rPr>
+                <w:noProof/>
+                <w:webHidden/>
+              </w:rPr>
+              <w:fldChar w:fldCharType="begin"/>
+            </w:r>
+            <w:r>
+              <w:rPr>
+                <w:noProof/>
+                <w:webHidden/>
+              </w:rPr>
+              <w:instrText xml:space="preserve"> PAGEREF _Toc167037782 \h </w:instrText>
+            </w:r>
+            <w:r>
+              <w:rPr>
+                <w:noProof/>
+                <w:webHidden/>
+              </w:rPr>
+            </w:r>
+            <w:r>
+              <w:rPr>
+                <w:noProof/>
+                <w:webHidden/>
+              </w:rPr>
+              <w:fldChar w:fldCharType="separate"/>
+            </w:r>
+            <w:r>
+              <w:rPr>
+                <w:noProof/>
+                <w:webHidden/>
+              </w:rPr>
+              <w:t>29</w:t>
             </w:r>
             <w:r>
               <w:rPr>
@@ -3279,7 +3201,7 @@
               <w14:ligatures w14:val="standardContextual"/>
             </w:rPr>
           </w:pPr>
-          <w:hyperlink w:anchor="_Toc166607295" w:history="1">
+          <w:hyperlink w:anchor="_Toc167037783" w:history="1">
             <w:r>
               <w:rPr>
                 <w:rStyle w:val="ac"/>
@@ -3306,7 +3228,7 @@
                 <w:noProof/>
                 <w:webHidden/>
               </w:rPr>
-              <w:instrText xml:space="preserve"> PAGEREF _Toc166607295 \h </w:instrText>
+              <w:instrText xml:space="preserve"> PAGEREF _Toc167037783 \h </w:instrText>
             </w:r>
             <w:r>
               <w:rPr>
@@ -3326,7 +3248,7 @@
                 <w:noProof/>
                 <w:webHidden/>
               </w:rPr>
-              <w:t>29</w:t>
+              <w:t>30</w:t>
             </w:r>
             <w:r>
               <w:rPr>
@@ -3352,7 +3274,7 @@
               <w14:ligatures w14:val="standardContextual"/>
             </w:rPr>
           </w:pPr>
-          <w:hyperlink w:anchor="_Toc166607296" w:history="1">
+          <w:hyperlink w:anchor="_Toc167037784" w:history="1">
             <w:r>
               <w:rPr>
                 <w:rStyle w:val="ac"/>
@@ -3379,7 +3301,7 @@
                 <w:noProof/>
                 <w:webHidden/>
               </w:rPr>
-              <w:instrText xml:space="preserve"> PAGEREF _Toc166607296 \h </w:instrText>
+              <w:instrText xml:space="preserve"> PAGEREF _Toc167037784 \h </w:instrText>
             </w:r>
             <w:r>
               <w:rPr>
@@ -3399,7 +3321,7 @@
                 <w:noProof/>
                 <w:webHidden/>
               </w:rPr>
-              <w:t>30</w:t>
+              <w:t>31</w:t>
             </w:r>
             <w:r>
               <w:rPr>
@@ -3427,6 +3349,7 @@
         <w:jc w:val="left"/>
         <w:rPr>
           <w:color w:val="000000"/>
+          <w:lang w:val="en-US"/>
         </w:rPr>
       </w:pPr>
       <w:r>
@@ -3438,12 +3361,12 @@
         <w:pStyle w:val="1"/>
         <w:ind w:firstLine="708"/>
       </w:pPr>
-      <w:bookmarkStart w:id="32" w:name="_Toc166607279"/>
+      <w:bookmarkStart w:id="50" w:name="_Toc167037766"/>
       <w:r>
         <w:lastRenderedPageBreak/>
         <w:t>ВВЕДЕНИЕ</w:t>
       </w:r>
-      <w:bookmarkEnd w:id="32"/>
+      <w:bookmarkEnd w:id="50"/>
     </w:p>
     <w:p>
       <w:pPr>
@@ -3806,23 +3729,23 @@
         <w:pStyle w:val="1"/>
         <w:ind w:firstLine="708"/>
       </w:pPr>
-      <w:bookmarkStart w:id="33" w:name="_Toc166607280"/>
+      <w:bookmarkStart w:id="51" w:name="_Toc167037767"/>
       <w:r>
         <w:lastRenderedPageBreak/>
         <w:t>1. Анализ</w:t>
       </w:r>
-      <w:bookmarkEnd w:id="33"/>
+      <w:bookmarkEnd w:id="51"/>
     </w:p>
     <w:p>
       <w:pPr>
         <w:pStyle w:val="2"/>
         <w:ind w:firstLine="708"/>
       </w:pPr>
-      <w:bookmarkStart w:id="34" w:name="_Toc166607281"/>
+      <w:bookmarkStart w:id="52" w:name="_Toc167037768"/>
       <w:r>
         <w:t>1.1 Анализ предмета автоматизации</w:t>
       </w:r>
-      <w:bookmarkEnd w:id="34"/>
+      <w:bookmarkEnd w:id="52"/>
     </w:p>
     <w:p>
       <w:pPr>
@@ -3866,7 +3789,34 @@
         <w:ind w:firstLine="709"/>
       </w:pPr>
       <w:r>
-        <w:t>В настоящее время существует множество вариаций систем оповещения сотрудников компаний. Но ни одна из них не предоставляет возможности реакции сотрудника на полученное уведомление.</w:t>
+        <w:rPr>
+          <w:highlight w:val="yellow"/>
+        </w:rPr>
+        <w:t xml:space="preserve">Основном требованием заказчика было создание конкурентно способной программной системы для массовой рассылки </w:t>
+      </w:r>
+      <w:r>
+        <w:rPr>
+          <w:highlight w:val="yellow"/>
+        </w:rPr>
+        <w:t>оповещений,</w:t>
+      </w:r>
+      <w:r>
+        <w:rPr>
+          <w:highlight w:val="yellow"/>
+        </w:rPr>
+        <w:t xml:space="preserve"> предоставляющей возможность реакций на пришедшие </w:t>
+      </w:r>
+      <w:r>
+        <w:rPr>
+          <w:highlight w:val="yellow"/>
+        </w:rPr>
+        <w:t>уведомления</w:t>
+      </w:r>
+      <w:r>
+        <w:rPr>
+          <w:highlight w:val="yellow"/>
+        </w:rPr>
+        <w:t>.</w:t>
       </w:r>
     </w:p>
     <w:p>
@@ -3905,11 +3855,11 @@
           <w:numId w:val="11"/>
         </w:numPr>
       </w:pPr>
-      <w:bookmarkStart w:id="35" w:name="_Toc166607282"/>
+      <w:bookmarkStart w:id="53" w:name="_Toc167037769"/>
       <w:r>
         <w:t>Обзор существующих решений</w:t>
       </w:r>
-      <w:bookmarkEnd w:id="35"/>
+      <w:bookmarkEnd w:id="53"/>
     </w:p>
     <w:p>
       <w:pPr>
@@ -4847,7 +4797,21 @@
           <w:rFonts w:eastAsia="Times New Roman"/>
           <w:color w:val="000000"/>
         </w:rPr>
-        <w:t>Вид данной вкладки представлен на рисунке 6.</w:t>
+        <w:t xml:space="preserve">Вид данной вкладки представлен на рисунке </w:t>
+      </w:r>
+      <w:r>
+        <w:rPr>
+          <w:rFonts w:eastAsia="Times New Roman"/>
+          <w:color w:val="000000"/>
+        </w:rPr>
+        <w:t>7</w:t>
+      </w:r>
+      <w:r>
+        <w:rPr>
+          <w:rFonts w:eastAsia="Times New Roman"/>
+          <w:color w:val="000000"/>
+        </w:rPr>
+        <w:t>.</w:t>
       </w:r>
     </w:p>
     <w:p>
@@ -4972,7 +4936,7 @@
           <w:rFonts w:eastAsia="Times New Roman"/>
           <w:color w:val="000000"/>
         </w:rPr>
-        <w:t xml:space="preserve"> в приложении Microsoft </w:t>
+        <w:t xml:space="preserve"> в Microsoft </w:t>
       </w:r>
       <w:proofErr w:type="spellStart"/>
       <w:r>
@@ -4995,7 +4959,21 @@
           <w:rFonts w:eastAsia="Times New Roman"/>
           <w:color w:val="000000"/>
         </w:rPr>
-        <w:t xml:space="preserve"> Интерфейс данной вкладки показан на рисунке 7.</w:t>
+        <w:t xml:space="preserve"> Интерфейс данной вкладки показан на рисунке </w:t>
+      </w:r>
+      <w:r>
+        <w:rPr>
+          <w:rFonts w:eastAsia="Times New Roman"/>
+          <w:color w:val="000000"/>
+        </w:rPr>
+        <w:t>8</w:t>
+      </w:r>
+      <w:r>
+        <w:rPr>
+          <w:rFonts w:eastAsia="Times New Roman"/>
+          <w:color w:val="000000"/>
+        </w:rPr>
+        <w:t>.</w:t>
       </w:r>
     </w:p>
     <w:p>
@@ -5149,7 +5127,21 @@
           <w:rFonts w:eastAsia="Times New Roman"/>
           <w:color w:val="000000"/>
         </w:rPr>
-        <w:t xml:space="preserve"> Интерфейс данной вкладки показан на рисунке 8.</w:t>
+        <w:t xml:space="preserve"> Интерфейс данной вкладки показан на рисунке </w:t>
+      </w:r>
+      <w:r>
+        <w:rPr>
+          <w:rFonts w:eastAsia="Times New Roman"/>
+          <w:color w:val="000000"/>
+        </w:rPr>
+        <w:t>9</w:t>
+      </w:r>
+      <w:r>
+        <w:rPr>
+          <w:rFonts w:eastAsia="Times New Roman"/>
+          <w:color w:val="000000"/>
+        </w:rPr>
+        <w:t>.</w:t>
       </w:r>
     </w:p>
     <w:p>
@@ -5301,7 +5293,7 @@
       </w:r>
       <w:proofErr w:type="spellEnd"/>
       <w:r>
-        <w:t xml:space="preserve"> получать регулярные обновления от популярных веб-сервисов. Например, можно настроить получение уведомлений о новых постах в блоге, обновлениях в проекте или изменениях в задачах. </w:t>
+        <w:t xml:space="preserve"> получать обновления от популярных веб-сервисов. Например, можно настроить получение уведомлений о новых постах в блоге, обновлениях в проекте или изменениях в задачах. </w:t>
       </w:r>
       <w:proofErr w:type="spellStart"/>
       <w:r>
@@ -5378,7 +5370,7 @@
         <w:pStyle w:val="2"/>
         <w:ind w:firstLine="708"/>
       </w:pPr>
-      <w:bookmarkStart w:id="36" w:name="_Toc166607283"/>
+      <w:bookmarkStart w:id="54" w:name="_Toc167037770"/>
       <w:r>
         <w:t>1.</w:t>
       </w:r>
@@ -5400,7 +5392,7 @@
       <w:r>
         <w:t xml:space="preserve"> рассмотренных приложений</w:t>
       </w:r>
-      <w:bookmarkEnd w:id="36"/>
+      <w:bookmarkEnd w:id="54"/>
     </w:p>
     <w:p>
       <w:pPr>
@@ -5442,10 +5434,10 @@
         <w:tblLook w:val="04A0" w:firstRow="1" w:lastRow="0" w:firstColumn="1" w:lastColumn="0" w:noHBand="0" w:noVBand="1"/>
       </w:tblPr>
       <w:tblGrid>
-        <w:gridCol w:w="2260"/>
-        <w:gridCol w:w="2059"/>
-        <w:gridCol w:w="2275"/>
-        <w:gridCol w:w="2043"/>
+        <w:gridCol w:w="2297"/>
+        <w:gridCol w:w="2058"/>
+        <w:gridCol w:w="2249"/>
+        <w:gridCol w:w="2033"/>
       </w:tblGrid>
       <w:tr>
         <w:tc>
@@ -5520,7 +5512,7 @@
           </w:tcPr>
           <w:p>
             <w:r>
-              <w:t>Чат</w:t>
+              <w:t>Массовая рассылка оповещений</w:t>
             </w:r>
           </w:p>
         </w:tc>
@@ -5529,11 +5521,16 @@
             <w:tcW w:w="2059" w:type="dxa"/>
           </w:tcPr>
           <w:p>
-            <w:r>
-              <w:t xml:space="preserve">Есть </w:t>
-            </w:r>
-            <w:r>
-              <w:t>возможность прикрепления чатов к уведомлениям</w:t>
+            <w:pPr>
+              <w:rPr>
+                <w:lang w:val="en-US"/>
+              </w:rPr>
+            </w:pPr>
+            <w:r>
+              <w:rPr>
+                <w:lang w:val="en-US"/>
+              </w:rPr>
+              <w:t>+</w:t>
             </w:r>
           </w:p>
         </w:tc>
@@ -5542,8 +5539,16 @@
             <w:tcW w:w="2275" w:type="dxa"/>
           </w:tcPr>
           <w:p>
-            <w:r>
-              <w:t>Чаты являются основой приложения</w:t>
+            <w:pPr>
+              <w:rPr>
+                <w:lang w:val="en-US"/>
+              </w:rPr>
+            </w:pPr>
+            <w:r>
+              <w:rPr>
+                <w:lang w:val="en-US"/>
+              </w:rPr>
+              <w:t>+</w:t>
             </w:r>
           </w:p>
         </w:tc>
@@ -5552,20 +5557,48 @@
             <w:tcW w:w="2043" w:type="dxa"/>
           </w:tcPr>
           <w:p>
-            <w:r>
-              <w:t>Чаты являются основой приложения</w:t>
+            <w:pPr>
+              <w:rPr>
+                <w:lang w:val="en-US"/>
+              </w:rPr>
+            </w:pPr>
+            <w:r>
+              <w:rPr>
+                <w:lang w:val="en-US"/>
+              </w:rPr>
+              <w:t>+/</w:t>
+            </w:r>
+            <w:proofErr w:type="gramStart"/>
+            <w:r>
+              <w:rPr>
+                <w:lang w:val="en-US"/>
+              </w:rPr>
+              <w:t>-(</w:t>
+            </w:r>
+            <w:proofErr w:type="gramEnd"/>
+            <w:r>
+              <w:t>только в групповых чатах</w:t>
+            </w:r>
+            <w:r>
+              <w:rPr>
+                <w:lang w:val="en-US"/>
+              </w:rPr>
+              <w:t>)</w:t>
             </w:r>
           </w:p>
         </w:tc>
       </w:tr>
       <w:tr>
+        <w:trPr>
+          <w:trHeight w:val="1777"/>
+        </w:trPr>
         <w:tc>
           <w:tcPr>
             <w:tcW w:w="2260" w:type="dxa"/>
           </w:tcPr>
           <w:p>
             <w:r>
-              <w:t>Оповещения</w:t>
+              <w:t>Возможность привязки реакций к уведомлениям</w:t>
             </w:r>
           </w:p>
         </w:tc>
@@ -5575,10 +5608,16 @@
           </w:tcPr>
           <w:p>
             <w:r>
-              <w:t xml:space="preserve">Есть </w:t>
-            </w:r>
-            <w:r>
-              <w:t>как отправка встроенных оповещений, так и создание нестандартных</w:t>
+              <w:t>+/</w:t>
+            </w:r>
+            <w:r>
+              <w:t>-(</w:t>
+            </w:r>
+            <w:r>
+              <w:t>реакции есть только в заготовленных уведомлениях</w:t>
+            </w:r>
+            <w:r>
+              <w:t>)</w:t>
             </w:r>
           </w:p>
         </w:tc>
@@ -5588,20 +5627,7 @@
           </w:tcPr>
           <w:p>
             <w:r>
-              <w:t>Все оповещения</w:t>
-            </w:r>
-          </w:p>
-          <w:p>
-            <w:r>
-              <w:t>являются нестандартными</w:t>
-            </w:r>
-            <w:r>
-              <w:t>.</w:t>
-            </w:r>
-          </w:p>
-          <w:p>
-            <w:r>
-              <w:t>Они отправляются либо в чат, либо на доску объявлений.</w:t>
+              <w:t>-</w:t>
             </w:r>
           </w:p>
         </w:tc>
@@ -5611,21 +5637,67 @@
           </w:tcPr>
           <w:p>
             <w:r>
-              <w:t>Нет возможности отправки оповещений</w:t>
+              <w:t>-</w:t>
             </w:r>
           </w:p>
+        </w:tc>
+      </w:tr>
+      <w:tr>
+        <w:trPr>
+          <w:trHeight w:val="1777"/>
+        </w:trPr>
+        <w:tc>
+          <w:tcPr>
+            <w:tcW w:w="2260" w:type="dxa"/>
+          </w:tcPr>
           <w:p>
             <w:r>
-              <w:t>помимо</w:t>
-            </w:r>
-            <w:r>
-              <w:t xml:space="preserve"> обычных сообщений в</w:t>
-            </w:r>
-            <w:r>
-              <w:t xml:space="preserve"> чат</w:t>
-            </w:r>
-            <w:r>
-              <w:t>е</w:t>
+              <w:t>Возможность контроля осведомленности сотрудников</w:t>
+            </w:r>
+          </w:p>
+        </w:tc>
+        <w:tc>
+          <w:tcPr>
+            <w:tcW w:w="2059" w:type="dxa"/>
+          </w:tcPr>
+          <w:p>
+            <w:r>
+              <w:t>+</w:t>
+            </w:r>
+          </w:p>
+        </w:tc>
+        <w:tc>
+          <w:tcPr>
+            <w:tcW w:w="2275" w:type="dxa"/>
+          </w:tcPr>
+          <w:p>
+            <w:r>
+              <w:t>+</w:t>
+            </w:r>
+          </w:p>
+        </w:tc>
+        <w:tc>
+          <w:tcPr>
+            <w:tcW w:w="2043" w:type="dxa"/>
+          </w:tcPr>
+          <w:p>
+            <w:r>
+              <w:t>+</w:t>
+            </w:r>
+            <w:r>
+              <w:rPr>
+                <w:lang w:val="en-US"/>
+              </w:rPr>
+              <w:t>/-(</w:t>
+            </w:r>
+            <w:r>
+              <w:t>значок о прочтении сообщения</w:t>
+            </w:r>
+            <w:r>
+              <w:rPr>
+                <w:lang w:val="en-US"/>
+              </w:rPr>
+              <w:t>)</w:t>
             </w:r>
           </w:p>
         </w:tc>
@@ -5655,7 +5727,6 @@
         <w:ind w:firstLine="709"/>
       </w:pPr>
       <w:r>
-        <w:lastRenderedPageBreak/>
         <w:t>Продолжение таблицы</w:t>
       </w:r>
     </w:p>
@@ -5682,7 +5753,7 @@
               <w:spacing w:line="276" w:lineRule="auto"/>
             </w:pPr>
             <w:r>
-              <w:t>Реакции</w:t>
+              <w:t>Возможность интеграции с уже имеющимися системами</w:t>
             </w:r>
           </w:p>
         </w:tc>
@@ -5695,7 +5766,7 @@
               <w:spacing w:line="276" w:lineRule="auto"/>
             </w:pPr>
             <w:r>
-              <w:t>Есть реакции в некоторых встроенных уведомлениях.</w:t>
+              <w:t>+</w:t>
             </w:r>
           </w:p>
         </w:tc>
@@ -5708,7 +5779,7 @@
               <w:spacing w:line="276" w:lineRule="auto"/>
             </w:pPr>
             <w:r>
-              <w:t>-</w:t>
+              <w:t>+</w:t>
             </w:r>
           </w:p>
         </w:tc>
@@ -5721,7 +5792,10 @@
               <w:spacing w:line="276" w:lineRule="auto"/>
             </w:pPr>
             <w:r>
-              <w:t>-</w:t>
+              <w:t>+</w:t>
+            </w:r>
+            <w:r>
+              <w:t xml:space="preserve"> </w:t>
             </w:r>
           </w:p>
         </w:tc>
@@ -5736,7 +5810,16 @@
               <w:spacing w:line="276" w:lineRule="auto"/>
             </w:pPr>
             <w:r>
-              <w:t>Массовая рассылка</w:t>
+              <w:t>Доступность</w:t>
+            </w:r>
+            <w:r>
+              <w:rPr>
+                <w:lang w:val="en-US"/>
+              </w:rPr>
+              <w:t xml:space="preserve"> </w:t>
+            </w:r>
+            <w:r>
+              <w:t>на различных платформах</w:t>
             </w:r>
           </w:p>
         </w:tc>
@@ -5749,7 +5832,7 @@
               <w:spacing w:line="276" w:lineRule="auto"/>
             </w:pPr>
             <w:r>
-              <w:t>Есть возможность рассылки по отделам и отдельным сотрудникам</w:t>
+              <w:t>+</w:t>
             </w:r>
           </w:p>
         </w:tc>
@@ -5762,7 +5845,7 @@
               <w:spacing w:line="276" w:lineRule="auto"/>
             </w:pPr>
             <w:r>
-              <w:t>Есть возможность рассылки по командам</w:t>
+              <w:t>+</w:t>
             </w:r>
           </w:p>
         </w:tc>
@@ -5775,7 +5858,7 @@
               <w:spacing w:line="276" w:lineRule="auto"/>
             </w:pPr>
             <w:r>
-              <w:t xml:space="preserve">Нет возможности массовой рассылки помимо создания массовых чатов </w:t>
+              <w:t>+</w:t>
             </w:r>
           </w:p>
         </w:tc>
@@ -5790,7 +5873,7 @@
               <w:spacing w:line="276" w:lineRule="auto"/>
             </w:pPr>
             <w:r>
-              <w:t>Контроль осведомленности</w:t>
+              <w:t>Гибкость благодаря настройкам</w:t>
             </w:r>
           </w:p>
         </w:tc>
@@ -5803,7 +5886,7 @@
               <w:spacing w:line="276" w:lineRule="auto"/>
             </w:pPr>
             <w:r>
-              <w:t>Только с оповещениями, требующими реакции</w:t>
+              <w:t>+</w:t>
             </w:r>
           </w:p>
         </w:tc>
@@ -5816,7 +5899,7 @@
               <w:spacing w:line="276" w:lineRule="auto"/>
             </w:pPr>
             <w:r>
-              <w:t>Есть вкладка позволяющая узнать просмотрено ли оповещение</w:t>
+              <w:t>+</w:t>
             </w:r>
           </w:p>
         </w:tc>
@@ -5829,73 +5912,7 @@
               <w:spacing w:line="276" w:lineRule="auto"/>
             </w:pPr>
             <w:r>
-              <w:t>Отметка о прочтении сообщения</w:t>
-            </w:r>
-          </w:p>
-        </w:tc>
-      </w:tr>
-      <w:tr>
-        <w:tc>
-          <w:tcPr>
-            <w:tcW w:w="2314" w:type="dxa"/>
-          </w:tcPr>
-          <w:p>
-            <w:pPr>
-              <w:spacing w:line="276" w:lineRule="auto"/>
-            </w:pPr>
-            <w:r>
-              <w:t>Возможность интеграции</w:t>
-            </w:r>
-          </w:p>
-        </w:tc>
-        <w:tc>
-          <w:tcPr>
-            <w:tcW w:w="2190" w:type="dxa"/>
-          </w:tcPr>
-          <w:p>
-            <w:pPr>
-              <w:spacing w:line="276" w:lineRule="auto"/>
-            </w:pPr>
-            <w:r>
-              <w:t>-</w:t>
-            </w:r>
-          </w:p>
-        </w:tc>
-        <w:tc>
-          <w:tcPr>
-            <w:tcW w:w="2063" w:type="dxa"/>
-          </w:tcPr>
-          <w:p>
-            <w:pPr>
-              <w:spacing w:line="276" w:lineRule="auto"/>
-            </w:pPr>
-            <w:r>
-              <w:rPr>
-                <w:lang w:val="en-US"/>
-              </w:rPr>
-              <w:t>Api</w:t>
-            </w:r>
-          </w:p>
-        </w:tc>
-        <w:tc>
-          <w:tcPr>
-            <w:tcW w:w="1796" w:type="dxa"/>
-          </w:tcPr>
-          <w:p>
-            <w:pPr>
-              <w:spacing w:line="276" w:lineRule="auto"/>
-            </w:pPr>
-            <w:r>
-              <w:rPr>
-                <w:lang w:val="en-US"/>
-              </w:rPr>
-              <w:t>Api</w:t>
-            </w:r>
-            <w:r>
-              <w:t xml:space="preserve">, </w:t>
-            </w:r>
-            <w:r>
-              <w:t>магазин приложений, веб хуки</w:t>
+              <w:t>+</w:t>
             </w:r>
           </w:p>
         </w:tc>
@@ -5965,38 +5982,41 @@
         <w:rPr>
           <w:lang w:val="en-US"/>
         </w:rPr>
+        <w:t>Microsoft</w:t>
+      </w:r>
+      <w:r>
+        <w:t xml:space="preserve"> </w:t>
+      </w:r>
+      <w:r>
+        <w:rPr>
+          <w:lang w:val="en-US"/>
+        </w:rPr>
+        <w:t>Teams</w:t>
+      </w:r>
+      <w:r>
+        <w:t xml:space="preserve"> является корпоративным мессенджером не предоставляющим возможностей отправки оповещений помимо созданий массовых чатов или каналов.</w:t>
+      </w:r>
+    </w:p>
+    <w:p>
+      <w:pPr>
+        <w:spacing w:line="360" w:lineRule="auto"/>
+        <w:ind w:firstLine="709"/>
+      </w:pPr>
+      <w:r>
+        <w:t>В итоге</w:t>
+      </w:r>
+      <w:r>
+        <w:t xml:space="preserve"> рассмотренные продукты не могут предоставить функционал для создания </w:t>
+      </w:r>
+      <w:r>
+        <w:t xml:space="preserve">и массовой рассылки </w:t>
+      </w:r>
+      <w:r>
+        <w:t xml:space="preserve">нестандартных уведомлений с </w:t>
+      </w:r>
+      <w:r>
         <w:lastRenderedPageBreak/>
-        <w:t>Microsoft</w:t>
-      </w:r>
-      <w:r>
-        <w:t xml:space="preserve"> </w:t>
-      </w:r>
-      <w:r>
-        <w:rPr>
-          <w:lang w:val="en-US"/>
-        </w:rPr>
-        <w:t>Teams</w:t>
-      </w:r>
-      <w:r>
-        <w:t xml:space="preserve"> является корпоративным мессенджером не предоставляющим возможностей отправки оповещений помимо созданий массовых чатов или каналов.</w:t>
-      </w:r>
-    </w:p>
-    <w:p>
-      <w:pPr>
-        <w:spacing w:line="360" w:lineRule="auto"/>
-        <w:ind w:firstLine="709"/>
-      </w:pPr>
-      <w:r>
-        <w:t>В итоге</w:t>
-      </w:r>
-      <w:r>
-        <w:t xml:space="preserve"> рассмотренные продукты не могут предоставить функционал для создания </w:t>
-      </w:r>
-      <w:r>
-        <w:t xml:space="preserve">и массовой рассылки </w:t>
-      </w:r>
-      <w:r>
-        <w:t>нестандартных уведомлений с возможностью встраивания в них реакций и контролем осведомленности сотрудников.</w:t>
+        <w:t>возможностью встраивания в них реакций и контролем осведомленности сотрудников.</w:t>
       </w:r>
     </w:p>
     <w:p>
@@ -6004,7 +6024,7 @@
         <w:pStyle w:val="2"/>
         <w:ind w:firstLine="708"/>
       </w:pPr>
-      <w:bookmarkStart w:id="37" w:name="_Toc166607284"/>
+      <w:bookmarkStart w:id="55" w:name="_Toc167037771"/>
       <w:r>
         <w:t>1.</w:t>
       </w:r>
@@ -6014,7 +6034,7 @@
       <w:r>
         <w:t xml:space="preserve"> Анализ требований</w:t>
       </w:r>
-      <w:bookmarkEnd w:id="37"/>
+      <w:bookmarkEnd w:id="55"/>
     </w:p>
     <w:p>
       <w:pPr>
@@ -6022,7 +6042,13 @@
         <w:ind w:firstLine="709"/>
       </w:pPr>
       <w:r>
-        <w:t xml:space="preserve">Система оповещения сотрудников компании должна обеспечивать повышение эффективности внутрифирменной коммуникации благодаря некоторым ключевым особенностям. </w:t>
+        <w:t>Система оповещения сотрудников компании должна обеспечивать повышение эффективности внутрифирменной коммуникации благодаря некоторым ключевым особенностям</w:t>
+      </w:r>
+      <w:r>
+        <w:t xml:space="preserve"> описанных в таблице 2</w:t>
+      </w:r>
+      <w:r>
+        <w:t xml:space="preserve">. </w:t>
       </w:r>
     </w:p>
     <w:p>
@@ -6119,7 +6145,22 @@
               <w:spacing w:line="360" w:lineRule="auto"/>
             </w:pPr>
             <w:r>
-              <w:t>Простота массовой рассылки оповещений</w:t>
+              <w:t>М</w:t>
+            </w:r>
+            <w:r>
+              <w:t>ассов</w:t>
+            </w:r>
+            <w:r>
+              <w:t>ая</w:t>
+            </w:r>
+            <w:r>
+              <w:t xml:space="preserve"> рассылк</w:t>
+            </w:r>
+            <w:r>
+              <w:t>а</w:t>
+            </w:r>
+            <w:r>
+              <w:t xml:space="preserve"> оповещений</w:t>
             </w:r>
           </w:p>
         </w:tc>
@@ -6132,7 +6173,7 @@
               <w:spacing w:line="360" w:lineRule="auto"/>
             </w:pPr>
             <w:r>
-              <w:t>Создание и отправка уведомления не должно требовать большого количества времени или знаний.</w:t>
+              <w:t>Возможность массовой рассылки уведомлений благодаря делению по отделам и должностям</w:t>
             </w:r>
           </w:p>
         </w:tc>
@@ -6147,7 +6188,22 @@
               <w:spacing w:line="360" w:lineRule="auto"/>
             </w:pPr>
             <w:r>
-              <w:t>Возможность встраивания реакций в уведомления</w:t>
+              <w:t xml:space="preserve">Возможность </w:t>
+            </w:r>
+            <w:r>
+              <w:t>привязки</w:t>
+            </w:r>
+            <w:r>
+              <w:t xml:space="preserve"> реакций </w:t>
+            </w:r>
+            <w:r>
+              <w:t>к</w:t>
+            </w:r>
+            <w:r>
+              <w:t xml:space="preserve"> уведомления</w:t>
+            </w:r>
+            <w:r>
+              <w:t>м</w:t>
             </w:r>
           </w:p>
         </w:tc>
@@ -6161,6 +6217,34 @@
             </w:pPr>
             <w:r>
               <w:t>При создании уведомления должна быть возможность добавить к нему реакцию. То есть кнопку, имеющую отображающийся на ней текст и привязанную к другому уведомлению, которое будет отправлено по нажатию на неё. А при отсутствии привязанных реакций у получателя отображается одна реакция «прочитать».</w:t>
+            </w:r>
+          </w:p>
+        </w:tc>
+      </w:tr>
+      <w:tr>
+        <w:tc>
+          <w:tcPr>
+            <w:tcW w:w="3115" w:type="dxa"/>
+          </w:tcPr>
+          <w:p>
+            <w:pPr>
+              <w:spacing w:line="360" w:lineRule="auto"/>
+            </w:pPr>
+            <w:r>
+              <w:t>Возможность контроля осведомленности сотрудников</w:t>
+            </w:r>
+          </w:p>
+        </w:tc>
+        <w:tc>
+          <w:tcPr>
+            <w:tcW w:w="6094" w:type="dxa"/>
+          </w:tcPr>
+          <w:p>
+            <w:pPr>
+              <w:spacing w:line="360" w:lineRule="auto"/>
+            </w:pPr>
+            <w:r>
+              <w:t>Контроль осведомленности сотрудников должен производиться по прочтению уведомлений. Уведомление может считаться прочитанным если сотрудник отреагировал на него. Сотрудник, отправивший уведомление должен иметь возможность просмотреть процент и список отреагировавших. Аналитик должен иметь возможность просмотреть ту же информацию по всем уведомлениям в системе.</w:t>
             </w:r>
           </w:p>
         </w:tc>
@@ -6213,12 +6297,10 @@
           <w:p>
             <w:pPr>
               <w:spacing w:line="360" w:lineRule="auto"/>
-              <w:rPr>
-                <w:color w:val="FF0000"/>
-              </w:rPr>
             </w:pPr>
-            <w:r>
-              <w:t>Возможность контроля осведомленности сотрудников</w:t>
+            <w:bookmarkStart w:id="56" w:name="_Hlk166859955"/>
+            <w:r>
+              <w:t>Доступность</w:t>
             </w:r>
           </w:p>
         </w:tc>
@@ -6229,13 +6311,44 @@
           <w:p>
             <w:pPr>
               <w:spacing w:line="360" w:lineRule="auto"/>
-              <w:rPr>
-                <w:color w:val="FF0000"/>
-              </w:rPr>
             </w:pPr>
             <w:r>
-              <w:t>Контроль осведомленности сотрудников должен производиться по прочтению уведомлений. Уведомление может считаться прочитанным если сотрудник отреагировал на него. Сотрудник, отправивший уведомление должен иметь возможность просмотреть процент и список отреагировавших. Аналитик должен иметь возможность просмотреть ту же информацию по всем уведомлениям в системе.</w:t>
-            </w:r>
+              <w:t>Приложение должно быть доступно на большинстве устройств с возможностью выхода в интернет.</w:t>
+            </w:r>
+          </w:p>
+        </w:tc>
+      </w:tr>
+      <w:bookmarkEnd w:id="56"/>
+      <w:tr>
+        <w:tc>
+          <w:tcPr>
+            <w:tcW w:w="3256" w:type="dxa"/>
+          </w:tcPr>
+          <w:p>
+            <w:pPr>
+              <w:spacing w:line="360" w:lineRule="auto"/>
+            </w:pPr>
+            <w:r>
+              <w:t>Возможность интеграции с уже имеющимися системами</w:t>
+            </w:r>
+          </w:p>
+        </w:tc>
+        <w:tc>
+          <w:tcPr>
+            <w:tcW w:w="6089" w:type="dxa"/>
+          </w:tcPr>
+          <w:p>
+            <w:pPr>
+              <w:spacing w:line="360" w:lineRule="auto"/>
+            </w:pPr>
+            <w:r>
+              <w:t>Вполне вероятно, что у копания собирающейся интегрировать данный продукт уже есть система учета сотрудников</w:t>
+            </w:r>
+            <w:bookmarkStart w:id="57" w:name="_Hlk166859920"/>
+            <w:r>
+              <w:t>. Поэтому итоговая система должна иметь модульную структуру, позволяющую легко вносить в нее изменения.</w:t>
+            </w:r>
+            <w:bookmarkEnd w:id="57"/>
           </w:p>
         </w:tc>
       </w:tr>
@@ -6249,7 +6362,7 @@
               <w:spacing w:line="360" w:lineRule="auto"/>
             </w:pPr>
             <w:r>
-              <w:t>Возможность создания черновиков</w:t>
+              <w:t>Гибкость благодаря настройкам</w:t>
             </w:r>
           </w:p>
         </w:tc>
@@ -6262,100 +6375,13 @@
               <w:spacing w:line="360" w:lineRule="auto"/>
             </w:pPr>
             <w:r>
-              <w:t>При создании уведомления должна быть возможность сохранить текущее состояние формы для дальнейшей загрузки использования.</w:t>
-            </w:r>
-          </w:p>
-        </w:tc>
-      </w:tr>
-      <w:tr>
-        <w:tc>
-          <w:tcPr>
-            <w:tcW w:w="3256" w:type="dxa"/>
-          </w:tcPr>
-          <w:p>
-            <w:pPr>
-              <w:spacing w:line="360" w:lineRule="auto"/>
-            </w:pPr>
-            <w:r>
-              <w:t>Возможность интеграции с уже имеющимися системами</w:t>
-            </w:r>
-          </w:p>
-        </w:tc>
-        <w:tc>
-          <w:tcPr>
-            <w:tcW w:w="6089" w:type="dxa"/>
-          </w:tcPr>
-          <w:p>
-            <w:pPr>
-              <w:spacing w:line="360" w:lineRule="auto"/>
-            </w:pPr>
-            <w:r>
-              <w:t>Вполне вероятно, что у копания собирающейся интегрировать данный продукт уже есть система учета сотрудников. Поэтому итоговая система должна иметь модульную структуру, позволяющую легко вносить в нее изменения.</w:t>
-            </w:r>
-          </w:p>
-        </w:tc>
-      </w:tr>
-      <w:tr>
-        <w:tc>
-          <w:tcPr>
-            <w:tcW w:w="3256" w:type="dxa"/>
-          </w:tcPr>
-          <w:p>
-            <w:pPr>
-              <w:spacing w:line="360" w:lineRule="auto"/>
-            </w:pPr>
-            <w:r>
-              <w:t>Доступность</w:t>
-            </w:r>
-          </w:p>
-        </w:tc>
-        <w:tc>
-          <w:tcPr>
-            <w:tcW w:w="6089" w:type="dxa"/>
-          </w:tcPr>
-          <w:p>
-            <w:pPr>
-              <w:spacing w:line="360" w:lineRule="auto"/>
-            </w:pPr>
-            <w:r>
-              <w:t>Приложение должно быть доступно на большинстве устройств с возможностью выхода в интернет.</w:t>
-            </w:r>
-          </w:p>
-        </w:tc>
-      </w:tr>
-      <w:tr>
-        <w:tc>
-          <w:tcPr>
-            <w:tcW w:w="3256" w:type="dxa"/>
-          </w:tcPr>
-          <w:p>
-            <w:pPr>
-              <w:spacing w:line="360" w:lineRule="auto"/>
-            </w:pPr>
-            <w:r>
-              <w:t>Гибкость благодаря настройкам</w:t>
-            </w:r>
-          </w:p>
-        </w:tc>
-        <w:tc>
-          <w:tcPr>
-            <w:tcW w:w="6089" w:type="dxa"/>
-          </w:tcPr>
-          <w:p>
-            <w:pPr>
-              <w:spacing w:line="360" w:lineRule="auto"/>
-            </w:pPr>
+              <w:t xml:space="preserve">Из-за того, что создаваемы продукт создается не для конкретной организации. </w:t>
+            </w:r>
+            <w:bookmarkStart w:id="58" w:name="_Hlk166859979"/>
             <w:r>
               <w:t>Должна быть возможность занесения в систему списка должностей, отделов, видов уведомлений.</w:t>
             </w:r>
-          </w:p>
-          <w:p>
-            <w:pPr>
-              <w:spacing w:line="360" w:lineRule="auto"/>
-            </w:pPr>
-            <w:r>
-              <w:t>Данные настройки должны производиться в интерфейсе системы или в конфигурационных файлах.</w:t>
-            </w:r>
+            <w:bookmarkEnd w:id="58"/>
           </w:p>
         </w:tc>
       </w:tr>
@@ -6366,9 +6392,18 @@
         <w:ind w:firstLine="709"/>
       </w:pPr>
       <w:r>
-        <w:t>На основе описанных выше требований было составлено техническое задание</w:t>
-      </w:r>
-      <w:r>
+        <w:t xml:space="preserve">Выполнение описанных выше требований позволит создать конкурентно способный продукт, выполняющий желаемые заказчиком функции. Также на основе описанных требований было составлено техническое задание </w:t>
+      </w:r>
+      <w:r>
+        <w:rPr>
+          <w:highlight w:val="yellow"/>
+        </w:rPr>
+        <w:t>представленное в приложении 1</w:t>
+      </w:r>
+      <w:r>
+        <w:rPr>
+          <w:highlight w:val="yellow"/>
+        </w:rPr>
         <w:t>.</w:t>
       </w:r>
     </w:p>
@@ -6377,9 +6412,8 @@
         <w:pStyle w:val="2"/>
         <w:ind w:firstLine="708"/>
       </w:pPr>
-      <w:bookmarkStart w:id="38" w:name="_Toc166607285"/>
-      <w:r>
-        <w:lastRenderedPageBreak/>
+      <w:bookmarkStart w:id="59" w:name="_Toc167037772"/>
+      <w:r>
         <w:t>1.</w:t>
       </w:r>
       <w:r>
@@ -6388,7 +6422,7 @@
       <w:r>
         <w:t xml:space="preserve"> Вывод по разделу</w:t>
       </w:r>
-      <w:bookmarkEnd w:id="38"/>
+      <w:bookmarkEnd w:id="59"/>
     </w:p>
     <w:p>
       <w:pPr>
@@ -6405,15 +6439,33 @@
         <w:ind w:firstLine="709"/>
       </w:pPr>
       <w:r>
-        <w:t xml:space="preserve">На основе выявленных в существующих системах недостатках были выдвинуты требования к разрабатываемой системе, выполнение которых позволит увеличить эффективность внутрифирменной коммуникации. Также на основе требований к данной системы была разработана </w:t>
-      </w:r>
-      <w:proofErr w:type="spellStart"/>
-      <w:r>
-        <w:t>use-case</w:t>
-      </w:r>
-      <w:proofErr w:type="spellEnd"/>
-      <w:r>
-        <w:t xml:space="preserve"> диаграмма. Выделяющая основные роли и возможности сотрудников в данной системе.</w:t>
+        <w:t xml:space="preserve">На основе </w:t>
+      </w:r>
+      <w:r>
+        <w:t xml:space="preserve">предоставляемого существующими системами </w:t>
+      </w:r>
+      <w:r>
+        <w:t>функционала,</w:t>
+      </w:r>
+      <w:r>
+        <w:t xml:space="preserve"> а также желаний заказчика был составлен список требований </w:t>
+      </w:r>
+      <w:proofErr w:type="gramStart"/>
+      <w:r>
+        <w:t>выполнение</w:t>
+      </w:r>
+      <w:proofErr w:type="gramEnd"/>
+      <w:r>
+        <w:t xml:space="preserve"> которых позволит создать </w:t>
+      </w:r>
+      <w:r>
+        <w:t>конкурентное решение,</w:t>
+      </w:r>
+      <w:r>
+        <w:t xml:space="preserve"> увеличивающее эффективность внутрифирменной коммуникации.  </w:t>
+      </w:r>
+      <w:r>
+        <w:t xml:space="preserve"> </w:t>
       </w:r>
     </w:p>
     <w:p>
@@ -6425,7 +6477,7 @@
       <w:pPr>
         <w:pStyle w:val="1"/>
       </w:pPr>
-      <w:bookmarkStart w:id="39" w:name="_Toc166607286"/>
+      <w:bookmarkStart w:id="60" w:name="_Toc167037773"/>
       <w:r>
         <w:lastRenderedPageBreak/>
         <w:t>2</w:t>
@@ -6433,17 +6485,17 @@
       <w:r>
         <w:t xml:space="preserve"> Проектирование</w:t>
       </w:r>
-      <w:bookmarkEnd w:id="39"/>
+      <w:bookmarkEnd w:id="60"/>
     </w:p>
     <w:p>
       <w:pPr>
         <w:pStyle w:val="2"/>
       </w:pPr>
-      <w:bookmarkStart w:id="40" w:name="_Toc166607287"/>
+      <w:bookmarkStart w:id="61" w:name="_Toc167037774"/>
       <w:r>
         <w:t>2.1 Архитектура системы</w:t>
       </w:r>
-      <w:bookmarkEnd w:id="40"/>
+      <w:bookmarkEnd w:id="61"/>
     </w:p>
     <w:p>
       <w:pPr>
@@ -6493,58 +6545,50 @@
       </w:r>
       <w:proofErr w:type="spellEnd"/>
       <w:r>
-        <w:t xml:space="preserve"> или </w:t>
-      </w:r>
-      <w:proofErr w:type="spellStart"/>
-      <w:r>
-        <w:t>iOS</w:t>
-      </w:r>
-      <w:proofErr w:type="spellEnd"/>
+        <w:t xml:space="preserve"> и так далее.</w:t>
+      </w:r>
+    </w:p>
+    <w:p>
+      <w:pPr>
+        <w:pStyle w:val="af9"/>
+        <w:spacing w:line="360" w:lineRule="auto"/>
+        <w:ind w:firstLine="709"/>
+      </w:pPr>
+      <w:r>
+        <w:t xml:space="preserve">Таким образом было принято решение о создании клиент серверного веб приложения, состоящего из </w:t>
+      </w:r>
+      <w:r>
+        <w:t>трёх</w:t>
+      </w:r>
+      <w:r>
+        <w:t xml:space="preserve"> основных компонентов. Это база данных, сервер и клиентская часть, являющаяся сайтом. Схема </w:t>
+      </w:r>
+      <w:r>
+        <w:t>будущей системы представлена на рисунке</w:t>
+      </w:r>
+      <w:r>
+        <w:t xml:space="preserve"> </w:t>
+      </w:r>
+      <w:r>
+        <w:t>10</w:t>
+      </w:r>
       <w:r>
         <w:t>.</w:t>
       </w:r>
     </w:p>
     <w:p>
       <w:pPr>
-        <w:pStyle w:val="af9"/>
-        <w:spacing w:line="360" w:lineRule="auto"/>
         <w:ind w:firstLine="709"/>
       </w:pPr>
       <w:r>
-        <w:t xml:space="preserve">Таким образом было принято решение о создании клиент серверного веб приложения, состоящего из </w:t>
-      </w:r>
-      <w:r>
-        <w:t>трёх</w:t>
-      </w:r>
-      <w:r>
-        <w:t xml:space="preserve"> основных компонентов. Это база данных, сервер и клиентская часть, являющаяся сайтом. Схема </w:t>
-      </w:r>
-      <w:r>
-        <w:t>будущей системы представлена на рисунке</w:t>
-      </w:r>
-      <w:r>
-        <w:t xml:space="preserve"> </w:t>
-      </w:r>
-      <w:r>
-        <w:t>9</w:t>
-      </w:r>
-      <w:r>
-        <w:t>.</w:t>
-      </w:r>
-    </w:p>
-    <w:p>
-      <w:pPr>
-        <w:ind w:firstLine="709"/>
-      </w:pPr>
-      <w:r>
         <w:rPr>
           <w:noProof/>
         </w:rPr>
         <w:drawing>
-          <wp:inline distT="0" distB="0" distL="0" distR="0" wp14:anchorId="602679F1" wp14:editId="32B99C73">
-            <wp:extent cx="4668253" cy="2362555"/>
-            <wp:effectExtent l="0" t="0" r="0" b="0"/>
-            <wp:docPr id="362102152" name="Рисунок 4"/>
+          <wp:inline distT="0" distB="0" distL="0" distR="0" wp14:anchorId="4827E1F7" wp14:editId="56EE2038">
+            <wp:extent cx="5524449" cy="3957523"/>
+            <wp:effectExtent l="0" t="0" r="635" b="5080"/>
+            <wp:docPr id="1112905690" name="Рисунок 2"/>
             <wp:cNvGraphicFramePr>
               <a:graphicFrameLocks xmlns:a="http://schemas.openxmlformats.org/drawingml/2006/main" noChangeAspect="1"/>
             </wp:cNvGraphicFramePr>
@@ -6552,7 +6596,7 @@
               <a:graphicData uri="http://schemas.openxmlformats.org/drawingml/2006/picture">
                 <pic:pic xmlns:pic="http://schemas.openxmlformats.org/drawingml/2006/picture">
                   <pic:nvPicPr>
-                    <pic:cNvPr id="0" name="Picture 4"/>
+                    <pic:cNvPr id="0" name="Picture 2"/>
                     <pic:cNvPicPr>
                       <a:picLocks noChangeAspect="1" noChangeArrowheads="1"/>
                     </pic:cNvPicPr>
@@ -6573,7 +6617,7 @@
                   <pic:spPr bwMode="auto">
                     <a:xfrm>
                       <a:off x="0" y="0"/>
-                      <a:ext cx="4675836" cy="2366393"/>
+                      <a:ext cx="5525588" cy="3958339"/>
                     </a:xfrm>
                     <a:prstGeom prst="rect">
                       <a:avLst/>
@@ -6609,6 +6653,7 @@
         <w:ind w:firstLine="709"/>
       </w:pPr>
       <w:r>
+        <w:lastRenderedPageBreak/>
         <w:t xml:space="preserve">База данных является хранилищем всех данных системы. В качестве СУБД используется </w:t>
       </w:r>
       <w:r>
@@ -6676,11 +6721,7 @@
       </w:r>
       <w:proofErr w:type="spellEnd"/>
       <w:r>
-        <w:t xml:space="preserve">. Основной </w:t>
-      </w:r>
-      <w:r>
-        <w:lastRenderedPageBreak/>
-        <w:t>его функцией является контроль доступа пользователей к данным</w:t>
+        <w:t>. Основной его функцией является контроль доступа пользователей к данным</w:t>
       </w:r>
       <w:r>
         <w:t xml:space="preserve"> и предоставление удобного </w:t>
@@ -6945,9 +6986,13 @@
           <w:numId w:val="10"/>
         </w:numPr>
         <w:spacing w:line="360" w:lineRule="auto"/>
-      </w:pPr>
-      <w:r>
-        <w:rPr>
+        <w:rPr>
+          <w:highlight w:val="yellow"/>
+        </w:rPr>
+      </w:pPr>
+      <w:r>
+        <w:rPr>
+          <w:highlight w:val="yellow"/>
           <w:lang w:val="en-US"/>
         </w:rPr>
         <w:t>Plugins</w:t>
@@ -6960,11 +7005,16 @@
           <w:numId w:val="10"/>
         </w:numPr>
         <w:spacing w:line="360" w:lineRule="auto"/>
-      </w:pPr>
-      <w:r>
-        <w:rPr>
+        <w:rPr>
+          <w:highlight w:val="yellow"/>
+        </w:rPr>
+      </w:pPr>
+      <w:r>
+        <w:rPr>
+          <w:highlight w:val="yellow"/>
           <w:lang w:val="en-US"/>
         </w:rPr>
+        <w:lastRenderedPageBreak/>
         <w:t>Api</w:t>
       </w:r>
     </w:p>
@@ -6975,9 +7025,13 @@
           <w:numId w:val="10"/>
         </w:numPr>
         <w:spacing w:line="360" w:lineRule="auto"/>
-      </w:pPr>
-      <w:r>
-        <w:rPr>
+        <w:rPr>
+          <w:highlight w:val="yellow"/>
+        </w:rPr>
+      </w:pPr>
+      <w:r>
+        <w:rPr>
+          <w:highlight w:val="yellow"/>
           <w:lang w:val="en-US"/>
         </w:rPr>
         <w:t>Store</w:t>
@@ -6985,30 +7039,16 @@
     </w:p>
     <w:p>
       <w:pPr>
-        <w:rPr>
-          <w:lang w:val="en-US"/>
-        </w:rPr>
-      </w:pPr>
-      <w:r>
-        <w:rPr>
-          <w:lang w:val="en-US"/>
-        </w:rPr>
-        <w:br w:type="page"/>
-      </w:r>
-    </w:p>
-    <w:p>
-      <w:pPr>
         <w:pStyle w:val="2"/>
       </w:pPr>
-      <w:bookmarkStart w:id="41" w:name="_Toc166607288"/>
-      <w:r>
-        <w:lastRenderedPageBreak/>
+      <w:bookmarkStart w:id="62" w:name="_Toc167037775"/>
+      <w:r>
         <w:t xml:space="preserve">2.2 </w:t>
       </w:r>
       <w:r>
         <w:t>Функциональные возможности</w:t>
       </w:r>
-      <w:bookmarkEnd w:id="41"/>
+      <w:bookmarkEnd w:id="62"/>
     </w:p>
     <w:p>
       <w:pPr>
@@ -7201,14 +7241,14 @@
       <w:pPr>
         <w:pStyle w:val="2"/>
       </w:pPr>
-      <w:bookmarkStart w:id="42" w:name="_Toc166607289"/>
+      <w:bookmarkStart w:id="63" w:name="_Toc167037776"/>
       <w:r>
         <w:t xml:space="preserve">2.3 </w:t>
       </w:r>
       <w:r>
         <w:t>Отправка и получение новых уведомлений</w:t>
       </w:r>
-      <w:bookmarkEnd w:id="42"/>
+      <w:bookmarkEnd w:id="63"/>
     </w:p>
     <w:p>
       <w:pPr>
@@ -7267,14 +7307,14 @@
         <w:t>отправит</w:t>
       </w:r>
       <w:r>
-        <w:t xml:space="preserve"> запрос к БД на добавление новых записей. После получения сервером ответа об успешном добавлении данных на клиент будет отправлен ответ с кодом статуса 200. После получения ответа форма будет закрыта.</w:t>
-      </w:r>
-      <w:r>
-        <w:t xml:space="preserve"> Для демонстрации процессов </w:t>
+        <w:t xml:space="preserve"> запрос к БД на добавление новых записей. После получения сервером ответа об успешном </w:t>
       </w:r>
       <w:r>
         <w:lastRenderedPageBreak/>
-        <w:t xml:space="preserve">отправки и получения уведомления была разработана </w:t>
+        <w:t>добавлении данных на клиент будет отправлен ответ с кодом статуса 200. После получения ответа форма будет закрыта.</w:t>
+      </w:r>
+      <w:r>
+        <w:t xml:space="preserve"> Для демонстрации процессов отправки и получения уведомления была разработана </w:t>
       </w:r>
       <w:r>
         <w:rPr>
@@ -7295,15 +7335,16 @@
     <w:p>
       <w:pPr>
         <w:ind w:firstLine="709"/>
+        <w:jc w:val="center"/>
       </w:pPr>
       <w:r>
         <w:rPr>
           <w:noProof/>
         </w:rPr>
         <w:drawing>
-          <wp:inline distT="0" distB="0" distL="0" distR="0" wp14:anchorId="03782B06" wp14:editId="742F4024">
-            <wp:extent cx="4910270" cy="2806995"/>
-            <wp:effectExtent l="0" t="0" r="5080" b="0"/>
+          <wp:inline distT="0" distB="0" distL="0" distR="0" wp14:anchorId="03782B06" wp14:editId="4F2AA60B">
+            <wp:extent cx="4516341" cy="2581802"/>
+            <wp:effectExtent l="0" t="0" r="0" b="9525"/>
             <wp:docPr id="608589155" name="Рисунок 1"/>
             <wp:cNvGraphicFramePr>
               <a:graphicFrameLocks xmlns:a="http://schemas.openxmlformats.org/drawingml/2006/main" noChangeAspect="1"/>
@@ -7333,7 +7374,7 @@
                   <pic:spPr bwMode="auto">
                     <a:xfrm>
                       <a:off x="0" y="0"/>
-                      <a:ext cx="4920393" cy="2812782"/>
+                      <a:ext cx="4528998" cy="2589037"/>
                     </a:xfrm>
                     <a:prstGeom prst="rect">
                       <a:avLst/>
@@ -7442,14 +7483,14 @@
       <w:pPr>
         <w:pStyle w:val="2"/>
       </w:pPr>
-      <w:bookmarkStart w:id="43" w:name="_Toc166607290"/>
+      <w:bookmarkStart w:id="64" w:name="_Toc167037777"/>
       <w:r>
         <w:t xml:space="preserve">2.4 </w:t>
       </w:r>
       <w:r>
         <w:t>Реакции</w:t>
       </w:r>
-      <w:bookmarkEnd w:id="43"/>
+      <w:bookmarkEnd w:id="64"/>
       <w:r>
         <w:t xml:space="preserve"> </w:t>
       </w:r>
@@ -7462,6 +7503,12 @@
       <w:r>
         <w:t xml:space="preserve">Как уже упоминалось ранее под «реакцией» подразумевается кнопка, расположенная под уведомлением. По нажатию на данную кнопку будет происходить отправка уведомления, привязанного к ней.  Это уведомление может быть направленно как одному человеку, например автору, так и нескольким. </w:t>
       </w:r>
+      <w:r>
+        <w:t>Происходящие при реакции процессы показаны на рисунке 13.</w:t>
+      </w:r>
+      <w:r>
+        <w:t xml:space="preserve"> </w:t>
+      </w:r>
     </w:p>
     <w:p>
       <w:pPr>
@@ -7469,6 +7516,98 @@
         <w:ind w:firstLine="709"/>
       </w:pPr>
       <w:r>
+        <w:rPr>
+          <w:noProof/>
+          <w:lang w:val="en-US"/>
+        </w:rPr>
+        <w:lastRenderedPageBreak/>
+        <w:drawing>
+          <wp:inline distT="0" distB="0" distL="0" distR="0" wp14:anchorId="5C617A26" wp14:editId="50D124B9">
+            <wp:extent cx="5373789" cy="1781503"/>
+            <wp:effectExtent l="0" t="0" r="0" b="9525"/>
+            <wp:docPr id="1953501036" name="Рисунок 3"/>
+            <wp:cNvGraphicFramePr>
+              <a:graphicFrameLocks xmlns:a="http://schemas.openxmlformats.org/drawingml/2006/main" noChangeAspect="1"/>
+            </wp:cNvGraphicFramePr>
+            <a:graphic xmlns:a="http://schemas.openxmlformats.org/drawingml/2006/main">
+              <a:graphicData uri="http://schemas.openxmlformats.org/drawingml/2006/picture">
+                <pic:pic xmlns:pic="http://schemas.openxmlformats.org/drawingml/2006/picture">
+                  <pic:nvPicPr>
+                    <pic:cNvPr id="0" name="Picture 3"/>
+                    <pic:cNvPicPr>
+                      <a:picLocks noChangeAspect="1" noChangeArrowheads="1"/>
+                    </pic:cNvPicPr>
+                  </pic:nvPicPr>
+                  <pic:blipFill>
+                    <a:blip r:embed="rId21">
+                      <a:extLst>
+                        <a:ext uri="{28A0092B-C50C-407E-A947-70E740481C1C}">
+                          <a14:useLocalDpi xmlns:a14="http://schemas.microsoft.com/office/drawing/2010/main" val="0"/>
+                        </a:ext>
+                      </a:extLst>
+                    </a:blip>
+                    <a:srcRect/>
+                    <a:stretch>
+                      <a:fillRect/>
+                    </a:stretch>
+                  </pic:blipFill>
+                  <pic:spPr bwMode="auto">
+                    <a:xfrm>
+                      <a:off x="0" y="0"/>
+                      <a:ext cx="5397343" cy="1789311"/>
+                    </a:xfrm>
+                    <a:prstGeom prst="rect">
+                      <a:avLst/>
+                    </a:prstGeom>
+                    <a:noFill/>
+                    <a:ln>
+                      <a:noFill/>
+                    </a:ln>
+                  </pic:spPr>
+                </pic:pic>
+              </a:graphicData>
+            </a:graphic>
+          </wp:inline>
+        </w:drawing>
+      </w:r>
+    </w:p>
+    <w:p>
+      <w:pPr>
+        <w:spacing w:line="360" w:lineRule="auto"/>
+        <w:ind w:firstLine="709"/>
+        <w:jc w:val="center"/>
+      </w:pPr>
+      <w:r>
+        <w:rPr>
+          <w:color w:val="000000"/>
+        </w:rPr>
+        <w:t>Рисунок 1</w:t>
+      </w:r>
+      <w:r>
+        <w:rPr>
+          <w:color w:val="000000"/>
+        </w:rPr>
+        <w:t>3</w:t>
+      </w:r>
+      <w:r>
+        <w:rPr>
+          <w:color w:val="000000"/>
+        </w:rPr>
+        <w:t xml:space="preserve"> – </w:t>
+      </w:r>
+      <w:r>
+        <w:rPr>
+          <w:color w:val="000000"/>
+        </w:rPr>
+        <w:t>Реакции</w:t>
+      </w:r>
+    </w:p>
+    <w:p>
+      <w:pPr>
+        <w:spacing w:line="360" w:lineRule="auto"/>
+        <w:ind w:firstLine="709"/>
+      </w:pPr>
+      <w:r>
         <w:t>Каждый получивший уведомление пользователь имеет возможность нажать на одну из представленных под ним кнопок и только один раз. После чего все представленные под уведомлением кнопки будут скрыты.</w:t>
       </w:r>
     </w:p>
@@ -7478,36 +7617,167 @@
         <w:ind w:firstLine="709"/>
       </w:pPr>
       <w:r>
-        <w:t xml:space="preserve">Если к отправленному уведомлению не было привязано ни одной реакции, то под ним появится кнопка «Прочитано». Данная кнопка требуется </w:t>
-      </w:r>
-      <w:r>
+        <w:t xml:space="preserve">Если к отправленному уведомлению не было привязано ни одной реакции, то под ним появится кнопка «Прочитано». Данная кнопка требуется для контроля </w:t>
+      </w:r>
+      <w:r>
+        <w:t>осведомленности, в случае если</w:t>
+      </w:r>
+      <w:r>
+        <w:t xml:space="preserve"> для конкретного уведомления не требуется каких-то особых реакций.</w:t>
+      </w:r>
+    </w:p>
+    <w:p>
+      <w:pPr>
+        <w:pStyle w:val="2"/>
+      </w:pPr>
+      <w:bookmarkStart w:id="65" w:name="_Toc167037778"/>
+      <w:r>
+        <w:rPr>
+          <w:lang w:val="en-US"/>
+        </w:rPr>
+        <w:t xml:space="preserve">2.5 </w:t>
+      </w:r>
+      <w:r>
+        <w:t>Комментарии</w:t>
+      </w:r>
+      <w:bookmarkEnd w:id="65"/>
+    </w:p>
+    <w:p>
+      <w:pPr>
+        <w:spacing w:line="360" w:lineRule="auto"/>
+        <w:ind w:firstLine="709"/>
+      </w:pPr>
+      <w:r>
+        <w:t xml:space="preserve">На случай необходимости </w:t>
+      </w:r>
+      <w:r>
+        <w:t xml:space="preserve">дополнительного обсуждения проблемы под каждым из уведомлений находятся комментарии. Они привязаны к конкретному уведомлению, их видит отправитель и каждый получатель уведомления. </w:t>
+      </w:r>
+      <w:r>
+        <w:t>Сценарий использования комментариев и связанные с ним процессы показан на рисунке 14.</w:t>
+      </w:r>
+    </w:p>
+    <w:p>
+      <w:pPr>
+        <w:ind w:firstLine="709"/>
+        <w:jc w:val="center"/>
+      </w:pPr>
+      <w:r>
+        <w:rPr>
+          <w:noProof/>
+        </w:rPr>
         <w:lastRenderedPageBreak/>
-        <w:t xml:space="preserve">для контроля </w:t>
-      </w:r>
-      <w:r>
-        <w:t>осведомленности, в случае если</w:t>
-      </w:r>
-      <w:r>
-        <w:t xml:space="preserve"> для конкретного уведомления не требуется каких-то особых реакций.</w:t>
-      </w:r>
-    </w:p>
-    <w:p>
-      <w:pPr>
+        <w:drawing>
+          <wp:inline distT="0" distB="0" distL="0" distR="0" wp14:anchorId="6BDFDD99" wp14:editId="77A66B54">
+            <wp:extent cx="4230805" cy="2385294"/>
+            <wp:effectExtent l="0" t="0" r="0" b="0"/>
+            <wp:docPr id="30216287" name="Рисунок 4"/>
+            <wp:cNvGraphicFramePr>
+              <a:graphicFrameLocks xmlns:a="http://schemas.openxmlformats.org/drawingml/2006/main" noChangeAspect="1"/>
+            </wp:cNvGraphicFramePr>
+            <a:graphic xmlns:a="http://schemas.openxmlformats.org/drawingml/2006/main">
+              <a:graphicData uri="http://schemas.openxmlformats.org/drawingml/2006/picture">
+                <pic:pic xmlns:pic="http://schemas.openxmlformats.org/drawingml/2006/picture">
+                  <pic:nvPicPr>
+                    <pic:cNvPr id="0" name="Picture 4"/>
+                    <pic:cNvPicPr>
+                      <a:picLocks noChangeAspect="1" noChangeArrowheads="1"/>
+                    </pic:cNvPicPr>
+                  </pic:nvPicPr>
+                  <pic:blipFill>
+                    <a:blip r:embed="rId22">
+                      <a:extLst>
+                        <a:ext uri="{28A0092B-C50C-407E-A947-70E740481C1C}">
+                          <a14:useLocalDpi xmlns:a14="http://schemas.microsoft.com/office/drawing/2010/main" val="0"/>
+                        </a:ext>
+                      </a:extLst>
+                    </a:blip>
+                    <a:srcRect/>
+                    <a:stretch>
+                      <a:fillRect/>
+                    </a:stretch>
+                  </pic:blipFill>
+                  <pic:spPr bwMode="auto">
+                    <a:xfrm>
+                      <a:off x="0" y="0"/>
+                      <a:ext cx="4314729" cy="2432609"/>
+                    </a:xfrm>
+                    <a:prstGeom prst="rect">
+                      <a:avLst/>
+                    </a:prstGeom>
+                    <a:noFill/>
+                    <a:ln>
+                      <a:noFill/>
+                    </a:ln>
+                  </pic:spPr>
+                </pic:pic>
+              </a:graphicData>
+            </a:graphic>
+          </wp:inline>
+        </w:drawing>
+      </w:r>
+    </w:p>
+    <w:p>
+      <w:pPr>
+        <w:spacing w:line="360" w:lineRule="auto"/>
         <w:ind w:firstLine="709"/>
-      </w:pPr>
+        <w:jc w:val="center"/>
+      </w:pPr>
+      <w:r>
+        <w:rPr>
+          <w:color w:val="000000"/>
+        </w:rPr>
+        <w:t>Рисунок 1</w:t>
+      </w:r>
+      <w:r>
+        <w:rPr>
+          <w:color w:val="000000"/>
+        </w:rPr>
+        <w:t>4</w:t>
+      </w:r>
+      <w:r>
+        <w:rPr>
+          <w:color w:val="000000"/>
+        </w:rPr>
+        <w:t xml:space="preserve"> – </w:t>
+      </w:r>
+      <w:r>
+        <w:rPr>
+          <w:color w:val="000000"/>
+        </w:rPr>
+        <w:t>Отправка и получение комментариев</w:t>
+      </w:r>
+    </w:p>
+    <w:p>
+      <w:pPr>
+        <w:spacing w:line="360" w:lineRule="auto"/>
+        <w:ind w:firstLine="709"/>
+      </w:pPr>
+      <w:r>
+        <w:t>Количество комментариев под уведомлением обновляется автоматически</w:t>
+      </w:r>
+      <w:r>
+        <w:t>. А при раскрытии комментариев под уведомлением начинают обновляться еще и сами комментарии.</w:t>
+      </w:r>
     </w:p>
     <w:p>
       <w:pPr>
         <w:pStyle w:val="2"/>
       </w:pPr>
-      <w:bookmarkStart w:id="44" w:name="_Toc166607291"/>
-      <w:r>
-        <w:t xml:space="preserve">2.5 </w:t>
+      <w:bookmarkStart w:id="66" w:name="_Toc167037779"/>
+      <w:r>
+        <w:t>2.</w:t>
+      </w:r>
+      <w:r>
+        <w:t>6</w:t>
+      </w:r>
+      <w:r>
+        <w:t xml:space="preserve"> </w:t>
       </w:r>
       <w:r>
         <w:t>Регистрация новых пользователей</w:t>
       </w:r>
-      <w:bookmarkEnd w:id="44"/>
+      <w:bookmarkEnd w:id="66"/>
     </w:p>
     <w:p>
       <w:pPr>
@@ -7518,7 +7788,13 @@
         <w:t>Регистрация новых пользователей будет происходить сотрудником отдела кадров. То есть на стороне клиента и сервера будет происходить проверка соответствующих ролей. Данные авторизации будут состоять из логина и пароля. Логином по умолчанию будет предоставленный сотрудником адрес электронной почты, а пароль будет сгенерирован на стороне сервера, после чего на предоставленную электронную почту будет отправлено сообщение со ссылкой на систему и данными для авторизации в ней.</w:t>
       </w:r>
       <w:r>
-        <w:t xml:space="preserve"> Процесс регистрации новых сотрудников показан на рисунке 13.</w:t>
+        <w:t xml:space="preserve"> Процесс регистрации новых сотрудников показан на рисунке 1</w:t>
+      </w:r>
+      <w:r>
+        <w:t>5</w:t>
+      </w:r>
+      <w:r>
+        <w:t>.</w:t>
       </w:r>
     </w:p>
     <w:p>
@@ -7552,7 +7828,7 @@
                     </pic:cNvPicPr>
                   </pic:nvPicPr>
                   <pic:blipFill>
-                    <a:blip r:embed="rId21">
+                    <a:blip r:embed="rId23">
                       <a:extLst>
                         <a:ext uri="{28A0092B-C50C-407E-A947-70E740481C1C}">
                           <a14:useLocalDpi xmlns:a14="http://schemas.microsoft.com/office/drawing/2010/main" val="0"/>
@@ -7589,22 +7865,187 @@
         <w:spacing w:line="360" w:lineRule="auto"/>
         <w:ind w:firstLine="709"/>
         <w:jc w:val="center"/>
-      </w:pPr>
-      <w:r>
-        <w:rPr>
-          <w:color w:val="000000"/>
-        </w:rPr>
-        <w:t>Рисунок 13 – Регистрация новых пользователей</w:t>
-      </w:r>
-    </w:p>
-    <w:p/>
+        <w:rPr>
+          <w:color w:val="000000"/>
+        </w:rPr>
+      </w:pPr>
+      <w:r>
+        <w:rPr>
+          <w:color w:val="000000"/>
+        </w:rPr>
+        <w:t>Рисунок 1</w:t>
+      </w:r>
+      <w:r>
+        <w:rPr>
+          <w:color w:val="000000"/>
+        </w:rPr>
+        <w:t>5</w:t>
+      </w:r>
+      <w:r>
+        <w:rPr>
+          <w:color w:val="000000"/>
+        </w:rPr>
+        <w:t xml:space="preserve"> – Регистрация новых пользователей</w:t>
+      </w:r>
+    </w:p>
+    <w:p>
+      <w:pPr>
+        <w:spacing w:line="360" w:lineRule="auto"/>
+        <w:ind w:firstLine="709"/>
+        <w:rPr>
+          <w:color w:val="000000"/>
+        </w:rPr>
+      </w:pPr>
+      <w:r>
+        <w:rPr>
+          <w:color w:val="000000"/>
+        </w:rPr>
+        <w:lastRenderedPageBreak/>
+        <w:t>Учитывая, что регистрация пользователей происходит с применением ручного ввода данных, должна быть предусмотрена возможность корректировки возможных ошибок. Для этого была предусмотрена возможность изменения данных пользователей. Интерфейс для этого расположен на той же странице сразу после формы для регистрации данных новых сотрудников. Процессы, происходящие при изменении данных показаны на рисунке 1</w:t>
+      </w:r>
+      <w:r>
+        <w:rPr>
+          <w:color w:val="000000"/>
+        </w:rPr>
+        <w:t>6</w:t>
+      </w:r>
+      <w:r>
+        <w:rPr>
+          <w:color w:val="000000"/>
+        </w:rPr>
+        <w:t>.</w:t>
+      </w:r>
+    </w:p>
+    <w:p>
+      <w:pPr>
+        <w:spacing w:line="360" w:lineRule="auto"/>
+        <w:ind w:firstLine="709"/>
+      </w:pPr>
+      <w:r>
+        <w:rPr>
+          <w:noProof/>
+        </w:rPr>
+        <w:drawing>
+          <wp:inline distT="0" distB="0" distL="0" distR="0" wp14:anchorId="12506688" wp14:editId="71E408F7">
+            <wp:extent cx="5286581" cy="3330054"/>
+            <wp:effectExtent l="0" t="0" r="9525" b="3810"/>
+            <wp:docPr id="2061096502" name="Рисунок 2"/>
+            <wp:cNvGraphicFramePr>
+              <a:graphicFrameLocks xmlns:a="http://schemas.openxmlformats.org/drawingml/2006/main" noChangeAspect="1"/>
+            </wp:cNvGraphicFramePr>
+            <a:graphic xmlns:a="http://schemas.openxmlformats.org/drawingml/2006/main">
+              <a:graphicData uri="http://schemas.openxmlformats.org/drawingml/2006/picture">
+                <pic:pic xmlns:pic="http://schemas.openxmlformats.org/drawingml/2006/picture">
+                  <pic:nvPicPr>
+                    <pic:cNvPr id="0" name="Picture 2"/>
+                    <pic:cNvPicPr>
+                      <a:picLocks noChangeAspect="1" noChangeArrowheads="1"/>
+                    </pic:cNvPicPr>
+                  </pic:nvPicPr>
+                  <pic:blipFill>
+                    <a:blip r:embed="rId24">
+                      <a:extLst>
+                        <a:ext uri="{28A0092B-C50C-407E-A947-70E740481C1C}">
+                          <a14:useLocalDpi xmlns:a14="http://schemas.microsoft.com/office/drawing/2010/main" val="0"/>
+                        </a:ext>
+                      </a:extLst>
+                    </a:blip>
+                    <a:srcRect/>
+                    <a:stretch>
+                      <a:fillRect/>
+                    </a:stretch>
+                  </pic:blipFill>
+                  <pic:spPr bwMode="auto">
+                    <a:xfrm>
+                      <a:off x="0" y="0"/>
+                      <a:ext cx="5287362" cy="3330546"/>
+                    </a:xfrm>
+                    <a:prstGeom prst="rect">
+                      <a:avLst/>
+                    </a:prstGeom>
+                    <a:noFill/>
+                    <a:ln>
+                      <a:noFill/>
+                    </a:ln>
+                  </pic:spPr>
+                </pic:pic>
+              </a:graphicData>
+            </a:graphic>
+          </wp:inline>
+        </w:drawing>
+      </w:r>
+    </w:p>
+    <w:p>
+      <w:pPr>
+        <w:spacing w:line="360" w:lineRule="auto"/>
+        <w:ind w:firstLine="709"/>
+        <w:jc w:val="center"/>
+        <w:rPr>
+          <w:color w:val="000000"/>
+          <w:lang w:val="en-US"/>
+        </w:rPr>
+      </w:pPr>
+      <w:r>
+        <w:rPr>
+          <w:color w:val="000000"/>
+        </w:rPr>
+        <w:t>Рисунок 1</w:t>
+      </w:r>
+      <w:r>
+        <w:rPr>
+          <w:color w:val="000000"/>
+        </w:rPr>
+        <w:t>6</w:t>
+      </w:r>
+      <w:r>
+        <w:rPr>
+          <w:color w:val="000000"/>
+        </w:rPr>
+        <w:t xml:space="preserve"> – </w:t>
+      </w:r>
+      <w:r>
+        <w:rPr>
+          <w:color w:val="000000"/>
+        </w:rPr>
+        <w:t xml:space="preserve">Изменение данных </w:t>
+      </w:r>
+      <w:proofErr w:type="spellStart"/>
+      <w:r>
+        <w:rPr>
+          <w:color w:val="000000"/>
+        </w:rPr>
+        <w:t>польхователй</w:t>
+      </w:r>
+      <w:proofErr w:type="spellEnd"/>
+    </w:p>
+    <w:p>
+      <w:pPr>
+        <w:spacing w:line="360" w:lineRule="auto"/>
+        <w:ind w:firstLine="709"/>
+        <w:rPr>
+          <w:color w:val="000000"/>
+        </w:rPr>
+      </w:pPr>
+      <w:r>
+        <w:rPr>
+          <w:color w:val="000000"/>
+        </w:rPr>
+        <w:t>Одновременно можно изменить данные нескольких пользователей, но отправка изменений на сервер будет происходить только по нажатию на соответствующую кнопку.</w:t>
+      </w:r>
+    </w:p>
     <w:p>
       <w:pPr>
         <w:pStyle w:val="2"/>
       </w:pPr>
-      <w:bookmarkStart w:id="45" w:name="_Toc166607292"/>
-      <w:r>
-        <w:t xml:space="preserve">2.6 </w:t>
+      <w:bookmarkStart w:id="67" w:name="_Toc167037780"/>
+      <w:r>
+        <w:t>2.</w:t>
+      </w:r>
+      <w:r>
+        <w:t>7</w:t>
+      </w:r>
+      <w:r>
+        <w:t xml:space="preserve"> </w:t>
       </w:r>
       <w:r>
         <w:t>Авторизация</w:t>
@@ -7612,7 +8053,7 @@
       <w:r>
         <w:t xml:space="preserve"> и аутентификация</w:t>
       </w:r>
-      <w:bookmarkEnd w:id="45"/>
+      <w:bookmarkEnd w:id="67"/>
     </w:p>
     <w:p>
       <w:pPr>
@@ -7960,7 +8401,10 @@
         <w:t xml:space="preserve"> показанная на рисунке </w:t>
       </w:r>
       <w:r>
-        <w:t>14</w:t>
+        <w:t>1</w:t>
+      </w:r>
+      <w:r>
+        <w:t>7</w:t>
       </w:r>
       <w:r>
         <w:t xml:space="preserve">. </w:t>
@@ -7980,9 +8424,9 @@
         </w:rPr>
         <w:lastRenderedPageBreak/>
         <w:drawing>
-          <wp:inline distT="0" distB="0" distL="0" distR="0" wp14:anchorId="56AA7FC7" wp14:editId="6E7BAEE5">
-            <wp:extent cx="5762625" cy="7485380"/>
-            <wp:effectExtent l="0" t="0" r="9525" b="1270"/>
+          <wp:inline distT="0" distB="0" distL="0" distR="0" wp14:anchorId="56AA7FC7" wp14:editId="503FE8BF">
+            <wp:extent cx="4339988" cy="5637441"/>
+            <wp:effectExtent l="0" t="0" r="3810" b="1905"/>
             <wp:docPr id="1518640425" name="Рисунок 4"/>
             <wp:cNvGraphicFramePr>
               <a:graphicFrameLocks xmlns:a="http://schemas.openxmlformats.org/drawingml/2006/main" noChangeAspect="1"/>
@@ -7997,7 +8441,7 @@
                     </pic:cNvPicPr>
                   </pic:nvPicPr>
                   <pic:blipFill>
-                    <a:blip r:embed="rId22">
+                    <a:blip r:embed="rId25">
                       <a:extLst>
                         <a:ext uri="{28A0092B-C50C-407E-A947-70E740481C1C}">
                           <a14:useLocalDpi xmlns:a14="http://schemas.microsoft.com/office/drawing/2010/main" val="0"/>
@@ -8012,7 +8456,7 @@
                   <pic:spPr bwMode="auto">
                     <a:xfrm>
                       <a:off x="0" y="0"/>
-                      <a:ext cx="5762625" cy="7485380"/>
+                      <a:ext cx="4350159" cy="5650653"/>
                     </a:xfrm>
                     <a:prstGeom prst="rect">
                       <a:avLst/>
@@ -8045,7 +8489,7 @@
         <w:rPr>
           <w:color w:val="000000"/>
         </w:rPr>
-        <w:t>4</w:t>
+        <w:t>7</w:t>
       </w:r>
       <w:r>
         <w:rPr>
@@ -8096,14 +8540,95 @@
         <w:rPr>
           <w:lang w:val="en-US"/>
         </w:rPr>
+        <w:t>Refresh</w:t>
+      </w:r>
+      <w:r>
+        <w:t xml:space="preserve"> </w:t>
+      </w:r>
+      <w:r>
+        <w:t>токен сохраняется в базе после чего оба токена отправляются на клиент.</w:t>
+      </w:r>
+    </w:p>
+    <w:p>
+      <w:pPr>
+        <w:spacing w:line="360" w:lineRule="auto"/>
+        <w:ind w:firstLine="709"/>
+      </w:pPr>
+      <w:r>
+        <w:rPr>
+          <w:lang w:val="en-US"/>
+        </w:rPr>
+        <w:t>Refresh</w:t>
+      </w:r>
+      <w:r>
+        <w:t xml:space="preserve"> </w:t>
+      </w:r>
+      <w:r>
+        <w:t>токен нужен для обновления пары токенов и валиден долгое время</w:t>
+      </w:r>
+      <w:r>
+        <w:t xml:space="preserve">. </w:t>
+      </w:r>
+      <w:r>
+        <w:rPr>
+          <w:lang w:val="en-US"/>
+        </w:rPr>
+        <w:t>Access</w:t>
+      </w:r>
+      <w:r>
+        <w:t xml:space="preserve"> </w:t>
+      </w:r>
+      <w:r>
+        <w:t>токен участвует в процессе аутентификации и обычно валиден несколько минут и при истечении его срока действия происходит обновление токенов.</w:t>
+      </w:r>
+    </w:p>
+    <w:p>
+      <w:pPr>
+        <w:spacing w:line="360" w:lineRule="auto"/>
+        <w:ind w:firstLine="709"/>
+      </w:pPr>
+      <w:r>
         <w:lastRenderedPageBreak/>
-        <w:t>Refresh</w:t>
+        <w:t xml:space="preserve">При обновлении токенов срок действия </w:t>
+      </w:r>
+      <w:r>
+        <w:rPr>
+          <w:lang w:val="en-US"/>
+        </w:rPr>
+        <w:t>access</w:t>
       </w:r>
       <w:r>
         <w:t xml:space="preserve"> </w:t>
       </w:r>
       <w:r>
-        <w:t>токен сохраняется в базе после чего оба токена отправляются на клиент.</w:t>
+        <w:t xml:space="preserve">токена уже истек, старый </w:t>
+      </w:r>
+      <w:r>
+        <w:rPr>
+          <w:lang w:val="en-US"/>
+        </w:rPr>
+        <w:t>refresh</w:t>
+      </w:r>
+      <w:r>
+        <w:t xml:space="preserve"> </w:t>
+      </w:r>
+      <w:r>
+        <w:t xml:space="preserve">токен </w:t>
+      </w:r>
+      <w:r>
+        <w:t xml:space="preserve">удаляется из базы и после генерации новой пары токенов происходит сохранение нового </w:t>
+      </w:r>
+      <w:r>
+        <w:rPr>
+          <w:lang w:val="en-US"/>
+        </w:rPr>
+        <w:t>refresh</w:t>
+      </w:r>
+      <w:r>
+        <w:t xml:space="preserve"> </w:t>
+      </w:r>
+      <w:r>
+        <w:t>токена и отправка сгенерированной пары токенов на клиент.</w:t>
       </w:r>
     </w:p>
     <w:p>
@@ -8112,262 +8637,53 @@
         <w:ind w:firstLine="709"/>
       </w:pPr>
       <w:r>
+        <w:t>При переходе на страницу приложения будет произведен запрос на получение необходимых для работы приложения данных. Если в ответ на запрос клиент получает ошибк</w:t>
+      </w:r>
+      <w:r>
+        <w:t>у</w:t>
+      </w:r>
+      <w:r>
+        <w:t xml:space="preserve"> 401, то клиентом будет произведена попытка обновления токенов и повторение отправленного ранее запроса. Если при обновлении токенов также будет получена ошибка, то пользователь будет перемещен на страницу</w:t>
+      </w:r>
+      <w:r>
+        <w:t xml:space="preserve"> авторизации.</w:t>
+      </w:r>
+    </w:p>
+    <w:p>
+      <w:pPr>
+        <w:pStyle w:val="2"/>
+      </w:pPr>
+      <w:bookmarkStart w:id="68" w:name="_Toc167037781"/>
+      <w:r>
+        <w:t>2.</w:t>
+      </w:r>
+      <w:r>
+        <w:t>8</w:t>
+      </w:r>
+      <w:r>
+        <w:t xml:space="preserve"> </w:t>
+      </w:r>
+      <w:r>
+        <w:t>База данных</w:t>
+      </w:r>
+      <w:bookmarkEnd w:id="68"/>
+    </w:p>
+    <w:p>
+      <w:pPr>
+        <w:spacing w:line="360" w:lineRule="auto"/>
+        <w:ind w:firstLine="567"/>
         <w:rPr>
           <w:lang w:val="en-US"/>
         </w:rPr>
-        <w:t>Refresh</w:t>
-      </w:r>
-      <w:r>
-        <w:t xml:space="preserve"> </w:t>
-      </w:r>
-      <w:r>
-        <w:t>токен нужен для обновления пары токенов и валиден долгое время</w:t>
-      </w:r>
-      <w:r>
-        <w:t xml:space="preserve">. </w:t>
-      </w:r>
-      <w:r>
-        <w:rPr>
-          <w:lang w:val="en-US"/>
-        </w:rPr>
-        <w:t>Access</w:t>
-      </w:r>
-      <w:r>
-        <w:t xml:space="preserve"> </w:t>
-      </w:r>
-      <w:r>
-        <w:t>токен участвует в процессе аутентификации и обычно валиден несколько минут и при истечении его срока действия происходит обновление токенов.</w:t>
-      </w:r>
-    </w:p>
-    <w:p>
-      <w:pPr>
-        <w:spacing w:line="360" w:lineRule="auto"/>
-        <w:ind w:firstLine="709"/>
-      </w:pPr>
-      <w:r>
-        <w:t xml:space="preserve">При обновлении токенов срок действия </w:t>
-      </w:r>
-      <w:r>
-        <w:rPr>
-          <w:lang w:val="en-US"/>
-        </w:rPr>
-        <w:t>access</w:t>
-      </w:r>
-      <w:r>
-        <w:t xml:space="preserve"> </w:t>
-      </w:r>
-      <w:r>
-        <w:t xml:space="preserve">токена уже истек, старый </w:t>
-      </w:r>
-      <w:r>
-        <w:rPr>
-          <w:lang w:val="en-US"/>
-        </w:rPr>
-        <w:t>refresh</w:t>
-      </w:r>
-      <w:r>
-        <w:t xml:space="preserve"> </w:t>
-      </w:r>
-      <w:r>
-        <w:t xml:space="preserve">токен </w:t>
-      </w:r>
-      <w:r>
-        <w:t xml:space="preserve">удаляется из базы и после генерации новой пары токенов происходит сохранение нового </w:t>
-      </w:r>
-      <w:r>
-        <w:rPr>
-          <w:lang w:val="en-US"/>
-        </w:rPr>
-        <w:t>refresh</w:t>
-      </w:r>
-      <w:r>
-        <w:t xml:space="preserve"> </w:t>
-      </w:r>
-      <w:r>
-        <w:t>токена и отправка сгенерированной пары токенов на клиент.</w:t>
-      </w:r>
-    </w:p>
-    <w:p>
-      <w:pPr>
-        <w:spacing w:line="360" w:lineRule="auto"/>
-        <w:ind w:firstLine="709"/>
-      </w:pPr>
-      <w:r>
-        <w:t>Для демонстрации</w:t>
-      </w:r>
-      <w:r>
-        <w:t xml:space="preserve"> логики работы приложения относительно процесса аутентификации</w:t>
-      </w:r>
-      <w:r>
-        <w:t xml:space="preserve"> </w:t>
-      </w:r>
-      <w:r>
-        <w:t>была</w:t>
-      </w:r>
-      <w:r>
-        <w:t xml:space="preserve"> разработана </w:t>
-      </w:r>
-      <w:r>
-        <w:rPr>
-          <w:lang w:val="en-US"/>
-        </w:rPr>
-        <w:t>activity</w:t>
-      </w:r>
-      <w:r>
-        <w:t xml:space="preserve"> </w:t>
-      </w:r>
-      <w:r>
-        <w:t>диаграмма,</w:t>
-      </w:r>
-      <w:r>
-        <w:t xml:space="preserve"> показанная на рисунке </w:t>
-      </w:r>
-      <w:r>
-        <w:t>15</w:t>
-      </w:r>
-      <w:r>
-        <w:t>.</w:t>
-      </w:r>
-    </w:p>
-    <w:p>
-      <w:pPr>
-        <w:spacing w:line="360" w:lineRule="auto"/>
-        <w:ind w:firstLine="709"/>
-        <w:jc w:val="center"/>
-        <w:rPr>
-          <w:lang w:val="en-US"/>
-        </w:rPr>
-      </w:pPr>
-      <w:r>
-        <w:rPr>
-          <w:noProof/>
-        </w:rPr>
-        <w:drawing>
-          <wp:inline distT="0" distB="0" distL="0" distR="0" wp14:anchorId="2E96F841" wp14:editId="0D704D23">
-            <wp:extent cx="3094074" cy="3758796"/>
-            <wp:effectExtent l="0" t="0" r="0" b="0"/>
-            <wp:docPr id="804143963" name="Рисунок 5"/>
-            <wp:cNvGraphicFramePr>
-              <a:graphicFrameLocks xmlns:a="http://schemas.openxmlformats.org/drawingml/2006/main" noChangeAspect="1"/>
-            </wp:cNvGraphicFramePr>
-            <a:graphic xmlns:a="http://schemas.openxmlformats.org/drawingml/2006/main">
-              <a:graphicData uri="http://schemas.openxmlformats.org/drawingml/2006/picture">
-                <pic:pic xmlns:pic="http://schemas.openxmlformats.org/drawingml/2006/picture">
-                  <pic:nvPicPr>
-                    <pic:cNvPr id="0" name="Picture 5"/>
-                    <pic:cNvPicPr>
-                      <a:picLocks noChangeAspect="1" noChangeArrowheads="1"/>
-                    </pic:cNvPicPr>
-                  </pic:nvPicPr>
-                  <pic:blipFill>
-                    <a:blip r:embed="rId23">
-                      <a:extLst>
-                        <a:ext uri="{28A0092B-C50C-407E-A947-70E740481C1C}">
-                          <a14:useLocalDpi xmlns:a14="http://schemas.microsoft.com/office/drawing/2010/main" val="0"/>
-                        </a:ext>
-                      </a:extLst>
-                    </a:blip>
-                    <a:srcRect/>
-                    <a:stretch>
-                      <a:fillRect/>
-                    </a:stretch>
-                  </pic:blipFill>
-                  <pic:spPr bwMode="auto">
-                    <a:xfrm>
-                      <a:off x="0" y="0"/>
-                      <a:ext cx="3101243" cy="3767505"/>
-                    </a:xfrm>
-                    <a:prstGeom prst="rect">
-                      <a:avLst/>
-                    </a:prstGeom>
-                    <a:noFill/>
-                    <a:ln>
-                      <a:noFill/>
-                    </a:ln>
-                  </pic:spPr>
-                </pic:pic>
-              </a:graphicData>
-            </a:graphic>
-          </wp:inline>
-        </w:drawing>
-      </w:r>
-    </w:p>
-    <w:p>
-      <w:pPr>
-        <w:spacing w:line="360" w:lineRule="auto"/>
-        <w:ind w:firstLine="709"/>
-        <w:jc w:val="center"/>
-      </w:pPr>
-      <w:r>
-        <w:rPr>
-          <w:color w:val="000000"/>
-        </w:rPr>
-        <w:t>Рисунок 1</w:t>
-      </w:r>
-      <w:r>
-        <w:rPr>
-          <w:color w:val="000000"/>
-        </w:rPr>
-        <w:t>5</w:t>
-      </w:r>
-      <w:r>
-        <w:rPr>
-          <w:color w:val="000000"/>
-        </w:rPr>
-        <w:t xml:space="preserve"> – Процесс </w:t>
-      </w:r>
-      <w:r>
-        <w:rPr>
-          <w:color w:val="000000"/>
-        </w:rPr>
-        <w:t>аутентификации</w:t>
-      </w:r>
-    </w:p>
-    <w:p>
-      <w:pPr>
-        <w:spacing w:line="360" w:lineRule="auto"/>
-        <w:ind w:firstLine="709"/>
-      </w:pPr>
-      <w:r>
-        <w:lastRenderedPageBreak/>
-        <w:t>При переходе на страницу приложения будет произведен запрос на получение необходимых для работы приложения данных. Если в ответ на запрос клиент получает ошибк</w:t>
-      </w:r>
-      <w:r>
-        <w:t>у</w:t>
-      </w:r>
-      <w:r>
-        <w:t xml:space="preserve"> 401, то клиентом будет произведена попытка обновления токенов и повторение отправленного ранее запроса. Если при обновлении токенов также будет получена ошибка, то пользователь будет перемещен на страницу</w:t>
-      </w:r>
-      <w:r>
-        <w:t xml:space="preserve"> авторизации.</w:t>
-      </w:r>
-    </w:p>
-    <w:p>
-      <w:pPr>
-        <w:pStyle w:val="2"/>
-      </w:pPr>
-      <w:bookmarkStart w:id="46" w:name="_Toc166607293"/>
-      <w:r>
-        <w:t xml:space="preserve">2.7 </w:t>
-      </w:r>
-      <w:r>
-        <w:t>База данных</w:t>
-      </w:r>
-      <w:bookmarkEnd w:id="46"/>
-    </w:p>
-    <w:p>
-      <w:pPr>
-        <w:spacing w:line="360" w:lineRule="auto"/>
-        <w:ind w:firstLine="567"/>
-        <w:rPr>
-          <w:lang w:val="en-US"/>
-        </w:rPr>
       </w:pPr>
       <w:r>
         <w:t xml:space="preserve">После описания работы основных функций будущей системы была разработана физическая модель базы данных. Сама модель представлена на рисунке </w:t>
       </w:r>
       <w:r>
-        <w:t>16</w:t>
+        <w:t>1</w:t>
+      </w:r>
+      <w:r>
+        <w:t>8</w:t>
       </w:r>
       <w:r>
         <w:rPr>
@@ -8385,6 +8701,7 @@
           <w:noProof/>
           <w:lang w:val="en-US"/>
         </w:rPr>
+        <w:lastRenderedPageBreak/>
         <w:drawing>
           <wp:inline distT="0" distB="0" distL="0" distR="0" wp14:anchorId="589913FD" wp14:editId="38340503">
             <wp:extent cx="4774019" cy="5341078"/>
@@ -8403,7 +8720,7 @@
                     </pic:cNvPicPr>
                   </pic:nvPicPr>
                   <pic:blipFill>
-                    <a:blip r:embed="rId24" cstate="print">
+                    <a:blip r:embed="rId26" cstate="print">
                       <a:extLst>
                         <a:ext uri="{28A0092B-C50C-407E-A947-70E740481C1C}">
                           <a14:useLocalDpi xmlns:a14="http://schemas.microsoft.com/office/drawing/2010/main" val="0"/>
@@ -8445,7 +8762,19 @@
         <w:rPr>
           <w:color w:val="000000"/>
         </w:rPr>
-        <w:t xml:space="preserve">Рисунок 16 – </w:t>
+        <w:t>Рисунок 1</w:t>
+      </w:r>
+      <w:r>
+        <w:rPr>
+          <w:color w:val="000000"/>
+        </w:rPr>
+        <w:t>8</w:t>
+      </w:r>
+      <w:r>
+        <w:rPr>
+          <w:color w:val="000000"/>
+        </w:rPr>
+        <w:t xml:space="preserve"> – </w:t>
       </w:r>
       <w:r>
         <w:rPr>
@@ -8473,91 +8802,203 @@
         <w:ind w:firstLine="709"/>
       </w:pPr>
       <w:r>
+        <w:t xml:space="preserve">Центральными объектами в базе являются таблицы </w:t>
+      </w:r>
+      <w:r>
+        <w:rPr>
+          <w:lang w:val="en-US"/>
+        </w:rPr>
+        <w:t>employees</w:t>
+      </w:r>
+      <w:r>
+        <w:t xml:space="preserve"> и </w:t>
+      </w:r>
+      <w:r>
+        <w:rPr>
+          <w:lang w:val="en-US"/>
+        </w:rPr>
+        <w:t>notifications</w:t>
+      </w:r>
+      <w:r>
+        <w:t xml:space="preserve"> хранящими данные о пользователях и уведомлениях соответственно. Дополнительные данные об уведомлениях хранят таблицы </w:t>
+      </w:r>
+      <w:r>
+        <w:rPr>
+          <w:lang w:val="en-US"/>
+        </w:rPr>
+        <w:t>recipients</w:t>
+      </w:r>
+      <w:r>
+        <w:t xml:space="preserve"> и </w:t>
+      </w:r>
+      <w:r>
+        <w:rPr>
+          <w:lang w:val="en-US"/>
+        </w:rPr>
+        <w:t>buttons</w:t>
+      </w:r>
+      <w:r>
+        <w:t xml:space="preserve">. </w:t>
+      </w:r>
+      <w:r>
+        <w:t xml:space="preserve">Стоит отметить, что таблица </w:t>
+      </w:r>
+      <w:r>
+        <w:rPr>
+          <w:lang w:val="en-US"/>
+        </w:rPr>
+        <w:t>notification</w:t>
+      </w:r>
+      <w:r>
+        <w:t xml:space="preserve"> </w:t>
+      </w:r>
+      <w:r>
+        <w:t xml:space="preserve">хранит данные обо всех уведомлениях, не важно являются они черновиками или отправлены. При отправлении уведомления в таблице </w:t>
+      </w:r>
+      <w:proofErr w:type="spellStart"/>
+      <w:r>
+        <w:rPr>
+          <w:lang w:val="en-US"/>
+        </w:rPr>
+        <w:t>sended</w:t>
+      </w:r>
+      <w:proofErr w:type="spellEnd"/>
+      <w:r>
+        <w:t>_</w:t>
+      </w:r>
+      <w:r>
+        <w:rPr>
+          <w:lang w:val="en-US"/>
+        </w:rPr>
+        <w:t>notification</w:t>
+      </w:r>
+      <w:r>
+        <w:t xml:space="preserve"> хранятся </w:t>
+      </w:r>
+      <w:r>
+        <w:rPr>
+          <w:lang w:val="en-US"/>
+        </w:rPr>
+        <w:t>id</w:t>
+      </w:r>
+      <w:r>
+        <w:t xml:space="preserve"> </w:t>
+      </w:r>
+      <w:r>
+        <w:t>уведомления, отправителя и получателя.</w:t>
+      </w:r>
+    </w:p>
+    <w:p>
+      <w:pPr>
+        <w:spacing w:line="360" w:lineRule="auto"/>
+        <w:ind w:firstLine="709"/>
+      </w:pPr>
+      <w:r>
+        <w:rPr>
+          <w:lang w:val="en-US"/>
+        </w:rPr>
+        <w:t>Positions</w:t>
+      </w:r>
+      <w:r>
+        <w:t xml:space="preserve"> хранит список возможных должностей. </w:t>
+      </w:r>
+      <w:r>
+        <w:rPr>
+          <w:lang w:val="en-US"/>
+        </w:rPr>
+        <w:t>Notification</w:t>
+      </w:r>
+      <w:r>
+        <w:t>_</w:t>
+      </w:r>
+      <w:r>
+        <w:rPr>
+          <w:lang w:val="en-US"/>
+        </w:rPr>
+        <w:t>types</w:t>
+      </w:r>
+      <w:r>
+        <w:t xml:space="preserve"> все возможные типы уведомлений.</w:t>
+      </w:r>
+    </w:p>
+    <w:p>
+      <w:pPr>
+        <w:pStyle w:val="2"/>
+      </w:pPr>
+      <w:bookmarkStart w:id="69" w:name="_Toc167037782"/>
+      <w:r>
         <w:lastRenderedPageBreak/>
-        <w:t xml:space="preserve">Центральными объектами в базе являются таблицы </w:t>
+        <w:t>2.</w:t>
+      </w:r>
+      <w:r>
+        <w:t>9</w:t>
+      </w:r>
+      <w:r>
+        <w:t xml:space="preserve"> Вывод по разделу</w:t>
+      </w:r>
+      <w:bookmarkEnd w:id="69"/>
+    </w:p>
+    <w:p>
+      <w:pPr>
+        <w:spacing w:line="360" w:lineRule="auto"/>
+        <w:ind w:firstLine="709"/>
+      </w:pPr>
+      <w:r>
+        <w:t>В данном разделе на основе требований была выбрана архитектура разрабатываемой системы.</w:t>
+      </w:r>
+    </w:p>
+    <w:p>
+      <w:pPr>
+        <w:spacing w:line="360" w:lineRule="auto"/>
+        <w:ind w:firstLine="709"/>
+      </w:pPr>
+      <w:r>
+        <w:t xml:space="preserve">Также были продемонстрированы сценарии взаимодействия пользователей с помощью диаграмм последовательности. Далее были описаны основные функции системы и процессы, происходящие при их выполнении </w:t>
+      </w:r>
+      <w:r>
+        <w:t>с помощью</w:t>
+      </w:r>
+      <w:r>
+        <w:t xml:space="preserve"> </w:t>
       </w:r>
       <w:r>
         <w:rPr>
           <w:lang w:val="en-US"/>
         </w:rPr>
-        <w:t>employees</w:t>
-      </w:r>
-      <w:r>
-        <w:t xml:space="preserve"> и </w:t>
+        <w:t>activity</w:t>
+      </w:r>
+      <w:r>
+        <w:t xml:space="preserve"> </w:t>
+      </w:r>
+      <w:r>
+        <w:t>диаграмм.</w:t>
+      </w:r>
+    </w:p>
+    <w:p>
+      <w:pPr>
+        <w:spacing w:line="360" w:lineRule="auto"/>
+        <w:ind w:firstLine="709"/>
+      </w:pPr>
+      <w:r>
+        <w:t xml:space="preserve">Основываясь на описании функций и процессов </w:t>
+      </w:r>
+      <w:r>
+        <w:t>разрабатываемой системы,</w:t>
+      </w:r>
+      <w:r>
+        <w:t xml:space="preserve"> была разработана </w:t>
       </w:r>
       <w:r>
         <w:rPr>
           <w:lang w:val="en-US"/>
         </w:rPr>
-        <w:t>notifications</w:t>
-      </w:r>
-      <w:r>
-        <w:t xml:space="preserve"> хранящими данные о пользователях и уведомлениях соответственно. Дополнительные данные об уведомлениях хранят таблицы </w:t>
-      </w:r>
-      <w:r>
-        <w:rPr>
-          <w:lang w:val="en-US"/>
-        </w:rPr>
-        <w:t>recipients</w:t>
-      </w:r>
-      <w:r>
-        <w:t xml:space="preserve"> и </w:t>
-      </w:r>
-      <w:r>
-        <w:rPr>
-          <w:lang w:val="en-US"/>
-        </w:rPr>
-        <w:t>buttons</w:t>
-      </w:r>
-      <w:r>
-        <w:t xml:space="preserve">. </w:t>
-      </w:r>
-      <w:r>
-        <w:t xml:space="preserve">Стоит отметить, что таблица </w:t>
-      </w:r>
-      <w:r>
-        <w:rPr>
-          <w:lang w:val="en-US"/>
-        </w:rPr>
-        <w:t>notification</w:t>
+        <w:t>ER</w:t>
       </w:r>
       <w:r>
         <w:t xml:space="preserve"> </w:t>
       </w:r>
       <w:r>
-        <w:t xml:space="preserve">хранит данные обо всех уведомлениях, не важно являются они черновиками или отправлены. При отправлении уведомления в таблице </w:t>
-      </w:r>
-      <w:proofErr w:type="spellStart"/>
-      <w:r>
-        <w:rPr>
-          <w:lang w:val="en-US"/>
-        </w:rPr>
-        <w:t>sended</w:t>
-      </w:r>
-      <w:proofErr w:type="spellEnd"/>
-      <w:r>
-        <w:t>_</w:t>
-      </w:r>
-      <w:r>
-        <w:rPr>
-          <w:lang w:val="en-US"/>
-        </w:rPr>
-        <w:t>notification</w:t>
-      </w:r>
-      <w:r>
-        <w:t xml:space="preserve"> хранятся </w:t>
-      </w:r>
-      <w:r>
-        <w:rPr>
-          <w:lang w:val="en-US"/>
-        </w:rPr>
-        <w:t>id</w:t>
-      </w:r>
-      <w:r>
-        <w:t xml:space="preserve"> </w:t>
-      </w:r>
-      <w:r>
-        <w:t>уведомления, отправителя и получателя.</w:t>
+        <w:t>диаграмма базы данных.</w:t>
       </w:r>
     </w:p>
     <w:p>
@@ -8566,112 +9007,6 @@
         <w:ind w:firstLine="709"/>
       </w:pPr>
       <w:r>
-        <w:rPr>
-          <w:lang w:val="en-US"/>
-        </w:rPr>
-        <w:t>Positions</w:t>
-      </w:r>
-      <w:r>
-        <w:t xml:space="preserve"> хранит список возможных должностей. </w:t>
-      </w:r>
-      <w:r>
-        <w:rPr>
-          <w:lang w:val="en-US"/>
-        </w:rPr>
-        <w:t>Notification</w:t>
-      </w:r>
-      <w:r>
-        <w:t>_</w:t>
-      </w:r>
-      <w:r>
-        <w:rPr>
-          <w:lang w:val="en-US"/>
-        </w:rPr>
-        <w:t>types</w:t>
-      </w:r>
-      <w:r>
-        <w:t xml:space="preserve"> все возможные типы уведомлений.</w:t>
-      </w:r>
-    </w:p>
-    <w:p>
-      <w:pPr>
-        <w:pStyle w:val="2"/>
-      </w:pPr>
-      <w:bookmarkStart w:id="47" w:name="_Toc166607294"/>
-      <w:r>
-        <w:t>2.8 Вывод по разделу</w:t>
-      </w:r>
-      <w:bookmarkEnd w:id="47"/>
-    </w:p>
-    <w:p>
-      <w:pPr>
-        <w:spacing w:line="360" w:lineRule="auto"/>
-        <w:ind w:firstLine="709"/>
-      </w:pPr>
-      <w:r>
-        <w:t>В данном разделе на основе требований была выбрана архитектура разрабатываемой системы.</w:t>
-      </w:r>
-    </w:p>
-    <w:p>
-      <w:pPr>
-        <w:spacing w:line="360" w:lineRule="auto"/>
-        <w:ind w:firstLine="709"/>
-      </w:pPr>
-      <w:r>
-        <w:t xml:space="preserve">Также были продемонстрированы сценарии взаимодействия пользователей с помощью диаграмм последовательности. Далее были описаны основные функции системы и процессы, происходящие при их выполнении </w:t>
-      </w:r>
-      <w:r>
-        <w:t>с помощью</w:t>
-      </w:r>
-      <w:r>
-        <w:t xml:space="preserve"> </w:t>
-      </w:r>
-      <w:r>
-        <w:rPr>
-          <w:lang w:val="en-US"/>
-        </w:rPr>
-        <w:t>activity</w:t>
-      </w:r>
-      <w:r>
-        <w:t xml:space="preserve"> </w:t>
-      </w:r>
-      <w:r>
-        <w:t>диаграмм.</w:t>
-      </w:r>
-    </w:p>
-    <w:p>
-      <w:pPr>
-        <w:spacing w:line="360" w:lineRule="auto"/>
-        <w:ind w:firstLine="709"/>
-      </w:pPr>
-      <w:r>
-        <w:t xml:space="preserve">Основываясь на описании функций и процессов </w:t>
-      </w:r>
-      <w:r>
-        <w:t>разрабатываемой системы,</w:t>
-      </w:r>
-      <w:r>
-        <w:t xml:space="preserve"> была разработана </w:t>
-      </w:r>
-      <w:r>
-        <w:rPr>
-          <w:lang w:val="en-US"/>
-        </w:rPr>
-        <w:t>ER</w:t>
-      </w:r>
-      <w:r>
-        <w:t xml:space="preserve"> </w:t>
-      </w:r>
-      <w:r>
-        <w:t>диаграмма базы данных.</w:t>
-      </w:r>
-    </w:p>
-    <w:p>
-      <w:pPr>
-        <w:spacing w:line="360" w:lineRule="auto"/>
-        <w:ind w:firstLine="709"/>
-      </w:pPr>
-      <w:r>
         <w:t>Таким образом была проведена подготовка к реализации системы, позволяющая ускорить процесс разработки и уменьшить количество ошибок.</w:t>
       </w:r>
     </w:p>
@@ -8685,12 +9020,12 @@
         <w:pStyle w:val="1"/>
         <w:spacing w:line="360" w:lineRule="auto"/>
       </w:pPr>
-      <w:bookmarkStart w:id="48" w:name="_Toc166607295"/>
+      <w:bookmarkStart w:id="70" w:name="_Toc167037783"/>
       <w:r>
         <w:lastRenderedPageBreak/>
         <w:t>Заключение</w:t>
       </w:r>
-      <w:bookmarkEnd w:id="48"/>
+      <w:bookmarkEnd w:id="70"/>
     </w:p>
     <w:p>
       <w:pPr>
@@ -8715,11 +9050,9 @@
       <w:r>
         <w:t xml:space="preserve">структура, функционал и процессы, происходящие как при взаимодействии между </w:t>
       </w:r>
-      <w:proofErr w:type="spellStart"/>
-      <w:r>
-        <w:t>пользователм</w:t>
-      </w:r>
-      <w:proofErr w:type="spellEnd"/>
+      <w:r>
+        <w:t>пользователем</w:t>
+      </w:r>
       <w:r>
         <w:t xml:space="preserve"> и системой, так и между элементами самой системы. А на основе была построена </w:t>
       </w:r>
@@ -8753,12 +9086,12 @@
         <w:pStyle w:val="1"/>
         <w:spacing w:line="360" w:lineRule="auto"/>
       </w:pPr>
-      <w:bookmarkStart w:id="49" w:name="_Toc166607296"/>
+      <w:bookmarkStart w:id="71" w:name="_Toc167037784"/>
       <w:r>
         <w:lastRenderedPageBreak/>
         <w:t>Список использованных источников</w:t>
       </w:r>
-      <w:bookmarkEnd w:id="49"/>
+      <w:bookmarkEnd w:id="71"/>
     </w:p>
     <w:p>
       <w:pPr>
@@ -8857,7 +9190,7 @@
       </w:r>
     </w:p>
     <w:sectPr>
-      <w:footerReference w:type="default" r:id="rId25"/>
+      <w:footerReference w:type="default" r:id="rId27"/>
       <w:pgSz w:w="11906" w:h="16838"/>
       <w:pgMar w:top="1134" w:right="850" w:bottom="1134" w:left="1701" w:header="708" w:footer="708" w:gutter="0"/>
       <w:pgNumType w:start="1"/>
@@ -11395,7 +11728,7 @@
   <w:style w:type="paragraph" w:default="1" w:styleId="a">
     <w:name w:val="Normal"/>
     <w:qFormat/>
-    <w:rsid w:val="00F15105"/>
+    <w:rsid w:val="007F7537"/>
     <w:rPr>
       <w:rFonts w:eastAsiaTheme="minorEastAsia"/>
     </w:rPr>

--- a/Отчет по практике.docx
+++ b/Отчет по практике.docx
@@ -7581,25 +7581,7 @@
         <w:rPr>
           <w:color w:val="000000"/>
         </w:rPr>
-        <w:t>Рисунок 1</w:t>
-      </w:r>
-      <w:r>
-        <w:rPr>
-          <w:color w:val="000000"/>
-        </w:rPr>
-        <w:t>3</w:t>
-      </w:r>
-      <w:r>
-        <w:rPr>
-          <w:color w:val="000000"/>
-        </w:rPr>
-        <w:t xml:space="preserve"> – </w:t>
-      </w:r>
-      <w:r>
-        <w:rPr>
-          <w:color w:val="000000"/>
-        </w:rPr>
-        <w:t>Реакции</w:t>
+        <w:t>Рисунок 13 – Реакции</w:t>
       </w:r>
     </w:p>
     <w:p>
@@ -7632,9 +7614,6 @@
       </w:pPr>
       <w:bookmarkStart w:id="65" w:name="_Toc167037778"/>
       <w:r>
-        <w:rPr>
-          <w:lang w:val="en-US"/>
-        </w:rPr>
         <w:t xml:space="preserve">2.5 </w:t>
       </w:r>
       <w:r>
@@ -7727,25 +7706,7 @@
         <w:rPr>
           <w:color w:val="000000"/>
         </w:rPr>
-        <w:t>Рисунок 1</w:t>
-      </w:r>
-      <w:r>
-        <w:rPr>
-          <w:color w:val="000000"/>
-        </w:rPr>
-        <w:t>4</w:t>
-      </w:r>
-      <w:r>
-        <w:rPr>
-          <w:color w:val="000000"/>
-        </w:rPr>
-        <w:t xml:space="preserve"> – </w:t>
-      </w:r>
-      <w:r>
-        <w:rPr>
-          <w:color w:val="000000"/>
-        </w:rPr>
-        <w:t>Отправка и получение комментариев</w:t>
+        <w:t>Рисунок 14 – Отправка и получение комментариев</w:t>
       </w:r>
     </w:p>
     <w:p>
@@ -7754,10 +7715,7 @@
         <w:ind w:firstLine="709"/>
       </w:pPr>
       <w:r>
-        <w:t>Количество комментариев под уведомлением обновляется автоматически</w:t>
-      </w:r>
-      <w:r>
-        <w:t>. А при раскрытии комментариев под уведомлением начинают обновляться еще и сами комментарии.</w:t>
+        <w:t>Количество комментариев под уведомлением обновляется автоматически. А при раскрытии комментариев под уведомлением начинают обновляться еще и сами комментарии.</w:t>
       </w:r>
     </w:p>
     <w:p>
@@ -7982,7 +7940,6 @@
         <w:jc w:val="center"/>
         <w:rPr>
           <w:color w:val="000000"/>
-          <w:lang w:val="en-US"/>
         </w:rPr>
       </w:pPr>
       <w:r>
@@ -8001,13 +7958,7 @@
         <w:rPr>
           <w:color w:val="000000"/>
         </w:rPr>
-        <w:t xml:space="preserve"> – </w:t>
-      </w:r>
-      <w:r>
-        <w:rPr>
-          <w:color w:val="000000"/>
-        </w:rPr>
-        <w:t xml:space="preserve">Изменение данных </w:t>
+        <w:t xml:space="preserve"> – Изменение данных </w:t>
       </w:r>
       <w:proofErr w:type="spellStart"/>
       <w:r>
@@ -8701,12 +8652,11 @@
           <w:noProof/>
           <w:lang w:val="en-US"/>
         </w:rPr>
-        <w:lastRenderedPageBreak/>
         <w:drawing>
-          <wp:inline distT="0" distB="0" distL="0" distR="0" wp14:anchorId="589913FD" wp14:editId="38340503">
-            <wp:extent cx="4774019" cy="5341078"/>
-            <wp:effectExtent l="0" t="0" r="7620" b="0"/>
-            <wp:docPr id="870322688" name="Рисунок 1"/>
+          <wp:inline distT="0" distB="0" distL="0" distR="0" wp14:anchorId="68F7FB94" wp14:editId="7717BA24">
+            <wp:extent cx="5514975" cy="4054346"/>
+            <wp:effectExtent l="0" t="0" r="0" b="3810"/>
+            <wp:docPr id="365799825" name="Рисунок 1"/>
             <wp:cNvGraphicFramePr>
               <a:graphicFrameLocks xmlns:a="http://schemas.openxmlformats.org/drawingml/2006/main" noChangeAspect="1"/>
             </wp:cNvGraphicFramePr>
@@ -8720,7 +8670,7 @@
                     </pic:cNvPicPr>
                   </pic:nvPicPr>
                   <pic:blipFill>
-                    <a:blip r:embed="rId26" cstate="print">
+                    <a:blip r:embed="rId26">
                       <a:extLst>
                         <a:ext uri="{28A0092B-C50C-407E-A947-70E740481C1C}">
                           <a14:useLocalDpi xmlns:a14="http://schemas.microsoft.com/office/drawing/2010/main" val="0"/>
@@ -8735,7 +8685,7 @@
                   <pic:spPr bwMode="auto">
                     <a:xfrm>
                       <a:off x="0" y="0"/>
-                      <a:ext cx="4792450" cy="5361699"/>
+                      <a:ext cx="5516835" cy="4055713"/>
                     </a:xfrm>
                     <a:prstGeom prst="rect">
                       <a:avLst/>
@@ -8802,6 +8752,7 @@
         <w:ind w:firstLine="709"/>
       </w:pPr>
       <w:r>
+        <w:lastRenderedPageBreak/>
         <w:t xml:space="preserve">Центральными объектами в базе являются таблицы </w:t>
       </w:r>
       <w:r>
@@ -8927,87 +8878,321 @@
       </w:pPr>
       <w:bookmarkStart w:id="69" w:name="_Toc167037782"/>
       <w:r>
+        <w:t>2.</w:t>
+      </w:r>
+      <w:r>
+        <w:t>9</w:t>
+      </w:r>
+      <w:r>
+        <w:t xml:space="preserve"> Вывод по разделу</w:t>
+      </w:r>
+      <w:bookmarkEnd w:id="69"/>
+    </w:p>
+    <w:p>
+      <w:pPr>
+        <w:spacing w:line="360" w:lineRule="auto"/>
+        <w:ind w:firstLine="709"/>
+      </w:pPr>
+      <w:r>
+        <w:t>В данном разделе на основе требований была выбрана архитектура разрабатываемой системы.</w:t>
+      </w:r>
+    </w:p>
+    <w:p>
+      <w:pPr>
+        <w:spacing w:line="360" w:lineRule="auto"/>
+        <w:ind w:firstLine="709"/>
+      </w:pPr>
+      <w:r>
+        <w:t xml:space="preserve">Также были продемонстрированы сценарии взаимодействия пользователей с помощью диаграмм последовательности. Далее были описаны основные функции системы и процессы, происходящие при их выполнении </w:t>
+      </w:r>
+      <w:r>
+        <w:t>с помощью</w:t>
+      </w:r>
+      <w:r>
+        <w:t xml:space="preserve"> </w:t>
+      </w:r>
+      <w:r>
+        <w:rPr>
+          <w:lang w:val="en-US"/>
+        </w:rPr>
+        <w:t>activity</w:t>
+      </w:r>
+      <w:r>
+        <w:t xml:space="preserve"> </w:t>
+      </w:r>
+      <w:r>
+        <w:t>диаграмм.</w:t>
+      </w:r>
+    </w:p>
+    <w:p>
+      <w:pPr>
+        <w:spacing w:line="360" w:lineRule="auto"/>
+        <w:ind w:firstLine="709"/>
+      </w:pPr>
+      <w:r>
+        <w:t xml:space="preserve">Основываясь на описании функций и процессов </w:t>
+      </w:r>
+      <w:r>
+        <w:t>разрабатываемой системы,</w:t>
+      </w:r>
+      <w:r>
+        <w:t xml:space="preserve"> была разработана </w:t>
+      </w:r>
+      <w:r>
+        <w:rPr>
+          <w:lang w:val="en-US"/>
+        </w:rPr>
+        <w:t>ER</w:t>
+      </w:r>
+      <w:r>
+        <w:t xml:space="preserve"> </w:t>
+      </w:r>
+      <w:r>
+        <w:t>диаграмма базы данных.</w:t>
+      </w:r>
+    </w:p>
+    <w:p>
+      <w:pPr>
+        <w:spacing w:line="360" w:lineRule="auto"/>
+        <w:ind w:firstLine="709"/>
+      </w:pPr>
+      <w:r>
+        <w:t>Таким образом была проведена подготовка к реализации системы, позволяющая ускорить процесс разработки и уменьшить количество ошибок.</w:t>
+      </w:r>
+    </w:p>
+    <w:p>
+      <w:r>
+        <w:br w:type="page"/>
+      </w:r>
+    </w:p>
+    <w:p>
+      <w:pPr>
+        <w:pStyle w:val="1"/>
+      </w:pPr>
+      <w:r>
+        <w:rPr>
+          <w:lang w:val="en-US"/>
+        </w:rPr>
         <w:lastRenderedPageBreak/>
-        <w:t>2.</w:t>
-      </w:r>
-      <w:r>
-        <w:t>9</w:t>
-      </w:r>
-      <w:r>
-        <w:t xml:space="preserve"> Вывод по разделу</w:t>
-      </w:r>
-      <w:bookmarkEnd w:id="69"/>
-    </w:p>
-    <w:p>
-      <w:pPr>
-        <w:spacing w:line="360" w:lineRule="auto"/>
-        <w:ind w:firstLine="709"/>
-      </w:pPr>
-      <w:r>
-        <w:t>В данном разделе на основе требований была выбрана архитектура разрабатываемой системы.</w:t>
-      </w:r>
-    </w:p>
-    <w:p>
-      <w:pPr>
-        <w:spacing w:line="360" w:lineRule="auto"/>
-        <w:ind w:firstLine="709"/>
-      </w:pPr>
-      <w:r>
-        <w:t xml:space="preserve">Также были продемонстрированы сценарии взаимодействия пользователей с помощью диаграмм последовательности. Далее были описаны основные функции системы и процессы, происходящие при их выполнении </w:t>
-      </w:r>
-      <w:r>
-        <w:t>с помощью</w:t>
+        <w:t xml:space="preserve">3 </w:t>
+      </w:r>
+      <w:r>
+        <w:t>Разработка</w:t>
+      </w:r>
+    </w:p>
+    <w:p>
+      <w:r>
+        <w:t>3.1 База</w:t>
+      </w:r>
+    </w:p>
+    <w:p>
+      <w:r>
+        <w:t>3.2 Сервер</w:t>
+      </w:r>
+    </w:p>
+    <w:p>
+      <w:pPr>
+        <w:rPr>
+          <w:lang w:val="en-US"/>
+        </w:rPr>
+      </w:pPr>
+      <w:r>
+        <w:rPr>
+          <w:lang w:val="en-US"/>
+        </w:rPr>
+        <w:t xml:space="preserve">3.2.1 </w:t>
+      </w:r>
+      <w:r>
+        <w:t>Библиотеки</w:t>
+      </w:r>
+      <w:r>
+        <w:rPr>
+          <w:lang w:val="en-US"/>
+        </w:rPr>
+        <w:t xml:space="preserve"> (</w:t>
+      </w:r>
+      <w:proofErr w:type="spellStart"/>
+      <w:r>
+        <w:rPr>
+          <w:lang w:val="en-US"/>
+        </w:rPr>
+        <w:t>jwt</w:t>
+      </w:r>
+      <w:proofErr w:type="spellEnd"/>
+      <w:r>
+        <w:rPr>
+          <w:lang w:val="en-US"/>
+        </w:rPr>
+        <w:t xml:space="preserve">, </w:t>
+      </w:r>
+      <w:proofErr w:type="spellStart"/>
+      <w:r>
+        <w:rPr>
+          <w:lang w:val="en-US"/>
+        </w:rPr>
+        <w:t>cors</w:t>
+      </w:r>
+      <w:proofErr w:type="spellEnd"/>
+      <w:r>
+        <w:rPr>
+          <w:lang w:val="en-US"/>
+        </w:rPr>
+        <w:t xml:space="preserve"> policy, </w:t>
+      </w:r>
+      <w:proofErr w:type="spellStart"/>
+      <w:r>
+        <w:rPr>
+          <w:lang w:val="en-US"/>
+        </w:rPr>
+        <w:t>pgpromise</w:t>
+      </w:r>
+      <w:proofErr w:type="spellEnd"/>
+      <w:r>
+        <w:rPr>
+          <w:lang w:val="en-US"/>
+        </w:rPr>
+        <w:t>)</w:t>
+      </w:r>
+    </w:p>
+    <w:p>
+      <w:r>
+        <w:t xml:space="preserve">3.2.2 </w:t>
+      </w:r>
+      <w:r>
+        <w:t>Файл настроек(</w:t>
+      </w:r>
+      <w:r>
+        <w:rPr>
+          <w:lang w:val="en-US"/>
+        </w:rPr>
+        <w:t>.env</w:t>
+      </w:r>
+      <w:r>
+        <w:t>)</w:t>
+      </w:r>
+    </w:p>
+    <w:p>
+      <w:r>
+        <w:t xml:space="preserve">3.2.2 </w:t>
+      </w:r>
+      <w:r>
+        <w:t>Взаимодействие с базой</w:t>
+      </w:r>
+    </w:p>
+    <w:p>
+      <w:r>
+        <w:t>3.2.3 Авторизация</w:t>
+      </w:r>
+      <w:r>
+        <w:t>/</w:t>
+      </w:r>
+      <w:r>
+        <w:t>Регистрация</w:t>
+      </w:r>
+    </w:p>
+    <w:p>
+      <w:r>
+        <w:t>3.2.4 Уведомления</w:t>
+      </w:r>
+    </w:p>
+    <w:p>
+      <w:r>
+        <w:t>3.3 Браузерная часть</w:t>
+      </w:r>
+    </w:p>
+    <w:p>
+      <w:r>
+        <w:t xml:space="preserve">3.3.1 </w:t>
+      </w:r>
+      <w:r>
+        <w:t>Библиотеки</w:t>
+      </w:r>
+      <w:r>
+        <w:t xml:space="preserve"> (</w:t>
+      </w:r>
+      <w:r>
+        <w:rPr>
+          <w:lang w:val="en-US"/>
+        </w:rPr>
+        <w:t>Vue</w:t>
+      </w:r>
+      <w:r>
+        <w:t xml:space="preserve">, </w:t>
+      </w:r>
+      <w:r>
+        <w:t xml:space="preserve">Компоненты, </w:t>
+      </w:r>
+      <w:proofErr w:type="spellStart"/>
+      <w:r>
+        <w:rPr>
+          <w:lang w:val="en-US"/>
+        </w:rPr>
+        <w:t>vuex</w:t>
+      </w:r>
+      <w:proofErr w:type="spellEnd"/>
+      <w:r>
+        <w:t xml:space="preserve">, </w:t>
+      </w:r>
+      <w:proofErr w:type="spellStart"/>
+      <w:r>
+        <w:rPr>
+          <w:lang w:val="en-US"/>
+        </w:rPr>
+        <w:t>axios</w:t>
+      </w:r>
+      <w:proofErr w:type="spellEnd"/>
+      <w:r>
+        <w:t>)</w:t>
+      </w:r>
+    </w:p>
+    <w:p>
+      <w:r>
+        <w:t xml:space="preserve">3.3.2 </w:t>
+      </w:r>
+      <w:r>
+        <w:t>Авторизация</w:t>
+      </w:r>
+      <w:r>
+        <w:t xml:space="preserve"> (страница)</w:t>
+      </w:r>
+    </w:p>
+    <w:p>
+      <w:r>
+        <w:t>3.3.3 Уведомления</w:t>
+      </w:r>
+    </w:p>
+    <w:p>
+      <w:r>
+        <w:t>3.3.3.1 Создание</w:t>
+      </w:r>
+    </w:p>
+    <w:p>
+      <w:r>
+        <w:t>3.3.3.</w:t>
+      </w:r>
+      <w:r>
+        <w:t>2</w:t>
       </w:r>
       <w:r>
         <w:t xml:space="preserve"> </w:t>
       </w:r>
       <w:r>
-        <w:rPr>
-          <w:lang w:val="en-US"/>
-        </w:rPr>
-        <w:t>activity</w:t>
-      </w:r>
-      <w:r>
-        <w:t xml:space="preserve"> </w:t>
-      </w:r>
-      <w:r>
-        <w:t>диаграмм.</w:t>
-      </w:r>
-    </w:p>
-    <w:p>
-      <w:pPr>
-        <w:spacing w:line="360" w:lineRule="auto"/>
-        <w:ind w:firstLine="709"/>
-      </w:pPr>
-      <w:r>
-        <w:t xml:space="preserve">Основываясь на описании функций и процессов </w:t>
-      </w:r>
-      <w:r>
-        <w:t>разрабатываемой системы,</w:t>
-      </w:r>
-      <w:r>
-        <w:t xml:space="preserve"> была разработана </w:t>
-      </w:r>
-      <w:r>
-        <w:rPr>
-          <w:lang w:val="en-US"/>
-        </w:rPr>
-        <w:t>ER</w:t>
-      </w:r>
-      <w:r>
-        <w:t xml:space="preserve"> </w:t>
-      </w:r>
-      <w:r>
-        <w:t>диаграмма базы данных.</w:t>
-      </w:r>
-    </w:p>
-    <w:p>
-      <w:pPr>
-        <w:spacing w:line="360" w:lineRule="auto"/>
-        <w:ind w:firstLine="709"/>
-      </w:pPr>
-      <w:r>
-        <w:t>Таким образом была проведена подготовка к реализации системы, позволяющая ускорить процесс разработки и уменьшить количество ошибок.</w:t>
+        <w:t>Отображение</w:t>
+      </w:r>
+    </w:p>
+    <w:p>
+      <w:r>
+        <w:t>3.3.3.3 Реакции</w:t>
+      </w:r>
+    </w:p>
+    <w:p>
+      <w:r>
+        <w:t>3.3.3.4 Комментарии</w:t>
+      </w:r>
+    </w:p>
+    <w:p>
+      <w:r>
+        <w:t>3.3.4 Регистрация</w:t>
       </w:r>
     </w:p>
     <w:p>

--- a/Отчет по практике.docx
+++ b/Отчет по практике.docx
@@ -28,6 +28,11 @@
       </w:pPr>
       <w:bookmarkStart w:id="0" w:name="_Toc166607249"/>
       <w:bookmarkStart w:id="1" w:name="_Toc167037742"/>
+      <w:bookmarkStart w:id="2" w:name="_Toc167289818"/>
+      <w:bookmarkStart w:id="3" w:name="_Toc167289967"/>
+      <w:bookmarkStart w:id="4" w:name="_Toc167290049"/>
+      <w:bookmarkStart w:id="5" w:name="_Toc167290133"/>
+      <w:bookmarkStart w:id="6" w:name="_Toc167290339"/>
       <w:r>
         <w:rPr>
           <w:rFonts w:eastAsia="Times New Roman"/>
@@ -40,6 +45,11 @@
       </w:r>
       <w:bookmarkEnd w:id="0"/>
       <w:bookmarkEnd w:id="1"/>
+      <w:bookmarkEnd w:id="2"/>
+      <w:bookmarkEnd w:id="3"/>
+      <w:bookmarkEnd w:id="4"/>
+      <w:bookmarkEnd w:id="5"/>
+      <w:bookmarkEnd w:id="6"/>
     </w:p>
     <w:p>
       <w:pPr>
@@ -90,8 +100,13 @@
           <w:szCs w:val="24"/>
         </w:rPr>
       </w:pPr>
-      <w:bookmarkStart w:id="2" w:name="_Toc166607250"/>
-      <w:bookmarkStart w:id="3" w:name="_Toc167037743"/>
+      <w:bookmarkStart w:id="7" w:name="_Toc166607250"/>
+      <w:bookmarkStart w:id="8" w:name="_Toc167037743"/>
+      <w:bookmarkStart w:id="9" w:name="_Toc167289819"/>
+      <w:bookmarkStart w:id="10" w:name="_Toc167289968"/>
+      <w:bookmarkStart w:id="11" w:name="_Toc167290050"/>
+      <w:bookmarkStart w:id="12" w:name="_Toc167290134"/>
+      <w:bookmarkStart w:id="13" w:name="_Toc167290340"/>
       <w:r>
         <w:rPr>
           <w:rFonts w:eastAsia="Times New Roman"/>
@@ -102,8 +117,13 @@
         </w:rPr>
         <w:t>Федеральное государственное автономное образовательное учреждение</w:t>
       </w:r>
-      <w:bookmarkEnd w:id="2"/>
-      <w:bookmarkEnd w:id="3"/>
+      <w:bookmarkEnd w:id="7"/>
+      <w:bookmarkEnd w:id="8"/>
+      <w:bookmarkEnd w:id="9"/>
+      <w:bookmarkEnd w:id="10"/>
+      <w:bookmarkEnd w:id="11"/>
+      <w:bookmarkEnd w:id="12"/>
+      <w:bookmarkEnd w:id="13"/>
     </w:p>
     <w:p>
       <w:pPr>
@@ -129,8 +149,13 @@
           <w:szCs w:val="24"/>
         </w:rPr>
       </w:pPr>
-      <w:bookmarkStart w:id="4" w:name="_Toc166607251"/>
-      <w:bookmarkStart w:id="5" w:name="_Toc167037744"/>
+      <w:bookmarkStart w:id="14" w:name="_Toc166607251"/>
+      <w:bookmarkStart w:id="15" w:name="_Toc167037744"/>
+      <w:bookmarkStart w:id="16" w:name="_Toc167289820"/>
+      <w:bookmarkStart w:id="17" w:name="_Toc167289969"/>
+      <w:bookmarkStart w:id="18" w:name="_Toc167290051"/>
+      <w:bookmarkStart w:id="19" w:name="_Toc167290135"/>
+      <w:bookmarkStart w:id="20" w:name="_Toc167290341"/>
       <w:r>
         <w:rPr>
           <w:rFonts w:eastAsia="Times New Roman"/>
@@ -141,8 +166,13 @@
         </w:rPr>
         <w:t>высшего образования</w:t>
       </w:r>
-      <w:bookmarkEnd w:id="4"/>
-      <w:bookmarkEnd w:id="5"/>
+      <w:bookmarkEnd w:id="14"/>
+      <w:bookmarkEnd w:id="15"/>
+      <w:bookmarkEnd w:id="16"/>
+      <w:bookmarkEnd w:id="17"/>
+      <w:bookmarkEnd w:id="18"/>
+      <w:bookmarkEnd w:id="19"/>
+      <w:bookmarkEnd w:id="20"/>
     </w:p>
     <w:p>
       <w:pPr>
@@ -166,8 +196,13 @@
           <w:position w:val="-1"/>
         </w:rPr>
       </w:pPr>
-      <w:bookmarkStart w:id="6" w:name="_Toc166607252"/>
-      <w:bookmarkStart w:id="7" w:name="_Toc167037745"/>
+      <w:bookmarkStart w:id="21" w:name="_Toc166607252"/>
+      <w:bookmarkStart w:id="22" w:name="_Toc167037745"/>
+      <w:bookmarkStart w:id="23" w:name="_Toc167289821"/>
+      <w:bookmarkStart w:id="24" w:name="_Toc167289970"/>
+      <w:bookmarkStart w:id="25" w:name="_Toc167290052"/>
+      <w:bookmarkStart w:id="26" w:name="_Toc167290136"/>
+      <w:bookmarkStart w:id="27" w:name="_Toc167290342"/>
       <w:r>
         <w:rPr>
           <w:rFonts w:eastAsia="Times New Roman"/>
@@ -177,8 +212,13 @@
         </w:rPr>
         <w:t>«Пермский национальный исследовательский</w:t>
       </w:r>
-      <w:bookmarkEnd w:id="6"/>
-      <w:bookmarkEnd w:id="7"/>
+      <w:bookmarkEnd w:id="21"/>
+      <w:bookmarkEnd w:id="22"/>
+      <w:bookmarkEnd w:id="23"/>
+      <w:bookmarkEnd w:id="24"/>
+      <w:bookmarkEnd w:id="25"/>
+      <w:bookmarkEnd w:id="26"/>
+      <w:bookmarkEnd w:id="27"/>
     </w:p>
     <w:p>
       <w:pPr>
@@ -202,8 +242,13 @@
           <w:position w:val="-1"/>
         </w:rPr>
       </w:pPr>
-      <w:bookmarkStart w:id="8" w:name="_Toc166607253"/>
-      <w:bookmarkStart w:id="9" w:name="_Toc167037746"/>
+      <w:bookmarkStart w:id="28" w:name="_Toc166607253"/>
+      <w:bookmarkStart w:id="29" w:name="_Toc167037746"/>
+      <w:bookmarkStart w:id="30" w:name="_Toc167289822"/>
+      <w:bookmarkStart w:id="31" w:name="_Toc167289971"/>
+      <w:bookmarkStart w:id="32" w:name="_Toc167290053"/>
+      <w:bookmarkStart w:id="33" w:name="_Toc167290137"/>
+      <w:bookmarkStart w:id="34" w:name="_Toc167290343"/>
       <w:r>
         <w:rPr>
           <w:rFonts w:eastAsia="Times New Roman"/>
@@ -213,8 +258,13 @@
         </w:rPr>
         <w:t>политехнический университет»</w:t>
       </w:r>
-      <w:bookmarkEnd w:id="8"/>
-      <w:bookmarkEnd w:id="9"/>
+      <w:bookmarkEnd w:id="28"/>
+      <w:bookmarkEnd w:id="29"/>
+      <w:bookmarkEnd w:id="30"/>
+      <w:bookmarkEnd w:id="31"/>
+      <w:bookmarkEnd w:id="32"/>
+      <w:bookmarkEnd w:id="33"/>
+      <w:bookmarkEnd w:id="34"/>
     </w:p>
     <w:p>
       <w:pPr>
@@ -238,8 +288,13 @@
           <w:position w:val="-1"/>
         </w:rPr>
       </w:pPr>
-      <w:bookmarkStart w:id="10" w:name="_Toc166607254"/>
-      <w:bookmarkStart w:id="11" w:name="_Toc167037747"/>
+      <w:bookmarkStart w:id="35" w:name="_Toc166607254"/>
+      <w:bookmarkStart w:id="36" w:name="_Toc167037747"/>
+      <w:bookmarkStart w:id="37" w:name="_Toc167289823"/>
+      <w:bookmarkStart w:id="38" w:name="_Toc167289972"/>
+      <w:bookmarkStart w:id="39" w:name="_Toc167290054"/>
+      <w:bookmarkStart w:id="40" w:name="_Toc167290138"/>
+      <w:bookmarkStart w:id="41" w:name="_Toc167290344"/>
       <w:r>
         <w:rPr>
           <w:rFonts w:eastAsia="Times New Roman"/>
@@ -249,8 +304,13 @@
         </w:rPr>
         <w:t>(ПНИПУ)</w:t>
       </w:r>
-      <w:bookmarkEnd w:id="10"/>
-      <w:bookmarkEnd w:id="11"/>
+      <w:bookmarkEnd w:id="35"/>
+      <w:bookmarkEnd w:id="36"/>
+      <w:bookmarkEnd w:id="37"/>
+      <w:bookmarkEnd w:id="38"/>
+      <w:bookmarkEnd w:id="39"/>
+      <w:bookmarkEnd w:id="40"/>
+      <w:bookmarkEnd w:id="41"/>
     </w:p>
     <w:p>
       <w:pPr>
@@ -299,8 +359,13 @@
           <w:szCs w:val="24"/>
         </w:rPr>
       </w:pPr>
-      <w:bookmarkStart w:id="12" w:name="_Toc166607255"/>
-      <w:bookmarkStart w:id="13" w:name="_Toc167037748"/>
+      <w:bookmarkStart w:id="42" w:name="_Toc166607255"/>
+      <w:bookmarkStart w:id="43" w:name="_Toc167037748"/>
+      <w:bookmarkStart w:id="44" w:name="_Toc167289824"/>
+      <w:bookmarkStart w:id="45" w:name="_Toc167289973"/>
+      <w:bookmarkStart w:id="46" w:name="_Toc167290055"/>
+      <w:bookmarkStart w:id="47" w:name="_Toc167290139"/>
+      <w:bookmarkStart w:id="48" w:name="_Toc167290345"/>
       <w:r>
         <w:rPr>
           <w:rFonts w:eastAsia="Times New Roman"/>
@@ -310,8 +375,13 @@
         </w:rPr>
         <w:t>Электротехнический факультет</w:t>
       </w:r>
-      <w:bookmarkEnd w:id="12"/>
-      <w:bookmarkEnd w:id="13"/>
+      <w:bookmarkEnd w:id="42"/>
+      <w:bookmarkEnd w:id="43"/>
+      <w:bookmarkEnd w:id="44"/>
+      <w:bookmarkEnd w:id="45"/>
+      <w:bookmarkEnd w:id="46"/>
+      <w:bookmarkEnd w:id="47"/>
+      <w:bookmarkEnd w:id="48"/>
     </w:p>
     <w:p>
       <w:pPr>
@@ -337,8 +407,13 @@
           <w:szCs w:val="24"/>
         </w:rPr>
       </w:pPr>
-      <w:bookmarkStart w:id="14" w:name="_Toc166607256"/>
-      <w:bookmarkStart w:id="15" w:name="_Toc167037749"/>
+      <w:bookmarkStart w:id="49" w:name="_Toc166607256"/>
+      <w:bookmarkStart w:id="50" w:name="_Toc167037749"/>
+      <w:bookmarkStart w:id="51" w:name="_Toc167289825"/>
+      <w:bookmarkStart w:id="52" w:name="_Toc167289974"/>
+      <w:bookmarkStart w:id="53" w:name="_Toc167290056"/>
+      <w:bookmarkStart w:id="54" w:name="_Toc167290140"/>
+      <w:bookmarkStart w:id="55" w:name="_Toc167290346"/>
       <w:r>
         <w:rPr>
           <w:rFonts w:eastAsia="Times New Roman"/>
@@ -349,8 +424,13 @@
         </w:rPr>
         <w:t>Кафедра Информационные технологии и автоматизированные системы (ИТАС)</w:t>
       </w:r>
-      <w:bookmarkEnd w:id="14"/>
-      <w:bookmarkEnd w:id="15"/>
+      <w:bookmarkEnd w:id="49"/>
+      <w:bookmarkEnd w:id="50"/>
+      <w:bookmarkEnd w:id="51"/>
+      <w:bookmarkEnd w:id="52"/>
+      <w:bookmarkEnd w:id="53"/>
+      <w:bookmarkEnd w:id="54"/>
+      <w:bookmarkEnd w:id="55"/>
     </w:p>
     <w:p>
       <w:pPr>
@@ -378,8 +458,13 @@
           <w:szCs w:val="24"/>
         </w:rPr>
       </w:pPr>
-      <w:bookmarkStart w:id="16" w:name="_Toc166607257"/>
-      <w:bookmarkStart w:id="17" w:name="_Toc167037750"/>
+      <w:bookmarkStart w:id="56" w:name="_Toc166607257"/>
+      <w:bookmarkStart w:id="57" w:name="_Toc167037750"/>
+      <w:bookmarkStart w:id="58" w:name="_Toc167289826"/>
+      <w:bookmarkStart w:id="59" w:name="_Toc167289975"/>
+      <w:bookmarkStart w:id="60" w:name="_Toc167290057"/>
+      <w:bookmarkStart w:id="61" w:name="_Toc167290141"/>
+      <w:bookmarkStart w:id="62" w:name="_Toc167290347"/>
       <w:r>
         <w:rPr>
           <w:rFonts w:eastAsia="Times New Roman"/>
@@ -411,8 +496,13 @@
         </w:rPr>
         <w:t>(направление подготовки) Программная инженерия (09.03.04)</w:t>
       </w:r>
-      <w:bookmarkEnd w:id="16"/>
-      <w:bookmarkEnd w:id="17"/>
+      <w:bookmarkEnd w:id="56"/>
+      <w:bookmarkEnd w:id="57"/>
+      <w:bookmarkEnd w:id="58"/>
+      <w:bookmarkEnd w:id="59"/>
+      <w:bookmarkEnd w:id="60"/>
+      <w:bookmarkEnd w:id="61"/>
+      <w:bookmarkEnd w:id="62"/>
     </w:p>
     <w:p>
       <w:pPr>
@@ -538,8 +628,13 @@
           <w:szCs w:val="36"/>
         </w:rPr>
       </w:pPr>
-      <w:bookmarkStart w:id="18" w:name="_Toc166607258"/>
-      <w:bookmarkStart w:id="19" w:name="_Toc167037751"/>
+      <w:bookmarkStart w:id="63" w:name="_Toc166607258"/>
+      <w:bookmarkStart w:id="64" w:name="_Toc167037751"/>
+      <w:bookmarkStart w:id="65" w:name="_Toc167289827"/>
+      <w:bookmarkStart w:id="66" w:name="_Toc167289976"/>
+      <w:bookmarkStart w:id="67" w:name="_Toc167290058"/>
+      <w:bookmarkStart w:id="68" w:name="_Toc167290142"/>
+      <w:bookmarkStart w:id="69" w:name="_Toc167290348"/>
       <w:r>
         <w:rPr>
           <w:rFonts w:eastAsia="Times New Roman"/>
@@ -551,8 +646,13 @@
         </w:rPr>
         <w:t>О Т Ч Е Т</w:t>
       </w:r>
-      <w:bookmarkEnd w:id="18"/>
-      <w:bookmarkEnd w:id="19"/>
+      <w:bookmarkEnd w:id="63"/>
+      <w:bookmarkEnd w:id="64"/>
+      <w:bookmarkEnd w:id="65"/>
+      <w:bookmarkEnd w:id="66"/>
+      <w:bookmarkEnd w:id="67"/>
+      <w:bookmarkEnd w:id="68"/>
+      <w:bookmarkEnd w:id="69"/>
     </w:p>
     <w:p>
       <w:pPr>
@@ -578,8 +678,13 @@
           <w:szCs w:val="32"/>
         </w:rPr>
       </w:pPr>
-      <w:bookmarkStart w:id="20" w:name="_Toc166607259"/>
-      <w:bookmarkStart w:id="21" w:name="_Toc167037752"/>
+      <w:bookmarkStart w:id="70" w:name="_Toc166607259"/>
+      <w:bookmarkStart w:id="71" w:name="_Toc167037752"/>
+      <w:bookmarkStart w:id="72" w:name="_Toc167289828"/>
+      <w:bookmarkStart w:id="73" w:name="_Toc167289977"/>
+      <w:bookmarkStart w:id="74" w:name="_Toc167290059"/>
+      <w:bookmarkStart w:id="75" w:name="_Toc167290143"/>
+      <w:bookmarkStart w:id="76" w:name="_Toc167290349"/>
       <w:r>
         <w:rPr>
           <w:rFonts w:eastAsia="Times New Roman"/>
@@ -612,8 +717,13 @@
         </w:rPr>
         <w:t>практике</w:t>
       </w:r>
-      <w:bookmarkEnd w:id="20"/>
-      <w:bookmarkEnd w:id="21"/>
+      <w:bookmarkEnd w:id="70"/>
+      <w:bookmarkEnd w:id="71"/>
+      <w:bookmarkEnd w:id="72"/>
+      <w:bookmarkEnd w:id="73"/>
+      <w:bookmarkEnd w:id="74"/>
+      <w:bookmarkEnd w:id="75"/>
+      <w:bookmarkEnd w:id="76"/>
     </w:p>
     <w:p>
       <w:pPr>
@@ -687,8 +797,8 @@
           <w:szCs w:val="20"/>
         </w:rPr>
       </w:pPr>
-      <w:bookmarkStart w:id="22" w:name="_heading=h.gjdgxs" w:colFirst="0" w:colLast="0"/>
-      <w:bookmarkEnd w:id="22"/>
+      <w:bookmarkStart w:id="77" w:name="_heading=h.gjdgxs" w:colFirst="0" w:colLast="0"/>
+      <w:bookmarkEnd w:id="77"/>
     </w:p>
     <w:p>
       <w:pPr>
@@ -738,8 +848,13 @@
           <w:position w:val="-1"/>
         </w:rPr>
       </w:pPr>
-      <w:bookmarkStart w:id="23" w:name="_Toc166607260"/>
-      <w:bookmarkStart w:id="24" w:name="_Toc167037753"/>
+      <w:bookmarkStart w:id="78" w:name="_Toc166607260"/>
+      <w:bookmarkStart w:id="79" w:name="_Toc167037753"/>
+      <w:bookmarkStart w:id="80" w:name="_Toc167289829"/>
+      <w:bookmarkStart w:id="81" w:name="_Toc167289978"/>
+      <w:bookmarkStart w:id="82" w:name="_Toc167290060"/>
+      <w:bookmarkStart w:id="83" w:name="_Toc167290144"/>
+      <w:bookmarkStart w:id="84" w:name="_Toc167290350"/>
       <w:r>
         <w:rPr>
           <w:rFonts w:eastAsia="Times New Roman"/>
@@ -775,8 +890,13 @@
         </w:rPr>
         <w:t>Б</w:t>
       </w:r>
-      <w:bookmarkEnd w:id="23"/>
-      <w:bookmarkEnd w:id="24"/>
+      <w:bookmarkEnd w:id="78"/>
+      <w:bookmarkEnd w:id="79"/>
+      <w:bookmarkEnd w:id="80"/>
+      <w:bookmarkEnd w:id="81"/>
+      <w:bookmarkEnd w:id="82"/>
+      <w:bookmarkEnd w:id="83"/>
+      <w:bookmarkEnd w:id="84"/>
     </w:p>
     <w:p>
       <w:pPr>
@@ -832,8 +952,13 @@
           <w:u w:val="single"/>
         </w:rPr>
       </w:pPr>
-      <w:bookmarkStart w:id="25" w:name="_Toc166607261"/>
-      <w:bookmarkStart w:id="26" w:name="_Toc167037754"/>
+      <w:bookmarkStart w:id="85" w:name="_Toc166607261"/>
+      <w:bookmarkStart w:id="86" w:name="_Toc167037754"/>
+      <w:bookmarkStart w:id="87" w:name="_Toc167289830"/>
+      <w:bookmarkStart w:id="88" w:name="_Toc167289979"/>
+      <w:bookmarkStart w:id="89" w:name="_Toc167290061"/>
+      <w:bookmarkStart w:id="90" w:name="_Toc167290145"/>
+      <w:bookmarkStart w:id="91" w:name="_Toc167290351"/>
       <w:r>
         <w:rPr>
           <w:rFonts w:eastAsia="Times New Roman"/>
@@ -845,8 +970,13 @@
         </w:rPr>
         <w:t>Мехоношин Владислав Антонович____</w:t>
       </w:r>
-      <w:bookmarkEnd w:id="25"/>
-      <w:bookmarkEnd w:id="26"/>
+      <w:bookmarkEnd w:id="85"/>
+      <w:bookmarkEnd w:id="86"/>
+      <w:bookmarkEnd w:id="87"/>
+      <w:bookmarkEnd w:id="88"/>
+      <w:bookmarkEnd w:id="89"/>
+      <w:bookmarkEnd w:id="90"/>
+      <w:bookmarkEnd w:id="91"/>
     </w:p>
     <w:p>
       <w:pPr>
@@ -872,8 +1002,13 @@
           <w:szCs w:val="20"/>
         </w:rPr>
       </w:pPr>
-      <w:bookmarkStart w:id="27" w:name="_Toc166607262"/>
-      <w:bookmarkStart w:id="28" w:name="_Toc167037755"/>
+      <w:bookmarkStart w:id="92" w:name="_Toc166607262"/>
+      <w:bookmarkStart w:id="93" w:name="_Toc167037755"/>
+      <w:bookmarkStart w:id="94" w:name="_Toc167289831"/>
+      <w:bookmarkStart w:id="95" w:name="_Toc167289980"/>
+      <w:bookmarkStart w:id="96" w:name="_Toc167290062"/>
+      <w:bookmarkStart w:id="97" w:name="_Toc167290146"/>
+      <w:bookmarkStart w:id="98" w:name="_Toc167290352"/>
       <w:r>
         <w:rPr>
           <w:rFonts w:eastAsia="Times New Roman"/>
@@ -884,8 +1019,13 @@
         </w:rPr>
         <w:t>(Фамилия, имя, отчество)</w:t>
       </w:r>
-      <w:bookmarkEnd w:id="27"/>
-      <w:bookmarkEnd w:id="28"/>
+      <w:bookmarkEnd w:id="92"/>
+      <w:bookmarkEnd w:id="93"/>
+      <w:bookmarkEnd w:id="94"/>
+      <w:bookmarkEnd w:id="95"/>
+      <w:bookmarkEnd w:id="96"/>
+      <w:bookmarkEnd w:id="97"/>
+      <w:bookmarkEnd w:id="98"/>
     </w:p>
     <w:p>
       <w:pPr>
@@ -937,8 +1077,13 @@
           <w:szCs w:val="22"/>
         </w:rPr>
       </w:pPr>
-      <w:bookmarkStart w:id="29" w:name="_Toc166607263"/>
-      <w:bookmarkStart w:id="30" w:name="_Toc167037756"/>
+      <w:bookmarkStart w:id="99" w:name="_Toc166607263"/>
+      <w:bookmarkStart w:id="100" w:name="_Toc167037756"/>
+      <w:bookmarkStart w:id="101" w:name="_Toc167289832"/>
+      <w:bookmarkStart w:id="102" w:name="_Toc167289981"/>
+      <w:bookmarkStart w:id="103" w:name="_Toc167290063"/>
+      <w:bookmarkStart w:id="104" w:name="_Toc167290147"/>
+      <w:bookmarkStart w:id="105" w:name="_Toc167290353"/>
       <w:r>
         <w:rPr>
           <w:rFonts w:eastAsia="Times New Roman"/>
@@ -950,8 +1095,13 @@
         </w:rPr>
         <w:t>_________________________________</w:t>
       </w:r>
-      <w:bookmarkEnd w:id="29"/>
-      <w:bookmarkEnd w:id="30"/>
+      <w:bookmarkEnd w:id="99"/>
+      <w:bookmarkEnd w:id="100"/>
+      <w:bookmarkEnd w:id="101"/>
+      <w:bookmarkEnd w:id="102"/>
+      <w:bookmarkEnd w:id="103"/>
+      <w:bookmarkEnd w:id="104"/>
+      <w:bookmarkEnd w:id="105"/>
     </w:p>
     <w:p>
       <w:pPr>
@@ -977,8 +1127,13 @@
           <w:szCs w:val="20"/>
         </w:rPr>
       </w:pPr>
-      <w:bookmarkStart w:id="31" w:name="_Toc166607264"/>
-      <w:bookmarkStart w:id="32" w:name="_Toc167037757"/>
+      <w:bookmarkStart w:id="106" w:name="_Toc166607264"/>
+      <w:bookmarkStart w:id="107" w:name="_Toc167037757"/>
+      <w:bookmarkStart w:id="108" w:name="_Toc167289833"/>
+      <w:bookmarkStart w:id="109" w:name="_Toc167289982"/>
+      <w:bookmarkStart w:id="110" w:name="_Toc167290064"/>
+      <w:bookmarkStart w:id="111" w:name="_Toc167290148"/>
+      <w:bookmarkStart w:id="112" w:name="_Toc167290354"/>
       <w:r>
         <w:rPr>
           <w:rFonts w:eastAsia="Times New Roman"/>
@@ -989,8 +1144,13 @@
         </w:rPr>
         <w:t>(подпись)</w:t>
       </w:r>
-      <w:bookmarkEnd w:id="31"/>
-      <w:bookmarkEnd w:id="32"/>
+      <w:bookmarkEnd w:id="106"/>
+      <w:bookmarkEnd w:id="107"/>
+      <w:bookmarkEnd w:id="108"/>
+      <w:bookmarkEnd w:id="109"/>
+      <w:bookmarkEnd w:id="110"/>
+      <w:bookmarkEnd w:id="111"/>
+      <w:bookmarkEnd w:id="112"/>
     </w:p>
     <w:p>
       <w:pPr>
@@ -1049,8 +1209,13 @@
         </w:rPr>
         <w:t xml:space="preserve">       </w:t>
       </w:r>
-      <w:bookmarkStart w:id="33" w:name="_Toc166607265"/>
-      <w:bookmarkStart w:id="34" w:name="_Toc167037758"/>
+      <w:bookmarkStart w:id="113" w:name="_Toc166607265"/>
+      <w:bookmarkStart w:id="114" w:name="_Toc167037758"/>
+      <w:bookmarkStart w:id="115" w:name="_Toc167289834"/>
+      <w:bookmarkStart w:id="116" w:name="_Toc167289983"/>
+      <w:bookmarkStart w:id="117" w:name="_Toc167290065"/>
+      <w:bookmarkStart w:id="118" w:name="_Toc167290149"/>
+      <w:bookmarkStart w:id="119" w:name="_Toc167290355"/>
       <w:r>
         <w:rPr>
           <w:rFonts w:eastAsia="Times New Roman"/>
@@ -1060,8 +1225,13 @@
         </w:rPr>
         <w:t>Проверили:</w:t>
       </w:r>
-      <w:bookmarkEnd w:id="33"/>
-      <w:bookmarkEnd w:id="34"/>
+      <w:bookmarkEnd w:id="113"/>
+      <w:bookmarkEnd w:id="114"/>
+      <w:bookmarkEnd w:id="115"/>
+      <w:bookmarkEnd w:id="116"/>
+      <w:bookmarkEnd w:id="117"/>
+      <w:bookmarkEnd w:id="118"/>
+      <w:bookmarkEnd w:id="119"/>
     </w:p>
     <w:p>
       <w:pPr>
@@ -1370,8 +1540,13 @@
           <w:u w:val="single"/>
         </w:rPr>
       </w:pPr>
-      <w:bookmarkStart w:id="35" w:name="_Toc166607272"/>
-      <w:bookmarkStart w:id="36" w:name="_Toc167037759"/>
+      <w:bookmarkStart w:id="120" w:name="_Toc166607272"/>
+      <w:bookmarkStart w:id="121" w:name="_Toc167037759"/>
+      <w:bookmarkStart w:id="122" w:name="_Toc167289835"/>
+      <w:bookmarkStart w:id="123" w:name="_Toc167289984"/>
+      <w:bookmarkStart w:id="124" w:name="_Toc167290066"/>
+      <w:bookmarkStart w:id="125" w:name="_Toc167290150"/>
+      <w:bookmarkStart w:id="126" w:name="_Toc167290356"/>
       <w:r>
         <w:rPr>
           <w:rFonts w:eastAsia="Times New Roman"/>
@@ -1383,8 +1558,13 @@
         </w:rPr>
         <w:t>Старший преподаватель кафедры ИТАС Кузнецов Д.Б.</w:t>
       </w:r>
-      <w:bookmarkEnd w:id="35"/>
-      <w:bookmarkEnd w:id="36"/>
+      <w:bookmarkEnd w:id="120"/>
+      <w:bookmarkEnd w:id="121"/>
+      <w:bookmarkEnd w:id="122"/>
+      <w:bookmarkEnd w:id="123"/>
+      <w:bookmarkEnd w:id="124"/>
+      <w:bookmarkEnd w:id="125"/>
+      <w:bookmarkEnd w:id="126"/>
     </w:p>
     <w:p>
       <w:pPr>
@@ -1410,8 +1590,13 @@
           <w:szCs w:val="22"/>
         </w:rPr>
       </w:pPr>
-      <w:bookmarkStart w:id="37" w:name="_Toc166607273"/>
-      <w:bookmarkStart w:id="38" w:name="_Toc167037760"/>
+      <w:bookmarkStart w:id="127" w:name="_Toc166607273"/>
+      <w:bookmarkStart w:id="128" w:name="_Toc167037760"/>
+      <w:bookmarkStart w:id="129" w:name="_Toc167289836"/>
+      <w:bookmarkStart w:id="130" w:name="_Toc167289985"/>
+      <w:bookmarkStart w:id="131" w:name="_Toc167290067"/>
+      <w:bookmarkStart w:id="132" w:name="_Toc167290151"/>
+      <w:bookmarkStart w:id="133" w:name="_Toc167290357"/>
       <w:r>
         <w:rPr>
           <w:rFonts w:eastAsia="Times New Roman"/>
@@ -1422,8 +1607,13 @@
         </w:rPr>
         <w:t>(должность, Ф.И.О.  руководителя по практической подготовке от кафедры)</w:t>
       </w:r>
-      <w:bookmarkEnd w:id="37"/>
-      <w:bookmarkEnd w:id="38"/>
+      <w:bookmarkEnd w:id="127"/>
+      <w:bookmarkEnd w:id="128"/>
+      <w:bookmarkEnd w:id="129"/>
+      <w:bookmarkEnd w:id="130"/>
+      <w:bookmarkEnd w:id="131"/>
+      <w:bookmarkEnd w:id="132"/>
+      <w:bookmarkEnd w:id="133"/>
       <w:r>
         <w:rPr>
           <w:rFonts w:eastAsia="Times New Roman"/>
@@ -1459,8 +1649,13 @@
           <w:szCs w:val="16"/>
         </w:rPr>
       </w:pPr>
-      <w:bookmarkStart w:id="39" w:name="_Toc166607274"/>
-      <w:bookmarkStart w:id="40" w:name="_Toc167037761"/>
+      <w:bookmarkStart w:id="134" w:name="_Toc166607274"/>
+      <w:bookmarkStart w:id="135" w:name="_Toc167037761"/>
+      <w:bookmarkStart w:id="136" w:name="_Toc167289837"/>
+      <w:bookmarkStart w:id="137" w:name="_Toc167289986"/>
+      <w:bookmarkStart w:id="138" w:name="_Toc167290068"/>
+      <w:bookmarkStart w:id="139" w:name="_Toc167290152"/>
+      <w:bookmarkStart w:id="140" w:name="_Toc167290358"/>
       <w:r>
         <w:rPr>
           <w:rFonts w:ascii="Arial" w:eastAsia="Arial" w:hAnsi="Arial" w:cs="Arial"/>
@@ -1492,8 +1687,13 @@
         <w:tab/>
         <w:t xml:space="preserve"> _________________________</w:t>
       </w:r>
-      <w:bookmarkEnd w:id="39"/>
-      <w:bookmarkEnd w:id="40"/>
+      <w:bookmarkEnd w:id="134"/>
+      <w:bookmarkEnd w:id="135"/>
+      <w:bookmarkEnd w:id="136"/>
+      <w:bookmarkEnd w:id="137"/>
+      <w:bookmarkEnd w:id="138"/>
+      <w:bookmarkEnd w:id="139"/>
+      <w:bookmarkEnd w:id="140"/>
     </w:p>
     <w:p>
       <w:pPr>
@@ -1529,8 +1729,13 @@
         </w:rPr>
         <w:t xml:space="preserve">  </w:t>
       </w:r>
-      <w:bookmarkStart w:id="41" w:name="_Toc166607275"/>
-      <w:bookmarkStart w:id="42" w:name="_Toc167037762"/>
+      <w:bookmarkStart w:id="141" w:name="_Toc166607275"/>
+      <w:bookmarkStart w:id="142" w:name="_Toc167037762"/>
+      <w:bookmarkStart w:id="143" w:name="_Toc167289838"/>
+      <w:bookmarkStart w:id="144" w:name="_Toc167289987"/>
+      <w:bookmarkStart w:id="145" w:name="_Toc167290069"/>
+      <w:bookmarkStart w:id="146" w:name="_Toc167290153"/>
+      <w:bookmarkStart w:id="147" w:name="_Toc167290359"/>
       <w:r>
         <w:rPr>
           <w:rFonts w:eastAsia="Times New Roman"/>
@@ -1563,8 +1768,13 @@
         </w:rPr>
         <w:t xml:space="preserve">                            (подпись)</w:t>
       </w:r>
-      <w:bookmarkEnd w:id="41"/>
-      <w:bookmarkEnd w:id="42"/>
+      <w:bookmarkEnd w:id="141"/>
+      <w:bookmarkEnd w:id="142"/>
+      <w:bookmarkEnd w:id="143"/>
+      <w:bookmarkEnd w:id="144"/>
+      <w:bookmarkEnd w:id="145"/>
+      <w:bookmarkEnd w:id="146"/>
+      <w:bookmarkEnd w:id="147"/>
     </w:p>
     <w:p>
       <w:pPr>
@@ -1611,8 +1821,13 @@
         <w:tab/>
         <w:t xml:space="preserve">       </w:t>
       </w:r>
-      <w:bookmarkStart w:id="43" w:name="_Toc166607276"/>
-      <w:bookmarkStart w:id="44" w:name="_Toc167037763"/>
+      <w:bookmarkStart w:id="148" w:name="_Toc166607276"/>
+      <w:bookmarkStart w:id="149" w:name="_Toc167037763"/>
+      <w:bookmarkStart w:id="150" w:name="_Toc167289839"/>
+      <w:bookmarkStart w:id="151" w:name="_Toc167289988"/>
+      <w:bookmarkStart w:id="152" w:name="_Toc167290070"/>
+      <w:bookmarkStart w:id="153" w:name="_Toc167290154"/>
+      <w:bookmarkStart w:id="154" w:name="_Toc167290360"/>
       <w:r>
         <w:rPr>
           <w:rFonts w:ascii="Arial" w:eastAsia="Arial" w:hAnsi="Arial" w:cs="Arial"/>
@@ -1623,8 +1838,13 @@
         </w:rPr>
         <w:t>_____________</w:t>
       </w:r>
-      <w:bookmarkEnd w:id="43"/>
-      <w:bookmarkEnd w:id="44"/>
+      <w:bookmarkEnd w:id="148"/>
+      <w:bookmarkEnd w:id="149"/>
+      <w:bookmarkEnd w:id="150"/>
+      <w:bookmarkEnd w:id="151"/>
+      <w:bookmarkEnd w:id="152"/>
+      <w:bookmarkEnd w:id="153"/>
+      <w:bookmarkEnd w:id="154"/>
     </w:p>
     <w:p>
       <w:pPr>
@@ -1660,8 +1880,13 @@
         </w:rPr>
         <w:t xml:space="preserve">                                                </w:t>
       </w:r>
-      <w:bookmarkStart w:id="45" w:name="_Toc166607277"/>
-      <w:bookmarkStart w:id="46" w:name="_Toc167037764"/>
+      <w:bookmarkStart w:id="155" w:name="_Toc166607277"/>
+      <w:bookmarkStart w:id="156" w:name="_Toc167037764"/>
+      <w:bookmarkStart w:id="157" w:name="_Toc167289840"/>
+      <w:bookmarkStart w:id="158" w:name="_Toc167289989"/>
+      <w:bookmarkStart w:id="159" w:name="_Toc167290071"/>
+      <w:bookmarkStart w:id="160" w:name="_Toc167290155"/>
+      <w:bookmarkStart w:id="161" w:name="_Toc167290361"/>
       <w:r>
         <w:rPr>
           <w:rFonts w:eastAsia="Times New Roman"/>
@@ -1672,8 +1897,13 @@
         </w:rPr>
         <w:t>(дата)</w:t>
       </w:r>
-      <w:bookmarkEnd w:id="45"/>
-      <w:bookmarkEnd w:id="46"/>
+      <w:bookmarkEnd w:id="155"/>
+      <w:bookmarkEnd w:id="156"/>
+      <w:bookmarkEnd w:id="157"/>
+      <w:bookmarkEnd w:id="158"/>
+      <w:bookmarkEnd w:id="159"/>
+      <w:bookmarkEnd w:id="160"/>
+      <w:bookmarkEnd w:id="161"/>
     </w:p>
     <w:p>
       <w:pPr>
@@ -1699,8 +1929,8 @@
           <w:szCs w:val="20"/>
         </w:rPr>
       </w:pPr>
-      <w:bookmarkStart w:id="47" w:name="bookmark=id.30j0zll" w:colFirst="0" w:colLast="0"/>
-      <w:bookmarkEnd w:id="47"/>
+      <w:bookmarkStart w:id="162" w:name="bookmark=id.30j0zll" w:colFirst="0" w:colLast="0"/>
+      <w:bookmarkEnd w:id="162"/>
       <w:r>
         <w:rPr>
           <w:rFonts w:ascii="Arial" w:eastAsia="Arial" w:hAnsi="Arial" w:cs="Arial"/>
@@ -1760,8 +1990,13 @@
           <w:szCs w:val="20"/>
         </w:rPr>
       </w:pPr>
-      <w:bookmarkStart w:id="48" w:name="_Toc166607278"/>
-      <w:bookmarkStart w:id="49" w:name="_Toc167037765"/>
+      <w:bookmarkStart w:id="163" w:name="_Toc166607278"/>
+      <w:bookmarkStart w:id="164" w:name="_Toc167037765"/>
+      <w:bookmarkStart w:id="165" w:name="_Toc167289841"/>
+      <w:bookmarkStart w:id="166" w:name="_Toc167289990"/>
+      <w:bookmarkStart w:id="167" w:name="_Toc167290072"/>
+      <w:bookmarkStart w:id="168" w:name="_Toc167290156"/>
+      <w:bookmarkStart w:id="169" w:name="_Toc167290362"/>
       <w:proofErr w:type="gramStart"/>
       <w:r>
         <w:rPr>
@@ -1772,8 +2007,13 @@
         </w:rPr>
         <w:t>Пермь  2024</w:t>
       </w:r>
-      <w:bookmarkEnd w:id="48"/>
-      <w:bookmarkEnd w:id="49"/>
+      <w:bookmarkEnd w:id="163"/>
+      <w:bookmarkEnd w:id="164"/>
+      <w:bookmarkEnd w:id="165"/>
+      <w:bookmarkEnd w:id="166"/>
+      <w:bookmarkEnd w:id="167"/>
+      <w:bookmarkEnd w:id="168"/>
+      <w:bookmarkEnd w:id="169"/>
       <w:proofErr w:type="gramEnd"/>
     </w:p>
     <w:p>
@@ -1894,1455 +2134,2796 @@
         <w:t>СОДЕРЖАНИЕ</w:t>
       </w:r>
     </w:p>
-    <w:sdt>
-      <w:sdtPr>
-        <w:id w:val="68084185"/>
-        <w:docPartObj>
-          <w:docPartGallery w:val="Table of Contents"/>
-          <w:docPartUnique/>
-        </w:docPartObj>
-      </w:sdtPr>
-      <w:sdtEndPr>
-        <w:rPr>
-          <w:b/>
-          <w:bCs/>
-        </w:rPr>
-      </w:sdtEndPr>
-      <w:sdtContent>
-        <w:p>
-          <w:pPr>
-            <w:pStyle w:val="11"/>
-            <w:tabs>
-              <w:tab w:val="right" w:leader="dot" w:pos="9345"/>
-            </w:tabs>
-            <w:rPr>
-              <w:rFonts w:asciiTheme="minorHAnsi" w:hAnsiTheme="minorHAnsi" w:cstheme="minorBidi"/>
-              <w:noProof/>
-              <w:kern w:val="2"/>
-              <w:sz w:val="22"/>
-              <w:szCs w:val="22"/>
-              <w14:ligatures w14:val="standardContextual"/>
-            </w:rPr>
-          </w:pPr>
-          <w:r>
-            <w:fldChar w:fldCharType="begin"/>
-          </w:r>
-          <w:r>
-            <w:instrText xml:space="preserve"> TOC \o "1-3" \h \z \u </w:instrText>
-          </w:r>
-          <w:r>
-            <w:fldChar w:fldCharType="separate"/>
-          </w:r>
-          <w:hyperlink w:anchor="_Toc167037766" w:history="1">
-            <w:r>
-              <w:rPr>
-                <w:rStyle w:val="ac"/>
-                <w:noProof/>
-              </w:rPr>
-              <w:t>ВВЕДЕНИЕ</w:t>
-            </w:r>
-            <w:r>
-              <w:rPr>
-                <w:noProof/>
-                <w:webHidden/>
-              </w:rPr>
-              <w:tab/>
-            </w:r>
-            <w:r>
-              <w:rPr>
-                <w:noProof/>
-                <w:webHidden/>
-              </w:rPr>
-              <w:fldChar w:fldCharType="begin"/>
-            </w:r>
-            <w:r>
-              <w:rPr>
-                <w:noProof/>
-                <w:webHidden/>
-              </w:rPr>
-              <w:instrText xml:space="preserve"> PAGEREF _Toc167037766 \h </w:instrText>
-            </w:r>
-            <w:r>
-              <w:rPr>
-                <w:noProof/>
-                <w:webHidden/>
-              </w:rPr>
-            </w:r>
-            <w:r>
-              <w:rPr>
-                <w:noProof/>
-                <w:webHidden/>
-              </w:rPr>
-              <w:fldChar w:fldCharType="separate"/>
-            </w:r>
-            <w:r>
-              <w:rPr>
-                <w:noProof/>
-                <w:webHidden/>
-              </w:rPr>
-              <w:t>4</w:t>
-            </w:r>
-            <w:r>
-              <w:rPr>
-                <w:noProof/>
-                <w:webHidden/>
-              </w:rPr>
-              <w:fldChar w:fldCharType="end"/>
-            </w:r>
-          </w:hyperlink>
-        </w:p>
-        <w:p>
-          <w:pPr>
-            <w:pStyle w:val="11"/>
-            <w:tabs>
-              <w:tab w:val="right" w:leader="dot" w:pos="9345"/>
-            </w:tabs>
-            <w:rPr>
-              <w:rFonts w:asciiTheme="minorHAnsi" w:hAnsiTheme="minorHAnsi" w:cstheme="minorBidi"/>
-              <w:noProof/>
-              <w:kern w:val="2"/>
-              <w:sz w:val="22"/>
-              <w:szCs w:val="22"/>
-              <w14:ligatures w14:val="standardContextual"/>
-            </w:rPr>
-          </w:pPr>
-          <w:hyperlink w:anchor="_Toc167037767" w:history="1">
-            <w:r>
-              <w:rPr>
-                <w:rStyle w:val="ac"/>
-                <w:noProof/>
-              </w:rPr>
-              <w:t>1. Анализ</w:t>
-            </w:r>
-            <w:r>
-              <w:rPr>
-                <w:noProof/>
-                <w:webHidden/>
-              </w:rPr>
-              <w:tab/>
-            </w:r>
-            <w:r>
-              <w:rPr>
-                <w:noProof/>
-                <w:webHidden/>
-              </w:rPr>
-              <w:fldChar w:fldCharType="begin"/>
-            </w:r>
-            <w:r>
-              <w:rPr>
-                <w:noProof/>
-                <w:webHidden/>
-              </w:rPr>
-              <w:instrText xml:space="preserve"> PAGEREF _Toc167037767 \h </w:instrText>
-            </w:r>
-            <w:r>
-              <w:rPr>
-                <w:noProof/>
-                <w:webHidden/>
-              </w:rPr>
-            </w:r>
-            <w:r>
-              <w:rPr>
-                <w:noProof/>
-                <w:webHidden/>
-              </w:rPr>
-              <w:fldChar w:fldCharType="separate"/>
-            </w:r>
-            <w:r>
-              <w:rPr>
-                <w:noProof/>
-                <w:webHidden/>
-              </w:rPr>
-              <w:t>6</w:t>
-            </w:r>
-            <w:r>
-              <w:rPr>
-                <w:noProof/>
-                <w:webHidden/>
-              </w:rPr>
-              <w:fldChar w:fldCharType="end"/>
-            </w:r>
-          </w:hyperlink>
-        </w:p>
-        <w:p>
-          <w:pPr>
-            <w:pStyle w:val="21"/>
-            <w:tabs>
-              <w:tab w:val="right" w:leader="dot" w:pos="9345"/>
-            </w:tabs>
-            <w:rPr>
-              <w:rFonts w:asciiTheme="minorHAnsi" w:hAnsiTheme="minorHAnsi" w:cstheme="minorBidi"/>
-              <w:noProof/>
-              <w:kern w:val="2"/>
-              <w:sz w:val="22"/>
-              <w:szCs w:val="22"/>
-              <w14:ligatures w14:val="standardContextual"/>
-            </w:rPr>
-          </w:pPr>
-          <w:hyperlink w:anchor="_Toc167037768" w:history="1">
-            <w:r>
-              <w:rPr>
-                <w:rStyle w:val="ac"/>
-                <w:noProof/>
-              </w:rPr>
-              <w:t>1.1 Анализ предмета автоматизации</w:t>
-            </w:r>
-            <w:r>
-              <w:rPr>
-                <w:noProof/>
-                <w:webHidden/>
-              </w:rPr>
-              <w:tab/>
-            </w:r>
-            <w:r>
-              <w:rPr>
-                <w:noProof/>
-                <w:webHidden/>
-              </w:rPr>
-              <w:fldChar w:fldCharType="begin"/>
-            </w:r>
-            <w:r>
-              <w:rPr>
-                <w:noProof/>
-                <w:webHidden/>
-              </w:rPr>
-              <w:instrText xml:space="preserve"> PAGEREF _Toc167037768 \h </w:instrText>
-            </w:r>
-            <w:r>
-              <w:rPr>
-                <w:noProof/>
-                <w:webHidden/>
-              </w:rPr>
-            </w:r>
-            <w:r>
-              <w:rPr>
-                <w:noProof/>
-                <w:webHidden/>
-              </w:rPr>
-              <w:fldChar w:fldCharType="separate"/>
-            </w:r>
-            <w:r>
-              <w:rPr>
-                <w:noProof/>
-                <w:webHidden/>
-              </w:rPr>
-              <w:t>6</w:t>
-            </w:r>
-            <w:r>
-              <w:rPr>
-                <w:noProof/>
-                <w:webHidden/>
-              </w:rPr>
-              <w:fldChar w:fldCharType="end"/>
-            </w:r>
-          </w:hyperlink>
-        </w:p>
-        <w:p>
-          <w:pPr>
-            <w:pStyle w:val="21"/>
-            <w:tabs>
-              <w:tab w:val="left" w:pos="880"/>
-              <w:tab w:val="right" w:leader="dot" w:pos="9345"/>
-            </w:tabs>
-            <w:rPr>
-              <w:rFonts w:asciiTheme="minorHAnsi" w:hAnsiTheme="minorHAnsi" w:cstheme="minorBidi"/>
-              <w:noProof/>
-              <w:kern w:val="2"/>
-              <w:sz w:val="22"/>
-              <w:szCs w:val="22"/>
-              <w14:ligatures w14:val="standardContextual"/>
-            </w:rPr>
-          </w:pPr>
-          <w:hyperlink w:anchor="_Toc167037769" w:history="1">
-            <w:r>
-              <w:rPr>
-                <w:rStyle w:val="ac"/>
-                <w:noProof/>
-              </w:rPr>
-              <w:t>1.2</w:t>
-            </w:r>
-            <w:r>
-              <w:rPr>
-                <w:rFonts w:asciiTheme="minorHAnsi" w:hAnsiTheme="minorHAnsi" w:cstheme="minorBidi"/>
-                <w:noProof/>
-                <w:kern w:val="2"/>
-                <w:sz w:val="22"/>
-                <w:szCs w:val="22"/>
-                <w14:ligatures w14:val="standardContextual"/>
-              </w:rPr>
-              <w:tab/>
-            </w:r>
-            <w:r>
-              <w:rPr>
-                <w:rStyle w:val="ac"/>
-                <w:noProof/>
-              </w:rPr>
-              <w:t>Обзор существующих решений</w:t>
-            </w:r>
-            <w:r>
-              <w:rPr>
-                <w:noProof/>
-                <w:webHidden/>
-              </w:rPr>
-              <w:tab/>
-            </w:r>
-            <w:r>
-              <w:rPr>
-                <w:noProof/>
-                <w:webHidden/>
-              </w:rPr>
-              <w:fldChar w:fldCharType="begin"/>
-            </w:r>
-            <w:r>
-              <w:rPr>
-                <w:noProof/>
-                <w:webHidden/>
-              </w:rPr>
-              <w:instrText xml:space="preserve"> PAGEREF _Toc167037769 \h </w:instrText>
-            </w:r>
-            <w:r>
-              <w:rPr>
-                <w:noProof/>
-                <w:webHidden/>
-              </w:rPr>
-            </w:r>
-            <w:r>
-              <w:rPr>
-                <w:noProof/>
-                <w:webHidden/>
-              </w:rPr>
-              <w:fldChar w:fldCharType="separate"/>
-            </w:r>
-            <w:r>
-              <w:rPr>
-                <w:noProof/>
-                <w:webHidden/>
-              </w:rPr>
-              <w:t>7</w:t>
-            </w:r>
-            <w:r>
-              <w:rPr>
-                <w:noProof/>
-                <w:webHidden/>
-              </w:rPr>
-              <w:fldChar w:fldCharType="end"/>
-            </w:r>
-          </w:hyperlink>
-        </w:p>
-        <w:p>
-          <w:pPr>
-            <w:pStyle w:val="21"/>
-            <w:tabs>
-              <w:tab w:val="right" w:leader="dot" w:pos="9345"/>
-            </w:tabs>
-            <w:rPr>
-              <w:rFonts w:asciiTheme="minorHAnsi" w:hAnsiTheme="minorHAnsi" w:cstheme="minorBidi"/>
-              <w:noProof/>
-              <w:kern w:val="2"/>
-              <w:sz w:val="22"/>
-              <w:szCs w:val="22"/>
-              <w14:ligatures w14:val="standardContextual"/>
-            </w:rPr>
-          </w:pPr>
-          <w:hyperlink w:anchor="_Toc167037770" w:history="1">
-            <w:r>
-              <w:rPr>
-                <w:rStyle w:val="ac"/>
-                <w:noProof/>
-              </w:rPr>
-              <w:t>1.3 Анализ возможностей рассмотренных приложений</w:t>
-            </w:r>
-            <w:r>
-              <w:rPr>
-                <w:noProof/>
-                <w:webHidden/>
-              </w:rPr>
-              <w:tab/>
-            </w:r>
-            <w:r>
-              <w:rPr>
-                <w:noProof/>
-                <w:webHidden/>
-              </w:rPr>
-              <w:fldChar w:fldCharType="begin"/>
-            </w:r>
-            <w:r>
-              <w:rPr>
-                <w:noProof/>
-                <w:webHidden/>
-              </w:rPr>
-              <w:instrText xml:space="preserve"> PAGEREF _Toc167037770 \h </w:instrText>
-            </w:r>
-            <w:r>
-              <w:rPr>
-                <w:noProof/>
-                <w:webHidden/>
-              </w:rPr>
-            </w:r>
-            <w:r>
-              <w:rPr>
-                <w:noProof/>
-                <w:webHidden/>
-              </w:rPr>
-              <w:fldChar w:fldCharType="separate"/>
-            </w:r>
-            <w:r>
-              <w:rPr>
-                <w:noProof/>
-                <w:webHidden/>
-              </w:rPr>
-              <w:t>14</w:t>
-            </w:r>
-            <w:r>
-              <w:rPr>
-                <w:noProof/>
-                <w:webHidden/>
-              </w:rPr>
-              <w:fldChar w:fldCharType="end"/>
-            </w:r>
-          </w:hyperlink>
-        </w:p>
-        <w:p>
-          <w:pPr>
-            <w:pStyle w:val="21"/>
-            <w:tabs>
-              <w:tab w:val="right" w:leader="dot" w:pos="9345"/>
-            </w:tabs>
-            <w:rPr>
-              <w:rFonts w:asciiTheme="minorHAnsi" w:hAnsiTheme="minorHAnsi" w:cstheme="minorBidi"/>
-              <w:noProof/>
-              <w:kern w:val="2"/>
-              <w:sz w:val="22"/>
-              <w:szCs w:val="22"/>
-              <w14:ligatures w14:val="standardContextual"/>
-            </w:rPr>
-          </w:pPr>
-          <w:hyperlink w:anchor="_Toc167037771" w:history="1">
-            <w:r>
-              <w:rPr>
-                <w:rStyle w:val="ac"/>
-                <w:noProof/>
-              </w:rPr>
-              <w:t>1.4 Анализ требований</w:t>
-            </w:r>
-            <w:r>
-              <w:rPr>
-                <w:noProof/>
-                <w:webHidden/>
-              </w:rPr>
-              <w:tab/>
-            </w:r>
-            <w:r>
-              <w:rPr>
-                <w:noProof/>
-                <w:webHidden/>
-              </w:rPr>
-              <w:fldChar w:fldCharType="begin"/>
-            </w:r>
-            <w:r>
-              <w:rPr>
-                <w:noProof/>
-                <w:webHidden/>
-              </w:rPr>
-              <w:instrText xml:space="preserve"> PAGEREF _Toc167037771 \h </w:instrText>
-            </w:r>
-            <w:r>
-              <w:rPr>
-                <w:noProof/>
-                <w:webHidden/>
-              </w:rPr>
-            </w:r>
-            <w:r>
-              <w:rPr>
-                <w:noProof/>
-                <w:webHidden/>
-              </w:rPr>
-              <w:fldChar w:fldCharType="separate"/>
-            </w:r>
-            <w:r>
-              <w:rPr>
-                <w:noProof/>
-                <w:webHidden/>
-              </w:rPr>
-              <w:t>16</w:t>
-            </w:r>
-            <w:r>
-              <w:rPr>
-                <w:noProof/>
-                <w:webHidden/>
-              </w:rPr>
-              <w:fldChar w:fldCharType="end"/>
-            </w:r>
-          </w:hyperlink>
-        </w:p>
-        <w:p>
-          <w:pPr>
-            <w:pStyle w:val="21"/>
-            <w:tabs>
-              <w:tab w:val="right" w:leader="dot" w:pos="9345"/>
-            </w:tabs>
-            <w:rPr>
-              <w:rFonts w:asciiTheme="minorHAnsi" w:hAnsiTheme="minorHAnsi" w:cstheme="minorBidi"/>
-              <w:noProof/>
-              <w:kern w:val="2"/>
-              <w:sz w:val="22"/>
-              <w:szCs w:val="22"/>
-              <w14:ligatures w14:val="standardContextual"/>
-            </w:rPr>
-          </w:pPr>
-          <w:hyperlink w:anchor="_Toc167037772" w:history="1">
-            <w:r>
-              <w:rPr>
-                <w:rStyle w:val="ac"/>
-                <w:noProof/>
-              </w:rPr>
-              <w:t>1.5 Вывод по разделу</w:t>
-            </w:r>
-            <w:r>
-              <w:rPr>
-                <w:noProof/>
-                <w:webHidden/>
-              </w:rPr>
-              <w:tab/>
-            </w:r>
-            <w:r>
-              <w:rPr>
-                <w:noProof/>
-                <w:webHidden/>
-              </w:rPr>
-              <w:fldChar w:fldCharType="begin"/>
-            </w:r>
-            <w:r>
-              <w:rPr>
-                <w:noProof/>
-                <w:webHidden/>
-              </w:rPr>
-              <w:instrText xml:space="preserve"> PAGEREF _Toc167037772 \h </w:instrText>
-            </w:r>
-            <w:r>
-              <w:rPr>
-                <w:noProof/>
-                <w:webHidden/>
-              </w:rPr>
-            </w:r>
-            <w:r>
-              <w:rPr>
-                <w:noProof/>
-                <w:webHidden/>
-              </w:rPr>
-              <w:fldChar w:fldCharType="separate"/>
-            </w:r>
-            <w:r>
-              <w:rPr>
-                <w:noProof/>
-                <w:webHidden/>
-              </w:rPr>
-              <w:t>17</w:t>
-            </w:r>
-            <w:r>
-              <w:rPr>
-                <w:noProof/>
-                <w:webHidden/>
-              </w:rPr>
-              <w:fldChar w:fldCharType="end"/>
-            </w:r>
-          </w:hyperlink>
-        </w:p>
-        <w:p>
-          <w:pPr>
-            <w:pStyle w:val="11"/>
-            <w:tabs>
-              <w:tab w:val="right" w:leader="dot" w:pos="9345"/>
-            </w:tabs>
-            <w:rPr>
-              <w:rFonts w:asciiTheme="minorHAnsi" w:hAnsiTheme="minorHAnsi" w:cstheme="minorBidi"/>
-              <w:noProof/>
-              <w:kern w:val="2"/>
-              <w:sz w:val="22"/>
-              <w:szCs w:val="22"/>
-              <w14:ligatures w14:val="standardContextual"/>
-            </w:rPr>
-          </w:pPr>
-          <w:hyperlink w:anchor="_Toc167037773" w:history="1">
-            <w:r>
-              <w:rPr>
-                <w:rStyle w:val="ac"/>
-                <w:noProof/>
-              </w:rPr>
-              <w:t>2 Проектирование</w:t>
-            </w:r>
-            <w:r>
-              <w:rPr>
-                <w:noProof/>
-                <w:webHidden/>
-              </w:rPr>
-              <w:tab/>
-            </w:r>
-            <w:r>
-              <w:rPr>
-                <w:noProof/>
-                <w:webHidden/>
-              </w:rPr>
-              <w:fldChar w:fldCharType="begin"/>
-            </w:r>
-            <w:r>
-              <w:rPr>
-                <w:noProof/>
-                <w:webHidden/>
-              </w:rPr>
-              <w:instrText xml:space="preserve"> PAGEREF _Toc167037773 \h </w:instrText>
-            </w:r>
-            <w:r>
-              <w:rPr>
-                <w:noProof/>
-                <w:webHidden/>
-              </w:rPr>
-            </w:r>
-            <w:r>
-              <w:rPr>
-                <w:noProof/>
-                <w:webHidden/>
-              </w:rPr>
-              <w:fldChar w:fldCharType="separate"/>
-            </w:r>
-            <w:r>
-              <w:rPr>
-                <w:noProof/>
-                <w:webHidden/>
-              </w:rPr>
-              <w:t>18</w:t>
-            </w:r>
-            <w:r>
-              <w:rPr>
-                <w:noProof/>
-                <w:webHidden/>
-              </w:rPr>
-              <w:fldChar w:fldCharType="end"/>
-            </w:r>
-          </w:hyperlink>
-        </w:p>
-        <w:p>
-          <w:pPr>
-            <w:pStyle w:val="21"/>
-            <w:tabs>
-              <w:tab w:val="right" w:leader="dot" w:pos="9345"/>
-            </w:tabs>
-            <w:rPr>
-              <w:rFonts w:asciiTheme="minorHAnsi" w:hAnsiTheme="minorHAnsi" w:cstheme="minorBidi"/>
-              <w:noProof/>
-              <w:kern w:val="2"/>
-              <w:sz w:val="22"/>
-              <w:szCs w:val="22"/>
-              <w14:ligatures w14:val="standardContextual"/>
-            </w:rPr>
-          </w:pPr>
-          <w:hyperlink w:anchor="_Toc167037774" w:history="1">
-            <w:r>
-              <w:rPr>
-                <w:rStyle w:val="ac"/>
-                <w:noProof/>
-              </w:rPr>
-              <w:t>2.1 Архитектура системы</w:t>
-            </w:r>
-            <w:r>
-              <w:rPr>
-                <w:noProof/>
-                <w:webHidden/>
-              </w:rPr>
-              <w:tab/>
-            </w:r>
-            <w:r>
-              <w:rPr>
-                <w:noProof/>
-                <w:webHidden/>
-              </w:rPr>
-              <w:fldChar w:fldCharType="begin"/>
-            </w:r>
-            <w:r>
-              <w:rPr>
-                <w:noProof/>
-                <w:webHidden/>
-              </w:rPr>
-              <w:instrText xml:space="preserve"> PAGEREF _Toc167037774 \h </w:instrText>
-            </w:r>
-            <w:r>
-              <w:rPr>
-                <w:noProof/>
-                <w:webHidden/>
-              </w:rPr>
-            </w:r>
-            <w:r>
-              <w:rPr>
-                <w:noProof/>
-                <w:webHidden/>
-              </w:rPr>
-              <w:fldChar w:fldCharType="separate"/>
-            </w:r>
-            <w:r>
-              <w:rPr>
-                <w:noProof/>
-                <w:webHidden/>
-              </w:rPr>
-              <w:t>18</w:t>
-            </w:r>
-            <w:r>
-              <w:rPr>
-                <w:noProof/>
-                <w:webHidden/>
-              </w:rPr>
-              <w:fldChar w:fldCharType="end"/>
-            </w:r>
-          </w:hyperlink>
-        </w:p>
-        <w:p>
-          <w:pPr>
-            <w:pStyle w:val="21"/>
-            <w:tabs>
-              <w:tab w:val="right" w:leader="dot" w:pos="9345"/>
-            </w:tabs>
-            <w:rPr>
-              <w:rFonts w:asciiTheme="minorHAnsi" w:hAnsiTheme="minorHAnsi" w:cstheme="minorBidi"/>
-              <w:noProof/>
-              <w:kern w:val="2"/>
-              <w:sz w:val="22"/>
-              <w:szCs w:val="22"/>
-              <w14:ligatures w14:val="standardContextual"/>
-            </w:rPr>
-          </w:pPr>
-          <w:hyperlink w:anchor="_Toc167037775" w:history="1">
-            <w:r>
-              <w:rPr>
-                <w:rStyle w:val="ac"/>
-                <w:noProof/>
-              </w:rPr>
-              <w:t>2.2 Функциональные возможности</w:t>
-            </w:r>
-            <w:r>
-              <w:rPr>
-                <w:noProof/>
-                <w:webHidden/>
-              </w:rPr>
-              <w:tab/>
-            </w:r>
-            <w:r>
-              <w:rPr>
-                <w:noProof/>
-                <w:webHidden/>
-              </w:rPr>
-              <w:fldChar w:fldCharType="begin"/>
-            </w:r>
-            <w:r>
-              <w:rPr>
-                <w:noProof/>
-                <w:webHidden/>
-              </w:rPr>
-              <w:instrText xml:space="preserve"> PAGEREF _Toc167037775 \h </w:instrText>
-            </w:r>
-            <w:r>
-              <w:rPr>
-                <w:noProof/>
-                <w:webHidden/>
-              </w:rPr>
-            </w:r>
-            <w:r>
-              <w:rPr>
-                <w:noProof/>
-                <w:webHidden/>
-              </w:rPr>
-              <w:fldChar w:fldCharType="separate"/>
-            </w:r>
-            <w:r>
-              <w:rPr>
-                <w:noProof/>
-                <w:webHidden/>
-              </w:rPr>
-              <w:t>20</w:t>
-            </w:r>
-            <w:r>
-              <w:rPr>
-                <w:noProof/>
-                <w:webHidden/>
-              </w:rPr>
-              <w:fldChar w:fldCharType="end"/>
-            </w:r>
-          </w:hyperlink>
-        </w:p>
-        <w:p>
-          <w:pPr>
-            <w:pStyle w:val="21"/>
-            <w:tabs>
-              <w:tab w:val="right" w:leader="dot" w:pos="9345"/>
-            </w:tabs>
-            <w:rPr>
-              <w:rFonts w:asciiTheme="minorHAnsi" w:hAnsiTheme="minorHAnsi" w:cstheme="minorBidi"/>
-              <w:noProof/>
-              <w:kern w:val="2"/>
-              <w:sz w:val="22"/>
-              <w:szCs w:val="22"/>
-              <w14:ligatures w14:val="standardContextual"/>
-            </w:rPr>
-          </w:pPr>
-          <w:hyperlink w:anchor="_Toc167037776" w:history="1">
-            <w:r>
-              <w:rPr>
-                <w:rStyle w:val="ac"/>
-                <w:noProof/>
-              </w:rPr>
-              <w:t>2.3 Отправка и получение новых уведомлений</w:t>
-            </w:r>
-            <w:r>
-              <w:rPr>
-                <w:noProof/>
-                <w:webHidden/>
-              </w:rPr>
-              <w:tab/>
-            </w:r>
-            <w:r>
-              <w:rPr>
-                <w:noProof/>
-                <w:webHidden/>
-              </w:rPr>
-              <w:fldChar w:fldCharType="begin"/>
-            </w:r>
-            <w:r>
-              <w:rPr>
-                <w:noProof/>
-                <w:webHidden/>
-              </w:rPr>
-              <w:instrText xml:space="preserve"> PAGEREF _Toc167037776 \h </w:instrText>
-            </w:r>
-            <w:r>
-              <w:rPr>
-                <w:noProof/>
-                <w:webHidden/>
-              </w:rPr>
-            </w:r>
-            <w:r>
-              <w:rPr>
-                <w:noProof/>
-                <w:webHidden/>
-              </w:rPr>
-              <w:fldChar w:fldCharType="separate"/>
-            </w:r>
-            <w:r>
-              <w:rPr>
-                <w:noProof/>
-                <w:webHidden/>
-              </w:rPr>
-              <w:t>20</w:t>
-            </w:r>
-            <w:r>
-              <w:rPr>
-                <w:noProof/>
-                <w:webHidden/>
-              </w:rPr>
-              <w:fldChar w:fldCharType="end"/>
-            </w:r>
-          </w:hyperlink>
-        </w:p>
-        <w:p>
-          <w:pPr>
-            <w:pStyle w:val="21"/>
-            <w:tabs>
-              <w:tab w:val="right" w:leader="dot" w:pos="9345"/>
-            </w:tabs>
-            <w:rPr>
-              <w:rFonts w:asciiTheme="minorHAnsi" w:hAnsiTheme="minorHAnsi" w:cstheme="minorBidi"/>
-              <w:noProof/>
-              <w:kern w:val="2"/>
-              <w:sz w:val="22"/>
-              <w:szCs w:val="22"/>
-              <w14:ligatures w14:val="standardContextual"/>
-            </w:rPr>
-          </w:pPr>
-          <w:hyperlink w:anchor="_Toc167037777" w:history="1">
-            <w:r>
-              <w:rPr>
-                <w:rStyle w:val="ac"/>
-                <w:noProof/>
-              </w:rPr>
-              <w:t>2.4 Реакции</w:t>
-            </w:r>
-            <w:r>
-              <w:rPr>
-                <w:noProof/>
-                <w:webHidden/>
-              </w:rPr>
-              <w:tab/>
-            </w:r>
-            <w:r>
-              <w:rPr>
-                <w:noProof/>
-                <w:webHidden/>
-              </w:rPr>
-              <w:fldChar w:fldCharType="begin"/>
-            </w:r>
-            <w:r>
-              <w:rPr>
-                <w:noProof/>
-                <w:webHidden/>
-              </w:rPr>
-              <w:instrText xml:space="preserve"> PAGEREF _Toc167037777 \h </w:instrText>
-            </w:r>
-            <w:r>
-              <w:rPr>
-                <w:noProof/>
-                <w:webHidden/>
-              </w:rPr>
-            </w:r>
-            <w:r>
-              <w:rPr>
-                <w:noProof/>
-                <w:webHidden/>
-              </w:rPr>
-              <w:fldChar w:fldCharType="separate"/>
-            </w:r>
-            <w:r>
-              <w:rPr>
-                <w:noProof/>
-                <w:webHidden/>
-              </w:rPr>
-              <w:t>21</w:t>
-            </w:r>
-            <w:r>
-              <w:rPr>
-                <w:noProof/>
-                <w:webHidden/>
-              </w:rPr>
-              <w:fldChar w:fldCharType="end"/>
-            </w:r>
-          </w:hyperlink>
-        </w:p>
-        <w:p>
-          <w:pPr>
-            <w:pStyle w:val="21"/>
-            <w:tabs>
-              <w:tab w:val="right" w:leader="dot" w:pos="9345"/>
-            </w:tabs>
-            <w:rPr>
-              <w:rFonts w:asciiTheme="minorHAnsi" w:hAnsiTheme="minorHAnsi" w:cstheme="minorBidi"/>
-              <w:noProof/>
-              <w:kern w:val="2"/>
-              <w:sz w:val="22"/>
-              <w:szCs w:val="22"/>
-              <w14:ligatures w14:val="standardContextual"/>
-            </w:rPr>
-          </w:pPr>
-          <w:hyperlink w:anchor="_Toc167037778" w:history="1">
-            <w:r>
-              <w:rPr>
-                <w:rStyle w:val="ac"/>
-                <w:noProof/>
-                <w:lang w:val="en-US"/>
-              </w:rPr>
-              <w:t xml:space="preserve">2.5 </w:t>
-            </w:r>
-            <w:r>
-              <w:rPr>
-                <w:rStyle w:val="ac"/>
-                <w:noProof/>
-              </w:rPr>
-              <w:t>Комментарии</w:t>
-            </w:r>
-            <w:r>
-              <w:rPr>
-                <w:noProof/>
-                <w:webHidden/>
-              </w:rPr>
-              <w:tab/>
-            </w:r>
-            <w:r>
-              <w:rPr>
-                <w:noProof/>
-                <w:webHidden/>
-              </w:rPr>
-              <w:fldChar w:fldCharType="begin"/>
-            </w:r>
-            <w:r>
-              <w:rPr>
-                <w:noProof/>
-                <w:webHidden/>
-              </w:rPr>
-              <w:instrText xml:space="preserve"> PAGEREF _Toc167037778 \h </w:instrText>
-            </w:r>
-            <w:r>
-              <w:rPr>
-                <w:noProof/>
-                <w:webHidden/>
-              </w:rPr>
-            </w:r>
-            <w:r>
-              <w:rPr>
-                <w:noProof/>
-                <w:webHidden/>
-              </w:rPr>
-              <w:fldChar w:fldCharType="separate"/>
-            </w:r>
-            <w:r>
-              <w:rPr>
-                <w:noProof/>
-                <w:webHidden/>
-              </w:rPr>
-              <w:t>22</w:t>
-            </w:r>
-            <w:r>
-              <w:rPr>
-                <w:noProof/>
-                <w:webHidden/>
-              </w:rPr>
-              <w:fldChar w:fldCharType="end"/>
-            </w:r>
-          </w:hyperlink>
-        </w:p>
-        <w:p>
-          <w:pPr>
-            <w:pStyle w:val="21"/>
-            <w:tabs>
-              <w:tab w:val="right" w:leader="dot" w:pos="9345"/>
-            </w:tabs>
-            <w:rPr>
-              <w:rFonts w:asciiTheme="minorHAnsi" w:hAnsiTheme="minorHAnsi" w:cstheme="minorBidi"/>
-              <w:noProof/>
-              <w:kern w:val="2"/>
-              <w:sz w:val="22"/>
-              <w:szCs w:val="22"/>
-              <w14:ligatures w14:val="standardContextual"/>
-            </w:rPr>
-          </w:pPr>
-          <w:hyperlink w:anchor="_Toc167037779" w:history="1">
-            <w:r>
-              <w:rPr>
-                <w:rStyle w:val="ac"/>
-                <w:noProof/>
-              </w:rPr>
-              <w:t>2.6 Регистрация новых пользователей</w:t>
-            </w:r>
-            <w:r>
-              <w:rPr>
-                <w:noProof/>
-                <w:webHidden/>
-              </w:rPr>
-              <w:tab/>
-            </w:r>
-            <w:r>
-              <w:rPr>
-                <w:noProof/>
-                <w:webHidden/>
-              </w:rPr>
-              <w:fldChar w:fldCharType="begin"/>
-            </w:r>
-            <w:r>
-              <w:rPr>
-                <w:noProof/>
-                <w:webHidden/>
-              </w:rPr>
-              <w:instrText xml:space="preserve"> PAGEREF _Toc167037779 \h </w:instrText>
-            </w:r>
-            <w:r>
-              <w:rPr>
-                <w:noProof/>
-                <w:webHidden/>
-              </w:rPr>
-            </w:r>
-            <w:r>
-              <w:rPr>
-                <w:noProof/>
-                <w:webHidden/>
-              </w:rPr>
-              <w:fldChar w:fldCharType="separate"/>
-            </w:r>
-            <w:r>
-              <w:rPr>
-                <w:noProof/>
-                <w:webHidden/>
-              </w:rPr>
-              <w:t>22</w:t>
-            </w:r>
-            <w:r>
-              <w:rPr>
-                <w:noProof/>
-                <w:webHidden/>
-              </w:rPr>
-              <w:fldChar w:fldCharType="end"/>
-            </w:r>
-          </w:hyperlink>
-        </w:p>
-        <w:p>
-          <w:pPr>
-            <w:pStyle w:val="21"/>
-            <w:tabs>
-              <w:tab w:val="right" w:leader="dot" w:pos="9345"/>
-            </w:tabs>
-            <w:rPr>
-              <w:rFonts w:asciiTheme="minorHAnsi" w:hAnsiTheme="minorHAnsi" w:cstheme="minorBidi"/>
-              <w:noProof/>
-              <w:kern w:val="2"/>
-              <w:sz w:val="22"/>
-              <w:szCs w:val="22"/>
-              <w14:ligatures w14:val="standardContextual"/>
-            </w:rPr>
-          </w:pPr>
-          <w:hyperlink w:anchor="_Toc167037780" w:history="1">
-            <w:r>
-              <w:rPr>
-                <w:rStyle w:val="ac"/>
-                <w:noProof/>
-              </w:rPr>
-              <w:t>2.7 Авторизация и аутентификация</w:t>
-            </w:r>
-            <w:r>
-              <w:rPr>
-                <w:noProof/>
-                <w:webHidden/>
-              </w:rPr>
-              <w:tab/>
-            </w:r>
-            <w:r>
-              <w:rPr>
-                <w:noProof/>
-                <w:webHidden/>
-              </w:rPr>
-              <w:fldChar w:fldCharType="begin"/>
-            </w:r>
-            <w:r>
-              <w:rPr>
-                <w:noProof/>
-                <w:webHidden/>
-              </w:rPr>
-              <w:instrText xml:space="preserve"> PAGEREF _Toc167037780 \h </w:instrText>
-            </w:r>
-            <w:r>
-              <w:rPr>
-                <w:noProof/>
-                <w:webHidden/>
-              </w:rPr>
-            </w:r>
-            <w:r>
-              <w:rPr>
-                <w:noProof/>
-                <w:webHidden/>
-              </w:rPr>
-              <w:fldChar w:fldCharType="separate"/>
-            </w:r>
-            <w:r>
-              <w:rPr>
-                <w:noProof/>
-                <w:webHidden/>
-              </w:rPr>
-              <w:t>24</w:t>
-            </w:r>
-            <w:r>
-              <w:rPr>
-                <w:noProof/>
-                <w:webHidden/>
-              </w:rPr>
-              <w:fldChar w:fldCharType="end"/>
-            </w:r>
-          </w:hyperlink>
-        </w:p>
-        <w:p>
-          <w:pPr>
-            <w:pStyle w:val="21"/>
-            <w:tabs>
-              <w:tab w:val="right" w:leader="dot" w:pos="9345"/>
-            </w:tabs>
-            <w:rPr>
-              <w:rFonts w:asciiTheme="minorHAnsi" w:hAnsiTheme="minorHAnsi" w:cstheme="minorBidi"/>
-              <w:noProof/>
-              <w:kern w:val="2"/>
-              <w:sz w:val="22"/>
-              <w:szCs w:val="22"/>
-              <w14:ligatures w14:val="standardContextual"/>
-            </w:rPr>
-          </w:pPr>
-          <w:hyperlink w:anchor="_Toc167037781" w:history="1">
-            <w:r>
-              <w:rPr>
-                <w:rStyle w:val="ac"/>
-                <w:noProof/>
-              </w:rPr>
-              <w:t>2.8 База данных</w:t>
-            </w:r>
-            <w:r>
-              <w:rPr>
-                <w:noProof/>
-                <w:webHidden/>
-              </w:rPr>
-              <w:tab/>
-            </w:r>
-            <w:r>
-              <w:rPr>
-                <w:noProof/>
-                <w:webHidden/>
-              </w:rPr>
-              <w:fldChar w:fldCharType="begin"/>
-            </w:r>
-            <w:r>
-              <w:rPr>
-                <w:noProof/>
-                <w:webHidden/>
-              </w:rPr>
-              <w:instrText xml:space="preserve"> PAGEREF _Toc167037781 \h </w:instrText>
-            </w:r>
-            <w:r>
-              <w:rPr>
-                <w:noProof/>
-                <w:webHidden/>
-              </w:rPr>
-            </w:r>
-            <w:r>
-              <w:rPr>
-                <w:noProof/>
-                <w:webHidden/>
-              </w:rPr>
-              <w:fldChar w:fldCharType="separate"/>
-            </w:r>
-            <w:r>
-              <w:rPr>
-                <w:noProof/>
-                <w:webHidden/>
-              </w:rPr>
-              <w:t>27</w:t>
-            </w:r>
-            <w:r>
-              <w:rPr>
-                <w:noProof/>
-                <w:webHidden/>
-              </w:rPr>
-              <w:fldChar w:fldCharType="end"/>
-            </w:r>
-          </w:hyperlink>
-        </w:p>
-        <w:p>
-          <w:pPr>
-            <w:pStyle w:val="21"/>
-            <w:tabs>
-              <w:tab w:val="right" w:leader="dot" w:pos="9345"/>
-            </w:tabs>
-            <w:rPr>
-              <w:rFonts w:asciiTheme="minorHAnsi" w:hAnsiTheme="minorHAnsi" w:cstheme="minorBidi"/>
-              <w:noProof/>
-              <w:kern w:val="2"/>
-              <w:sz w:val="22"/>
-              <w:szCs w:val="22"/>
-              <w14:ligatures w14:val="standardContextual"/>
-            </w:rPr>
-          </w:pPr>
-          <w:hyperlink w:anchor="_Toc167037782" w:history="1">
-            <w:r>
-              <w:rPr>
-                <w:rStyle w:val="ac"/>
-                <w:noProof/>
-              </w:rPr>
-              <w:t>2.9 Вывод по разделу</w:t>
-            </w:r>
-            <w:r>
-              <w:rPr>
-                <w:noProof/>
-                <w:webHidden/>
-              </w:rPr>
-              <w:tab/>
-            </w:r>
-            <w:r>
-              <w:rPr>
-                <w:noProof/>
-                <w:webHidden/>
-              </w:rPr>
-              <w:fldChar w:fldCharType="begin"/>
-            </w:r>
-            <w:r>
-              <w:rPr>
-                <w:noProof/>
-                <w:webHidden/>
-              </w:rPr>
-              <w:instrText xml:space="preserve"> PAGEREF _Toc167037782 \h </w:instrText>
-            </w:r>
-            <w:r>
-              <w:rPr>
-                <w:noProof/>
-                <w:webHidden/>
-              </w:rPr>
-            </w:r>
-            <w:r>
-              <w:rPr>
-                <w:noProof/>
-                <w:webHidden/>
-              </w:rPr>
-              <w:fldChar w:fldCharType="separate"/>
-            </w:r>
-            <w:r>
-              <w:rPr>
-                <w:noProof/>
-                <w:webHidden/>
-              </w:rPr>
-              <w:t>29</w:t>
-            </w:r>
-            <w:r>
-              <w:rPr>
-                <w:noProof/>
-                <w:webHidden/>
-              </w:rPr>
-              <w:fldChar w:fldCharType="end"/>
-            </w:r>
-          </w:hyperlink>
-        </w:p>
-        <w:p>
-          <w:pPr>
-            <w:pStyle w:val="11"/>
-            <w:tabs>
-              <w:tab w:val="right" w:leader="dot" w:pos="9345"/>
-            </w:tabs>
-            <w:rPr>
-              <w:rFonts w:asciiTheme="minorHAnsi" w:hAnsiTheme="minorHAnsi" w:cstheme="minorBidi"/>
-              <w:noProof/>
-              <w:kern w:val="2"/>
-              <w:sz w:val="22"/>
-              <w:szCs w:val="22"/>
-              <w14:ligatures w14:val="standardContextual"/>
-            </w:rPr>
-          </w:pPr>
-          <w:hyperlink w:anchor="_Toc167037783" w:history="1">
-            <w:r>
-              <w:rPr>
-                <w:rStyle w:val="ac"/>
-                <w:noProof/>
-              </w:rPr>
-              <w:t>Заключение</w:t>
-            </w:r>
-            <w:r>
-              <w:rPr>
-                <w:noProof/>
-                <w:webHidden/>
-              </w:rPr>
-              <w:tab/>
-            </w:r>
-            <w:r>
-              <w:rPr>
-                <w:noProof/>
-                <w:webHidden/>
-              </w:rPr>
-              <w:fldChar w:fldCharType="begin"/>
-            </w:r>
-            <w:r>
-              <w:rPr>
-                <w:noProof/>
-                <w:webHidden/>
-              </w:rPr>
-              <w:instrText xml:space="preserve"> PAGEREF _Toc167037783 \h </w:instrText>
-            </w:r>
-            <w:r>
-              <w:rPr>
-                <w:noProof/>
-                <w:webHidden/>
-              </w:rPr>
-            </w:r>
-            <w:r>
-              <w:rPr>
-                <w:noProof/>
-                <w:webHidden/>
-              </w:rPr>
-              <w:fldChar w:fldCharType="separate"/>
-            </w:r>
-            <w:r>
-              <w:rPr>
-                <w:noProof/>
-                <w:webHidden/>
-              </w:rPr>
-              <w:t>30</w:t>
-            </w:r>
-            <w:r>
-              <w:rPr>
-                <w:noProof/>
-                <w:webHidden/>
-              </w:rPr>
-              <w:fldChar w:fldCharType="end"/>
-            </w:r>
-          </w:hyperlink>
-        </w:p>
-        <w:p>
-          <w:pPr>
-            <w:pStyle w:val="11"/>
-            <w:tabs>
-              <w:tab w:val="right" w:leader="dot" w:pos="9345"/>
-            </w:tabs>
-            <w:rPr>
-              <w:rFonts w:asciiTheme="minorHAnsi" w:hAnsiTheme="minorHAnsi" w:cstheme="minorBidi"/>
-              <w:noProof/>
-              <w:kern w:val="2"/>
-              <w:sz w:val="22"/>
-              <w:szCs w:val="22"/>
-              <w14:ligatures w14:val="standardContextual"/>
-            </w:rPr>
-          </w:pPr>
-          <w:hyperlink w:anchor="_Toc167037784" w:history="1">
-            <w:r>
-              <w:rPr>
-                <w:rStyle w:val="ac"/>
-                <w:noProof/>
-              </w:rPr>
-              <w:t>Список использованных источников</w:t>
-            </w:r>
-            <w:r>
-              <w:rPr>
-                <w:noProof/>
-                <w:webHidden/>
-              </w:rPr>
-              <w:tab/>
-            </w:r>
-            <w:r>
-              <w:rPr>
-                <w:noProof/>
-                <w:webHidden/>
-              </w:rPr>
-              <w:fldChar w:fldCharType="begin"/>
-            </w:r>
-            <w:r>
-              <w:rPr>
-                <w:noProof/>
-                <w:webHidden/>
-              </w:rPr>
-              <w:instrText xml:space="preserve"> PAGEREF _Toc167037784 \h </w:instrText>
-            </w:r>
-            <w:r>
-              <w:rPr>
-                <w:noProof/>
-                <w:webHidden/>
-              </w:rPr>
-            </w:r>
-            <w:r>
-              <w:rPr>
-                <w:noProof/>
-                <w:webHidden/>
-              </w:rPr>
-              <w:fldChar w:fldCharType="separate"/>
-            </w:r>
-            <w:r>
-              <w:rPr>
-                <w:noProof/>
-                <w:webHidden/>
-              </w:rPr>
-              <w:t>31</w:t>
-            </w:r>
-            <w:r>
-              <w:rPr>
-                <w:noProof/>
-                <w:webHidden/>
-              </w:rPr>
-              <w:fldChar w:fldCharType="end"/>
-            </w:r>
-          </w:hyperlink>
-        </w:p>
-        <w:p>
-          <w:r>
-            <w:rPr>
-              <w:b/>
-              <w:bCs/>
-            </w:rPr>
-            <w:fldChar w:fldCharType="end"/>
-          </w:r>
-        </w:p>
-      </w:sdtContent>
-    </w:sdt>
+    <w:p>
+      <w:pPr>
+        <w:pStyle w:val="11"/>
+        <w:tabs>
+          <w:tab w:val="right" w:leader="dot" w:pos="9345"/>
+        </w:tabs>
+        <w:rPr>
+          <w:rFonts w:asciiTheme="minorHAnsi" w:hAnsiTheme="minorHAnsi" w:cstheme="minorBidi"/>
+          <w:noProof/>
+          <w:kern w:val="2"/>
+          <w:sz w:val="22"/>
+          <w:szCs w:val="22"/>
+          <w14:ligatures w14:val="standardContextual"/>
+        </w:rPr>
+      </w:pPr>
+      <w:r>
+        <w:fldChar w:fldCharType="begin"/>
+      </w:r>
+      <w:r>
+        <w:instrText xml:space="preserve"> TOC \o "1-4" \h \z \u </w:instrText>
+      </w:r>
+      <w:r>
+        <w:fldChar w:fldCharType="separate"/>
+      </w:r>
+      <w:hyperlink w:anchor="_Toc167290363" w:history="1">
+        <w:r>
+          <w:rPr>
+            <w:rStyle w:val="ac"/>
+            <w:noProof/>
+          </w:rPr>
+          <w:t>ВВЕДЕНИЕ</w:t>
+        </w:r>
+        <w:r>
+          <w:rPr>
+            <w:noProof/>
+            <w:webHidden/>
+          </w:rPr>
+          <w:tab/>
+        </w:r>
+        <w:r>
+          <w:rPr>
+            <w:noProof/>
+            <w:webHidden/>
+          </w:rPr>
+          <w:fldChar w:fldCharType="begin"/>
+        </w:r>
+        <w:r>
+          <w:rPr>
+            <w:noProof/>
+            <w:webHidden/>
+          </w:rPr>
+          <w:instrText xml:space="preserve"> PAGEREF _Toc167290363 \h </w:instrText>
+        </w:r>
+        <w:r>
+          <w:rPr>
+            <w:noProof/>
+            <w:webHidden/>
+          </w:rPr>
+        </w:r>
+        <w:r>
+          <w:rPr>
+            <w:noProof/>
+            <w:webHidden/>
+          </w:rPr>
+          <w:fldChar w:fldCharType="separate"/>
+        </w:r>
+        <w:r>
+          <w:rPr>
+            <w:noProof/>
+            <w:webHidden/>
+          </w:rPr>
+          <w:t>6</w:t>
+        </w:r>
+        <w:r>
+          <w:rPr>
+            <w:noProof/>
+            <w:webHidden/>
+          </w:rPr>
+          <w:fldChar w:fldCharType="end"/>
+        </w:r>
+      </w:hyperlink>
+    </w:p>
+    <w:p>
+      <w:pPr>
+        <w:pStyle w:val="11"/>
+        <w:tabs>
+          <w:tab w:val="right" w:leader="dot" w:pos="9345"/>
+        </w:tabs>
+        <w:rPr>
+          <w:rFonts w:asciiTheme="minorHAnsi" w:hAnsiTheme="minorHAnsi" w:cstheme="minorBidi"/>
+          <w:noProof/>
+          <w:kern w:val="2"/>
+          <w:sz w:val="22"/>
+          <w:szCs w:val="22"/>
+          <w14:ligatures w14:val="standardContextual"/>
+        </w:rPr>
+      </w:pPr>
+      <w:hyperlink w:anchor="_Toc167290364" w:history="1">
+        <w:r>
+          <w:rPr>
+            <w:rStyle w:val="ac"/>
+            <w:noProof/>
+          </w:rPr>
+          <w:t>1. Анализ</w:t>
+        </w:r>
+        <w:r>
+          <w:rPr>
+            <w:noProof/>
+            <w:webHidden/>
+          </w:rPr>
+          <w:tab/>
+        </w:r>
+        <w:r>
+          <w:rPr>
+            <w:noProof/>
+            <w:webHidden/>
+          </w:rPr>
+          <w:fldChar w:fldCharType="begin"/>
+        </w:r>
+        <w:r>
+          <w:rPr>
+            <w:noProof/>
+            <w:webHidden/>
+          </w:rPr>
+          <w:instrText xml:space="preserve"> PAGEREF _Toc167290364 \h </w:instrText>
+        </w:r>
+        <w:r>
+          <w:rPr>
+            <w:noProof/>
+            <w:webHidden/>
+          </w:rPr>
+        </w:r>
+        <w:r>
+          <w:rPr>
+            <w:noProof/>
+            <w:webHidden/>
+          </w:rPr>
+          <w:fldChar w:fldCharType="separate"/>
+        </w:r>
+        <w:r>
+          <w:rPr>
+            <w:noProof/>
+            <w:webHidden/>
+          </w:rPr>
+          <w:t>8</w:t>
+        </w:r>
+        <w:r>
+          <w:rPr>
+            <w:noProof/>
+            <w:webHidden/>
+          </w:rPr>
+          <w:fldChar w:fldCharType="end"/>
+        </w:r>
+      </w:hyperlink>
+    </w:p>
+    <w:p>
+      <w:pPr>
+        <w:pStyle w:val="21"/>
+        <w:tabs>
+          <w:tab w:val="right" w:leader="dot" w:pos="9345"/>
+        </w:tabs>
+        <w:rPr>
+          <w:rFonts w:asciiTheme="minorHAnsi" w:hAnsiTheme="minorHAnsi" w:cstheme="minorBidi"/>
+          <w:noProof/>
+          <w:kern w:val="2"/>
+          <w:sz w:val="22"/>
+          <w:szCs w:val="22"/>
+          <w14:ligatures w14:val="standardContextual"/>
+        </w:rPr>
+      </w:pPr>
+      <w:hyperlink w:anchor="_Toc167290365" w:history="1">
+        <w:r>
+          <w:rPr>
+            <w:rStyle w:val="ac"/>
+            <w:noProof/>
+          </w:rPr>
+          <w:t>1.1 Анализ предмета автоматизации</w:t>
+        </w:r>
+        <w:r>
+          <w:rPr>
+            <w:noProof/>
+            <w:webHidden/>
+          </w:rPr>
+          <w:tab/>
+        </w:r>
+        <w:r>
+          <w:rPr>
+            <w:noProof/>
+            <w:webHidden/>
+          </w:rPr>
+          <w:fldChar w:fldCharType="begin"/>
+        </w:r>
+        <w:r>
+          <w:rPr>
+            <w:noProof/>
+            <w:webHidden/>
+          </w:rPr>
+          <w:instrText xml:space="preserve"> PAGEREF _Toc167290365 \h </w:instrText>
+        </w:r>
+        <w:r>
+          <w:rPr>
+            <w:noProof/>
+            <w:webHidden/>
+          </w:rPr>
+        </w:r>
+        <w:r>
+          <w:rPr>
+            <w:noProof/>
+            <w:webHidden/>
+          </w:rPr>
+          <w:fldChar w:fldCharType="separate"/>
+        </w:r>
+        <w:r>
+          <w:rPr>
+            <w:noProof/>
+            <w:webHidden/>
+          </w:rPr>
+          <w:t>8</w:t>
+        </w:r>
+        <w:r>
+          <w:rPr>
+            <w:noProof/>
+            <w:webHidden/>
+          </w:rPr>
+          <w:fldChar w:fldCharType="end"/>
+        </w:r>
+      </w:hyperlink>
+    </w:p>
+    <w:p>
+      <w:pPr>
+        <w:pStyle w:val="21"/>
+        <w:tabs>
+          <w:tab w:val="left" w:pos="880"/>
+          <w:tab w:val="right" w:leader="dot" w:pos="9345"/>
+        </w:tabs>
+        <w:rPr>
+          <w:rFonts w:asciiTheme="minorHAnsi" w:hAnsiTheme="minorHAnsi" w:cstheme="minorBidi"/>
+          <w:noProof/>
+          <w:kern w:val="2"/>
+          <w:sz w:val="22"/>
+          <w:szCs w:val="22"/>
+          <w14:ligatures w14:val="standardContextual"/>
+        </w:rPr>
+      </w:pPr>
+      <w:hyperlink w:anchor="_Toc167290366" w:history="1">
+        <w:r>
+          <w:rPr>
+            <w:rStyle w:val="ac"/>
+            <w:noProof/>
+          </w:rPr>
+          <w:t>1.2</w:t>
+        </w:r>
+        <w:r>
+          <w:rPr>
+            <w:rFonts w:asciiTheme="minorHAnsi" w:hAnsiTheme="minorHAnsi" w:cstheme="minorBidi"/>
+            <w:noProof/>
+            <w:kern w:val="2"/>
+            <w:sz w:val="22"/>
+            <w:szCs w:val="22"/>
+            <w14:ligatures w14:val="standardContextual"/>
+          </w:rPr>
+          <w:tab/>
+        </w:r>
+        <w:r>
+          <w:rPr>
+            <w:rStyle w:val="ac"/>
+            <w:noProof/>
+          </w:rPr>
+          <w:t>Обзор существующих решений</w:t>
+        </w:r>
+        <w:r>
+          <w:rPr>
+            <w:noProof/>
+            <w:webHidden/>
+          </w:rPr>
+          <w:tab/>
+        </w:r>
+        <w:r>
+          <w:rPr>
+            <w:noProof/>
+            <w:webHidden/>
+          </w:rPr>
+          <w:fldChar w:fldCharType="begin"/>
+        </w:r>
+        <w:r>
+          <w:rPr>
+            <w:noProof/>
+            <w:webHidden/>
+          </w:rPr>
+          <w:instrText xml:space="preserve"> PAGEREF _Toc167290366 \h </w:instrText>
+        </w:r>
+        <w:r>
+          <w:rPr>
+            <w:noProof/>
+            <w:webHidden/>
+          </w:rPr>
+        </w:r>
+        <w:r>
+          <w:rPr>
+            <w:noProof/>
+            <w:webHidden/>
+          </w:rPr>
+          <w:fldChar w:fldCharType="separate"/>
+        </w:r>
+        <w:r>
+          <w:rPr>
+            <w:noProof/>
+            <w:webHidden/>
+          </w:rPr>
+          <w:t>9</w:t>
+        </w:r>
+        <w:r>
+          <w:rPr>
+            <w:noProof/>
+            <w:webHidden/>
+          </w:rPr>
+          <w:fldChar w:fldCharType="end"/>
+        </w:r>
+      </w:hyperlink>
+    </w:p>
+    <w:p>
+      <w:pPr>
+        <w:pStyle w:val="21"/>
+        <w:tabs>
+          <w:tab w:val="right" w:leader="dot" w:pos="9345"/>
+        </w:tabs>
+        <w:rPr>
+          <w:rFonts w:asciiTheme="minorHAnsi" w:hAnsiTheme="minorHAnsi" w:cstheme="minorBidi"/>
+          <w:noProof/>
+          <w:kern w:val="2"/>
+          <w:sz w:val="22"/>
+          <w:szCs w:val="22"/>
+          <w14:ligatures w14:val="standardContextual"/>
+        </w:rPr>
+      </w:pPr>
+      <w:hyperlink w:anchor="_Toc167290367" w:history="1">
+        <w:r>
+          <w:rPr>
+            <w:rStyle w:val="ac"/>
+            <w:noProof/>
+          </w:rPr>
+          <w:t>1.3 Анализ возможностей рассмотренных приложений</w:t>
+        </w:r>
+        <w:r>
+          <w:rPr>
+            <w:noProof/>
+            <w:webHidden/>
+          </w:rPr>
+          <w:tab/>
+        </w:r>
+        <w:r>
+          <w:rPr>
+            <w:noProof/>
+            <w:webHidden/>
+          </w:rPr>
+          <w:fldChar w:fldCharType="begin"/>
+        </w:r>
+        <w:r>
+          <w:rPr>
+            <w:noProof/>
+            <w:webHidden/>
+          </w:rPr>
+          <w:instrText xml:space="preserve"> PAGEREF _Toc167290367 \h </w:instrText>
+        </w:r>
+        <w:r>
+          <w:rPr>
+            <w:noProof/>
+            <w:webHidden/>
+          </w:rPr>
+        </w:r>
+        <w:r>
+          <w:rPr>
+            <w:noProof/>
+            <w:webHidden/>
+          </w:rPr>
+          <w:fldChar w:fldCharType="separate"/>
+        </w:r>
+        <w:r>
+          <w:rPr>
+            <w:noProof/>
+            <w:webHidden/>
+          </w:rPr>
+          <w:t>16</w:t>
+        </w:r>
+        <w:r>
+          <w:rPr>
+            <w:noProof/>
+            <w:webHidden/>
+          </w:rPr>
+          <w:fldChar w:fldCharType="end"/>
+        </w:r>
+      </w:hyperlink>
+    </w:p>
+    <w:p>
+      <w:pPr>
+        <w:pStyle w:val="21"/>
+        <w:tabs>
+          <w:tab w:val="right" w:leader="dot" w:pos="9345"/>
+        </w:tabs>
+        <w:rPr>
+          <w:rFonts w:asciiTheme="minorHAnsi" w:hAnsiTheme="minorHAnsi" w:cstheme="minorBidi"/>
+          <w:noProof/>
+          <w:kern w:val="2"/>
+          <w:sz w:val="22"/>
+          <w:szCs w:val="22"/>
+          <w14:ligatures w14:val="standardContextual"/>
+        </w:rPr>
+      </w:pPr>
+      <w:hyperlink w:anchor="_Toc167290368" w:history="1">
+        <w:r>
+          <w:rPr>
+            <w:rStyle w:val="ac"/>
+            <w:noProof/>
+          </w:rPr>
+          <w:t>1.4 Анализ требований</w:t>
+        </w:r>
+        <w:r>
+          <w:rPr>
+            <w:noProof/>
+            <w:webHidden/>
+          </w:rPr>
+          <w:tab/>
+        </w:r>
+        <w:r>
+          <w:rPr>
+            <w:noProof/>
+            <w:webHidden/>
+          </w:rPr>
+          <w:fldChar w:fldCharType="begin"/>
+        </w:r>
+        <w:r>
+          <w:rPr>
+            <w:noProof/>
+            <w:webHidden/>
+          </w:rPr>
+          <w:instrText xml:space="preserve"> PAGEREF _Toc167290368 \h </w:instrText>
+        </w:r>
+        <w:r>
+          <w:rPr>
+            <w:noProof/>
+            <w:webHidden/>
+          </w:rPr>
+        </w:r>
+        <w:r>
+          <w:rPr>
+            <w:noProof/>
+            <w:webHidden/>
+          </w:rPr>
+          <w:fldChar w:fldCharType="separate"/>
+        </w:r>
+        <w:r>
+          <w:rPr>
+            <w:noProof/>
+            <w:webHidden/>
+          </w:rPr>
+          <w:t>18</w:t>
+        </w:r>
+        <w:r>
+          <w:rPr>
+            <w:noProof/>
+            <w:webHidden/>
+          </w:rPr>
+          <w:fldChar w:fldCharType="end"/>
+        </w:r>
+      </w:hyperlink>
+    </w:p>
+    <w:p>
+      <w:pPr>
+        <w:pStyle w:val="21"/>
+        <w:tabs>
+          <w:tab w:val="right" w:leader="dot" w:pos="9345"/>
+        </w:tabs>
+        <w:rPr>
+          <w:rFonts w:asciiTheme="minorHAnsi" w:hAnsiTheme="minorHAnsi" w:cstheme="minorBidi"/>
+          <w:noProof/>
+          <w:kern w:val="2"/>
+          <w:sz w:val="22"/>
+          <w:szCs w:val="22"/>
+          <w14:ligatures w14:val="standardContextual"/>
+        </w:rPr>
+      </w:pPr>
+      <w:hyperlink w:anchor="_Toc167290369" w:history="1">
+        <w:r>
+          <w:rPr>
+            <w:rStyle w:val="ac"/>
+            <w:noProof/>
+          </w:rPr>
+          <w:t>1.5 Вывод по разделу</w:t>
+        </w:r>
+        <w:r>
+          <w:rPr>
+            <w:noProof/>
+            <w:webHidden/>
+          </w:rPr>
+          <w:tab/>
+        </w:r>
+        <w:r>
+          <w:rPr>
+            <w:noProof/>
+            <w:webHidden/>
+          </w:rPr>
+          <w:fldChar w:fldCharType="begin"/>
+        </w:r>
+        <w:r>
+          <w:rPr>
+            <w:noProof/>
+            <w:webHidden/>
+          </w:rPr>
+          <w:instrText xml:space="preserve"> PAGEREF _Toc167290369 \h </w:instrText>
+        </w:r>
+        <w:r>
+          <w:rPr>
+            <w:noProof/>
+            <w:webHidden/>
+          </w:rPr>
+        </w:r>
+        <w:r>
+          <w:rPr>
+            <w:noProof/>
+            <w:webHidden/>
+          </w:rPr>
+          <w:fldChar w:fldCharType="separate"/>
+        </w:r>
+        <w:r>
+          <w:rPr>
+            <w:noProof/>
+            <w:webHidden/>
+          </w:rPr>
+          <w:t>19</w:t>
+        </w:r>
+        <w:r>
+          <w:rPr>
+            <w:noProof/>
+            <w:webHidden/>
+          </w:rPr>
+          <w:fldChar w:fldCharType="end"/>
+        </w:r>
+      </w:hyperlink>
+    </w:p>
+    <w:p>
+      <w:pPr>
+        <w:pStyle w:val="11"/>
+        <w:tabs>
+          <w:tab w:val="right" w:leader="dot" w:pos="9345"/>
+        </w:tabs>
+        <w:rPr>
+          <w:rFonts w:asciiTheme="minorHAnsi" w:hAnsiTheme="minorHAnsi" w:cstheme="minorBidi"/>
+          <w:noProof/>
+          <w:kern w:val="2"/>
+          <w:sz w:val="22"/>
+          <w:szCs w:val="22"/>
+          <w14:ligatures w14:val="standardContextual"/>
+        </w:rPr>
+      </w:pPr>
+      <w:hyperlink w:anchor="_Toc167290370" w:history="1">
+        <w:r>
+          <w:rPr>
+            <w:rStyle w:val="ac"/>
+            <w:noProof/>
+          </w:rPr>
+          <w:t>2 Проектирование</w:t>
+        </w:r>
+        <w:r>
+          <w:rPr>
+            <w:noProof/>
+            <w:webHidden/>
+          </w:rPr>
+          <w:tab/>
+        </w:r>
+        <w:r>
+          <w:rPr>
+            <w:noProof/>
+            <w:webHidden/>
+          </w:rPr>
+          <w:fldChar w:fldCharType="begin"/>
+        </w:r>
+        <w:r>
+          <w:rPr>
+            <w:noProof/>
+            <w:webHidden/>
+          </w:rPr>
+          <w:instrText xml:space="preserve"> PAGEREF _Toc167290370 \h </w:instrText>
+        </w:r>
+        <w:r>
+          <w:rPr>
+            <w:noProof/>
+            <w:webHidden/>
+          </w:rPr>
+        </w:r>
+        <w:r>
+          <w:rPr>
+            <w:noProof/>
+            <w:webHidden/>
+          </w:rPr>
+          <w:fldChar w:fldCharType="separate"/>
+        </w:r>
+        <w:r>
+          <w:rPr>
+            <w:noProof/>
+            <w:webHidden/>
+          </w:rPr>
+          <w:t>20</w:t>
+        </w:r>
+        <w:r>
+          <w:rPr>
+            <w:noProof/>
+            <w:webHidden/>
+          </w:rPr>
+          <w:fldChar w:fldCharType="end"/>
+        </w:r>
+      </w:hyperlink>
+    </w:p>
+    <w:p>
+      <w:pPr>
+        <w:pStyle w:val="21"/>
+        <w:tabs>
+          <w:tab w:val="right" w:leader="dot" w:pos="9345"/>
+        </w:tabs>
+        <w:rPr>
+          <w:rFonts w:asciiTheme="minorHAnsi" w:hAnsiTheme="minorHAnsi" w:cstheme="minorBidi"/>
+          <w:noProof/>
+          <w:kern w:val="2"/>
+          <w:sz w:val="22"/>
+          <w:szCs w:val="22"/>
+          <w14:ligatures w14:val="standardContextual"/>
+        </w:rPr>
+      </w:pPr>
+      <w:hyperlink w:anchor="_Toc167290371" w:history="1">
+        <w:r>
+          <w:rPr>
+            <w:rStyle w:val="ac"/>
+            <w:noProof/>
+          </w:rPr>
+          <w:t>2.1 Архитектура системы</w:t>
+        </w:r>
+        <w:r>
+          <w:rPr>
+            <w:noProof/>
+            <w:webHidden/>
+          </w:rPr>
+          <w:tab/>
+        </w:r>
+        <w:r>
+          <w:rPr>
+            <w:noProof/>
+            <w:webHidden/>
+          </w:rPr>
+          <w:fldChar w:fldCharType="begin"/>
+        </w:r>
+        <w:r>
+          <w:rPr>
+            <w:noProof/>
+            <w:webHidden/>
+          </w:rPr>
+          <w:instrText xml:space="preserve"> PAGEREF _Toc167290371 \h </w:instrText>
+        </w:r>
+        <w:r>
+          <w:rPr>
+            <w:noProof/>
+            <w:webHidden/>
+          </w:rPr>
+        </w:r>
+        <w:r>
+          <w:rPr>
+            <w:noProof/>
+            <w:webHidden/>
+          </w:rPr>
+          <w:fldChar w:fldCharType="separate"/>
+        </w:r>
+        <w:r>
+          <w:rPr>
+            <w:noProof/>
+            <w:webHidden/>
+          </w:rPr>
+          <w:t>20</w:t>
+        </w:r>
+        <w:r>
+          <w:rPr>
+            <w:noProof/>
+            <w:webHidden/>
+          </w:rPr>
+          <w:fldChar w:fldCharType="end"/>
+        </w:r>
+      </w:hyperlink>
+    </w:p>
+    <w:p>
+      <w:pPr>
+        <w:pStyle w:val="21"/>
+        <w:tabs>
+          <w:tab w:val="right" w:leader="dot" w:pos="9345"/>
+        </w:tabs>
+        <w:rPr>
+          <w:rFonts w:asciiTheme="minorHAnsi" w:hAnsiTheme="minorHAnsi" w:cstheme="minorBidi"/>
+          <w:noProof/>
+          <w:kern w:val="2"/>
+          <w:sz w:val="22"/>
+          <w:szCs w:val="22"/>
+          <w14:ligatures w14:val="standardContextual"/>
+        </w:rPr>
+      </w:pPr>
+      <w:hyperlink w:anchor="_Toc167290372" w:history="1">
+        <w:r>
+          <w:rPr>
+            <w:rStyle w:val="ac"/>
+            <w:noProof/>
+          </w:rPr>
+          <w:t>2.2 Функциональные возможности</w:t>
+        </w:r>
+        <w:r>
+          <w:rPr>
+            <w:noProof/>
+            <w:webHidden/>
+          </w:rPr>
+          <w:tab/>
+        </w:r>
+        <w:r>
+          <w:rPr>
+            <w:noProof/>
+            <w:webHidden/>
+          </w:rPr>
+          <w:fldChar w:fldCharType="begin"/>
+        </w:r>
+        <w:r>
+          <w:rPr>
+            <w:noProof/>
+            <w:webHidden/>
+          </w:rPr>
+          <w:instrText xml:space="preserve"> PAGEREF _Toc167290372 \h </w:instrText>
+        </w:r>
+        <w:r>
+          <w:rPr>
+            <w:noProof/>
+            <w:webHidden/>
+          </w:rPr>
+        </w:r>
+        <w:r>
+          <w:rPr>
+            <w:noProof/>
+            <w:webHidden/>
+          </w:rPr>
+          <w:fldChar w:fldCharType="separate"/>
+        </w:r>
+        <w:r>
+          <w:rPr>
+            <w:noProof/>
+            <w:webHidden/>
+          </w:rPr>
+          <w:t>22</w:t>
+        </w:r>
+        <w:r>
+          <w:rPr>
+            <w:noProof/>
+            <w:webHidden/>
+          </w:rPr>
+          <w:fldChar w:fldCharType="end"/>
+        </w:r>
+      </w:hyperlink>
+    </w:p>
+    <w:p>
+      <w:pPr>
+        <w:pStyle w:val="21"/>
+        <w:tabs>
+          <w:tab w:val="right" w:leader="dot" w:pos="9345"/>
+        </w:tabs>
+        <w:rPr>
+          <w:rFonts w:asciiTheme="minorHAnsi" w:hAnsiTheme="minorHAnsi" w:cstheme="minorBidi"/>
+          <w:noProof/>
+          <w:kern w:val="2"/>
+          <w:sz w:val="22"/>
+          <w:szCs w:val="22"/>
+          <w14:ligatures w14:val="standardContextual"/>
+        </w:rPr>
+      </w:pPr>
+      <w:hyperlink w:anchor="_Toc167290373" w:history="1">
+        <w:r>
+          <w:rPr>
+            <w:rStyle w:val="ac"/>
+            <w:noProof/>
+          </w:rPr>
+          <w:t>2.3 Отправка и получение новых уведомлений</w:t>
+        </w:r>
+        <w:r>
+          <w:rPr>
+            <w:noProof/>
+            <w:webHidden/>
+          </w:rPr>
+          <w:tab/>
+        </w:r>
+        <w:r>
+          <w:rPr>
+            <w:noProof/>
+            <w:webHidden/>
+          </w:rPr>
+          <w:fldChar w:fldCharType="begin"/>
+        </w:r>
+        <w:r>
+          <w:rPr>
+            <w:noProof/>
+            <w:webHidden/>
+          </w:rPr>
+          <w:instrText xml:space="preserve"> PAGEREF _Toc167290373 \h </w:instrText>
+        </w:r>
+        <w:r>
+          <w:rPr>
+            <w:noProof/>
+            <w:webHidden/>
+          </w:rPr>
+        </w:r>
+        <w:r>
+          <w:rPr>
+            <w:noProof/>
+            <w:webHidden/>
+          </w:rPr>
+          <w:fldChar w:fldCharType="separate"/>
+        </w:r>
+        <w:r>
+          <w:rPr>
+            <w:noProof/>
+            <w:webHidden/>
+          </w:rPr>
+          <w:t>22</w:t>
+        </w:r>
+        <w:r>
+          <w:rPr>
+            <w:noProof/>
+            <w:webHidden/>
+          </w:rPr>
+          <w:fldChar w:fldCharType="end"/>
+        </w:r>
+      </w:hyperlink>
+    </w:p>
+    <w:p>
+      <w:pPr>
+        <w:pStyle w:val="21"/>
+        <w:tabs>
+          <w:tab w:val="right" w:leader="dot" w:pos="9345"/>
+        </w:tabs>
+        <w:rPr>
+          <w:rFonts w:asciiTheme="minorHAnsi" w:hAnsiTheme="minorHAnsi" w:cstheme="minorBidi"/>
+          <w:noProof/>
+          <w:kern w:val="2"/>
+          <w:sz w:val="22"/>
+          <w:szCs w:val="22"/>
+          <w14:ligatures w14:val="standardContextual"/>
+        </w:rPr>
+      </w:pPr>
+      <w:hyperlink w:anchor="_Toc167290374" w:history="1">
+        <w:r>
+          <w:rPr>
+            <w:rStyle w:val="ac"/>
+            <w:noProof/>
+          </w:rPr>
+          <w:t>2.4 Реакции</w:t>
+        </w:r>
+        <w:r>
+          <w:rPr>
+            <w:noProof/>
+            <w:webHidden/>
+          </w:rPr>
+          <w:tab/>
+        </w:r>
+        <w:r>
+          <w:rPr>
+            <w:noProof/>
+            <w:webHidden/>
+          </w:rPr>
+          <w:fldChar w:fldCharType="begin"/>
+        </w:r>
+        <w:r>
+          <w:rPr>
+            <w:noProof/>
+            <w:webHidden/>
+          </w:rPr>
+          <w:instrText xml:space="preserve"> PAGEREF _Toc167290374 \h </w:instrText>
+        </w:r>
+        <w:r>
+          <w:rPr>
+            <w:noProof/>
+            <w:webHidden/>
+          </w:rPr>
+        </w:r>
+        <w:r>
+          <w:rPr>
+            <w:noProof/>
+            <w:webHidden/>
+          </w:rPr>
+          <w:fldChar w:fldCharType="separate"/>
+        </w:r>
+        <w:r>
+          <w:rPr>
+            <w:noProof/>
+            <w:webHidden/>
+          </w:rPr>
+          <w:t>23</w:t>
+        </w:r>
+        <w:r>
+          <w:rPr>
+            <w:noProof/>
+            <w:webHidden/>
+          </w:rPr>
+          <w:fldChar w:fldCharType="end"/>
+        </w:r>
+      </w:hyperlink>
+    </w:p>
+    <w:p>
+      <w:pPr>
+        <w:pStyle w:val="21"/>
+        <w:tabs>
+          <w:tab w:val="right" w:leader="dot" w:pos="9345"/>
+        </w:tabs>
+        <w:rPr>
+          <w:rFonts w:asciiTheme="minorHAnsi" w:hAnsiTheme="minorHAnsi" w:cstheme="minorBidi"/>
+          <w:noProof/>
+          <w:kern w:val="2"/>
+          <w:sz w:val="22"/>
+          <w:szCs w:val="22"/>
+          <w14:ligatures w14:val="standardContextual"/>
+        </w:rPr>
+      </w:pPr>
+      <w:hyperlink w:anchor="_Toc167290375" w:history="1">
+        <w:r>
+          <w:rPr>
+            <w:rStyle w:val="ac"/>
+            <w:noProof/>
+          </w:rPr>
+          <w:t>2.5 Комментарии</w:t>
+        </w:r>
+        <w:r>
+          <w:rPr>
+            <w:noProof/>
+            <w:webHidden/>
+          </w:rPr>
+          <w:tab/>
+        </w:r>
+        <w:r>
+          <w:rPr>
+            <w:noProof/>
+            <w:webHidden/>
+          </w:rPr>
+          <w:fldChar w:fldCharType="begin"/>
+        </w:r>
+        <w:r>
+          <w:rPr>
+            <w:noProof/>
+            <w:webHidden/>
+          </w:rPr>
+          <w:instrText xml:space="preserve"> PAGEREF _Toc167290375 \h </w:instrText>
+        </w:r>
+        <w:r>
+          <w:rPr>
+            <w:noProof/>
+            <w:webHidden/>
+          </w:rPr>
+        </w:r>
+        <w:r>
+          <w:rPr>
+            <w:noProof/>
+            <w:webHidden/>
+          </w:rPr>
+          <w:fldChar w:fldCharType="separate"/>
+        </w:r>
+        <w:r>
+          <w:rPr>
+            <w:noProof/>
+            <w:webHidden/>
+          </w:rPr>
+          <w:t>24</w:t>
+        </w:r>
+        <w:r>
+          <w:rPr>
+            <w:noProof/>
+            <w:webHidden/>
+          </w:rPr>
+          <w:fldChar w:fldCharType="end"/>
+        </w:r>
+      </w:hyperlink>
+    </w:p>
+    <w:p>
+      <w:pPr>
+        <w:pStyle w:val="21"/>
+        <w:tabs>
+          <w:tab w:val="right" w:leader="dot" w:pos="9345"/>
+        </w:tabs>
+        <w:rPr>
+          <w:rFonts w:asciiTheme="minorHAnsi" w:hAnsiTheme="minorHAnsi" w:cstheme="minorBidi"/>
+          <w:noProof/>
+          <w:kern w:val="2"/>
+          <w:sz w:val="22"/>
+          <w:szCs w:val="22"/>
+          <w14:ligatures w14:val="standardContextual"/>
+        </w:rPr>
+      </w:pPr>
+      <w:hyperlink w:anchor="_Toc167290376" w:history="1">
+        <w:r>
+          <w:rPr>
+            <w:rStyle w:val="ac"/>
+            <w:noProof/>
+          </w:rPr>
+          <w:t>2.6 Регистрация новых пользователей</w:t>
+        </w:r>
+        <w:r>
+          <w:rPr>
+            <w:noProof/>
+            <w:webHidden/>
+          </w:rPr>
+          <w:tab/>
+        </w:r>
+        <w:r>
+          <w:rPr>
+            <w:noProof/>
+            <w:webHidden/>
+          </w:rPr>
+          <w:fldChar w:fldCharType="begin"/>
+        </w:r>
+        <w:r>
+          <w:rPr>
+            <w:noProof/>
+            <w:webHidden/>
+          </w:rPr>
+          <w:instrText xml:space="preserve"> PAGEREF _Toc167290376 \h </w:instrText>
+        </w:r>
+        <w:r>
+          <w:rPr>
+            <w:noProof/>
+            <w:webHidden/>
+          </w:rPr>
+        </w:r>
+        <w:r>
+          <w:rPr>
+            <w:noProof/>
+            <w:webHidden/>
+          </w:rPr>
+          <w:fldChar w:fldCharType="separate"/>
+        </w:r>
+        <w:r>
+          <w:rPr>
+            <w:noProof/>
+            <w:webHidden/>
+          </w:rPr>
+          <w:t>25</w:t>
+        </w:r>
+        <w:r>
+          <w:rPr>
+            <w:noProof/>
+            <w:webHidden/>
+          </w:rPr>
+          <w:fldChar w:fldCharType="end"/>
+        </w:r>
+      </w:hyperlink>
+    </w:p>
+    <w:p>
+      <w:pPr>
+        <w:pStyle w:val="21"/>
+        <w:tabs>
+          <w:tab w:val="right" w:leader="dot" w:pos="9345"/>
+        </w:tabs>
+        <w:rPr>
+          <w:rFonts w:asciiTheme="minorHAnsi" w:hAnsiTheme="minorHAnsi" w:cstheme="minorBidi"/>
+          <w:noProof/>
+          <w:kern w:val="2"/>
+          <w:sz w:val="22"/>
+          <w:szCs w:val="22"/>
+          <w14:ligatures w14:val="standardContextual"/>
+        </w:rPr>
+      </w:pPr>
+      <w:hyperlink w:anchor="_Toc167290377" w:history="1">
+        <w:r>
+          <w:rPr>
+            <w:rStyle w:val="ac"/>
+            <w:noProof/>
+          </w:rPr>
+          <w:t>2.7 Авторизация и аутентификация</w:t>
+        </w:r>
+        <w:r>
+          <w:rPr>
+            <w:noProof/>
+            <w:webHidden/>
+          </w:rPr>
+          <w:tab/>
+        </w:r>
+        <w:r>
+          <w:rPr>
+            <w:noProof/>
+            <w:webHidden/>
+          </w:rPr>
+          <w:fldChar w:fldCharType="begin"/>
+        </w:r>
+        <w:r>
+          <w:rPr>
+            <w:noProof/>
+            <w:webHidden/>
+          </w:rPr>
+          <w:instrText xml:space="preserve"> PAGEREF _Toc167290377 \h </w:instrText>
+        </w:r>
+        <w:r>
+          <w:rPr>
+            <w:noProof/>
+            <w:webHidden/>
+          </w:rPr>
+        </w:r>
+        <w:r>
+          <w:rPr>
+            <w:noProof/>
+            <w:webHidden/>
+          </w:rPr>
+          <w:fldChar w:fldCharType="separate"/>
+        </w:r>
+        <w:r>
+          <w:rPr>
+            <w:noProof/>
+            <w:webHidden/>
+          </w:rPr>
+          <w:t>26</w:t>
+        </w:r>
+        <w:r>
+          <w:rPr>
+            <w:noProof/>
+            <w:webHidden/>
+          </w:rPr>
+          <w:fldChar w:fldCharType="end"/>
+        </w:r>
+      </w:hyperlink>
+    </w:p>
+    <w:p>
+      <w:pPr>
+        <w:pStyle w:val="21"/>
+        <w:tabs>
+          <w:tab w:val="right" w:leader="dot" w:pos="9345"/>
+        </w:tabs>
+        <w:rPr>
+          <w:rFonts w:asciiTheme="minorHAnsi" w:hAnsiTheme="minorHAnsi" w:cstheme="minorBidi"/>
+          <w:noProof/>
+          <w:kern w:val="2"/>
+          <w:sz w:val="22"/>
+          <w:szCs w:val="22"/>
+          <w14:ligatures w14:val="standardContextual"/>
+        </w:rPr>
+      </w:pPr>
+      <w:hyperlink w:anchor="_Toc167290378" w:history="1">
+        <w:r>
+          <w:rPr>
+            <w:rStyle w:val="ac"/>
+            <w:noProof/>
+          </w:rPr>
+          <w:t>2.8 База данных</w:t>
+        </w:r>
+        <w:r>
+          <w:rPr>
+            <w:noProof/>
+            <w:webHidden/>
+          </w:rPr>
+          <w:tab/>
+        </w:r>
+        <w:r>
+          <w:rPr>
+            <w:noProof/>
+            <w:webHidden/>
+          </w:rPr>
+          <w:fldChar w:fldCharType="begin"/>
+        </w:r>
+        <w:r>
+          <w:rPr>
+            <w:noProof/>
+            <w:webHidden/>
+          </w:rPr>
+          <w:instrText xml:space="preserve"> PAGEREF _Toc167290378 \h </w:instrText>
+        </w:r>
+        <w:r>
+          <w:rPr>
+            <w:noProof/>
+            <w:webHidden/>
+          </w:rPr>
+        </w:r>
+        <w:r>
+          <w:rPr>
+            <w:noProof/>
+            <w:webHidden/>
+          </w:rPr>
+          <w:fldChar w:fldCharType="separate"/>
+        </w:r>
+        <w:r>
+          <w:rPr>
+            <w:noProof/>
+            <w:webHidden/>
+          </w:rPr>
+          <w:t>29</w:t>
+        </w:r>
+        <w:r>
+          <w:rPr>
+            <w:noProof/>
+            <w:webHidden/>
+          </w:rPr>
+          <w:fldChar w:fldCharType="end"/>
+        </w:r>
+      </w:hyperlink>
+    </w:p>
+    <w:p>
+      <w:pPr>
+        <w:pStyle w:val="21"/>
+        <w:tabs>
+          <w:tab w:val="right" w:leader="dot" w:pos="9345"/>
+        </w:tabs>
+        <w:rPr>
+          <w:rFonts w:asciiTheme="minorHAnsi" w:hAnsiTheme="minorHAnsi" w:cstheme="minorBidi"/>
+          <w:noProof/>
+          <w:kern w:val="2"/>
+          <w:sz w:val="22"/>
+          <w:szCs w:val="22"/>
+          <w14:ligatures w14:val="standardContextual"/>
+        </w:rPr>
+      </w:pPr>
+      <w:hyperlink w:anchor="_Toc167290379" w:history="1">
+        <w:r>
+          <w:rPr>
+            <w:rStyle w:val="ac"/>
+            <w:noProof/>
+          </w:rPr>
+          <w:t>2.9 Вывод по разделу</w:t>
+        </w:r>
+        <w:r>
+          <w:rPr>
+            <w:noProof/>
+            <w:webHidden/>
+          </w:rPr>
+          <w:tab/>
+        </w:r>
+        <w:r>
+          <w:rPr>
+            <w:noProof/>
+            <w:webHidden/>
+          </w:rPr>
+          <w:fldChar w:fldCharType="begin"/>
+        </w:r>
+        <w:r>
+          <w:rPr>
+            <w:noProof/>
+            <w:webHidden/>
+          </w:rPr>
+          <w:instrText xml:space="preserve"> PAGEREF _Toc167290379 \h </w:instrText>
+        </w:r>
+        <w:r>
+          <w:rPr>
+            <w:noProof/>
+            <w:webHidden/>
+          </w:rPr>
+        </w:r>
+        <w:r>
+          <w:rPr>
+            <w:noProof/>
+            <w:webHidden/>
+          </w:rPr>
+          <w:fldChar w:fldCharType="separate"/>
+        </w:r>
+        <w:r>
+          <w:rPr>
+            <w:noProof/>
+            <w:webHidden/>
+          </w:rPr>
+          <w:t>30</w:t>
+        </w:r>
+        <w:r>
+          <w:rPr>
+            <w:noProof/>
+            <w:webHidden/>
+          </w:rPr>
+          <w:fldChar w:fldCharType="end"/>
+        </w:r>
+      </w:hyperlink>
+    </w:p>
+    <w:p>
+      <w:pPr>
+        <w:pStyle w:val="11"/>
+        <w:tabs>
+          <w:tab w:val="right" w:leader="dot" w:pos="9345"/>
+        </w:tabs>
+        <w:rPr>
+          <w:rFonts w:asciiTheme="minorHAnsi" w:hAnsiTheme="minorHAnsi" w:cstheme="minorBidi"/>
+          <w:noProof/>
+          <w:kern w:val="2"/>
+          <w:sz w:val="22"/>
+          <w:szCs w:val="22"/>
+          <w14:ligatures w14:val="standardContextual"/>
+        </w:rPr>
+      </w:pPr>
+      <w:hyperlink w:anchor="_Toc167290380" w:history="1">
+        <w:r>
+          <w:rPr>
+            <w:rStyle w:val="ac"/>
+            <w:noProof/>
+          </w:rPr>
+          <w:t>3 Разработка</w:t>
+        </w:r>
+        <w:r>
+          <w:rPr>
+            <w:noProof/>
+            <w:webHidden/>
+          </w:rPr>
+          <w:tab/>
+        </w:r>
+        <w:r>
+          <w:rPr>
+            <w:noProof/>
+            <w:webHidden/>
+          </w:rPr>
+          <w:fldChar w:fldCharType="begin"/>
+        </w:r>
+        <w:r>
+          <w:rPr>
+            <w:noProof/>
+            <w:webHidden/>
+          </w:rPr>
+          <w:instrText xml:space="preserve"> PAGEREF _Toc167290380 \h </w:instrText>
+        </w:r>
+        <w:r>
+          <w:rPr>
+            <w:noProof/>
+            <w:webHidden/>
+          </w:rPr>
+        </w:r>
+        <w:r>
+          <w:rPr>
+            <w:noProof/>
+            <w:webHidden/>
+          </w:rPr>
+          <w:fldChar w:fldCharType="separate"/>
+        </w:r>
+        <w:r>
+          <w:rPr>
+            <w:noProof/>
+            <w:webHidden/>
+          </w:rPr>
+          <w:t>31</w:t>
+        </w:r>
+        <w:r>
+          <w:rPr>
+            <w:noProof/>
+            <w:webHidden/>
+          </w:rPr>
+          <w:fldChar w:fldCharType="end"/>
+        </w:r>
+      </w:hyperlink>
+    </w:p>
+    <w:p>
+      <w:pPr>
+        <w:pStyle w:val="21"/>
+        <w:tabs>
+          <w:tab w:val="right" w:leader="dot" w:pos="9345"/>
+        </w:tabs>
+        <w:rPr>
+          <w:rFonts w:asciiTheme="minorHAnsi" w:hAnsiTheme="minorHAnsi" w:cstheme="minorBidi"/>
+          <w:noProof/>
+          <w:kern w:val="2"/>
+          <w:sz w:val="22"/>
+          <w:szCs w:val="22"/>
+          <w14:ligatures w14:val="standardContextual"/>
+        </w:rPr>
+      </w:pPr>
+      <w:hyperlink w:anchor="_Toc167290381" w:history="1">
+        <w:r>
+          <w:rPr>
+            <w:rStyle w:val="ac"/>
+            <w:noProof/>
+          </w:rPr>
+          <w:t>3.1 База</w:t>
+        </w:r>
+        <w:r>
+          <w:rPr>
+            <w:noProof/>
+            <w:webHidden/>
+          </w:rPr>
+          <w:tab/>
+        </w:r>
+        <w:r>
+          <w:rPr>
+            <w:noProof/>
+            <w:webHidden/>
+          </w:rPr>
+          <w:fldChar w:fldCharType="begin"/>
+        </w:r>
+        <w:r>
+          <w:rPr>
+            <w:noProof/>
+            <w:webHidden/>
+          </w:rPr>
+          <w:instrText xml:space="preserve"> PAGEREF _Toc167290381 \h </w:instrText>
+        </w:r>
+        <w:r>
+          <w:rPr>
+            <w:noProof/>
+            <w:webHidden/>
+          </w:rPr>
+        </w:r>
+        <w:r>
+          <w:rPr>
+            <w:noProof/>
+            <w:webHidden/>
+          </w:rPr>
+          <w:fldChar w:fldCharType="separate"/>
+        </w:r>
+        <w:r>
+          <w:rPr>
+            <w:noProof/>
+            <w:webHidden/>
+          </w:rPr>
+          <w:t>31</w:t>
+        </w:r>
+        <w:r>
+          <w:rPr>
+            <w:noProof/>
+            <w:webHidden/>
+          </w:rPr>
+          <w:fldChar w:fldCharType="end"/>
+        </w:r>
+      </w:hyperlink>
+    </w:p>
+    <w:p>
+      <w:pPr>
+        <w:pStyle w:val="21"/>
+        <w:tabs>
+          <w:tab w:val="right" w:leader="dot" w:pos="9345"/>
+        </w:tabs>
+        <w:rPr>
+          <w:rFonts w:asciiTheme="minorHAnsi" w:hAnsiTheme="minorHAnsi" w:cstheme="minorBidi"/>
+          <w:noProof/>
+          <w:kern w:val="2"/>
+          <w:sz w:val="22"/>
+          <w:szCs w:val="22"/>
+          <w14:ligatures w14:val="standardContextual"/>
+        </w:rPr>
+      </w:pPr>
+      <w:hyperlink w:anchor="_Toc167290382" w:history="1">
+        <w:r>
+          <w:rPr>
+            <w:rStyle w:val="ac"/>
+            <w:noProof/>
+          </w:rPr>
+          <w:t>3.2 Сервер</w:t>
+        </w:r>
+        <w:r>
+          <w:rPr>
+            <w:noProof/>
+            <w:webHidden/>
+          </w:rPr>
+          <w:tab/>
+        </w:r>
+        <w:r>
+          <w:rPr>
+            <w:noProof/>
+            <w:webHidden/>
+          </w:rPr>
+          <w:fldChar w:fldCharType="begin"/>
+        </w:r>
+        <w:r>
+          <w:rPr>
+            <w:noProof/>
+            <w:webHidden/>
+          </w:rPr>
+          <w:instrText xml:space="preserve"> PAGEREF _Toc167290382 \h </w:instrText>
+        </w:r>
+        <w:r>
+          <w:rPr>
+            <w:noProof/>
+            <w:webHidden/>
+          </w:rPr>
+        </w:r>
+        <w:r>
+          <w:rPr>
+            <w:noProof/>
+            <w:webHidden/>
+          </w:rPr>
+          <w:fldChar w:fldCharType="separate"/>
+        </w:r>
+        <w:r>
+          <w:rPr>
+            <w:noProof/>
+            <w:webHidden/>
+          </w:rPr>
+          <w:t>34</w:t>
+        </w:r>
+        <w:r>
+          <w:rPr>
+            <w:noProof/>
+            <w:webHidden/>
+          </w:rPr>
+          <w:fldChar w:fldCharType="end"/>
+        </w:r>
+      </w:hyperlink>
+    </w:p>
+    <w:p>
+      <w:pPr>
+        <w:pStyle w:val="30"/>
+        <w:tabs>
+          <w:tab w:val="right" w:leader="dot" w:pos="9345"/>
+        </w:tabs>
+        <w:rPr>
+          <w:rFonts w:asciiTheme="minorHAnsi" w:hAnsiTheme="minorHAnsi" w:cstheme="minorBidi"/>
+          <w:noProof/>
+          <w:kern w:val="2"/>
+          <w:sz w:val="22"/>
+          <w:szCs w:val="22"/>
+          <w14:ligatures w14:val="standardContextual"/>
+        </w:rPr>
+      </w:pPr>
+      <w:hyperlink w:anchor="_Toc167290383" w:history="1">
+        <w:r>
+          <w:rPr>
+            <w:rStyle w:val="ac"/>
+            <w:noProof/>
+            <w:lang w:val="en-US"/>
+          </w:rPr>
+          <w:t xml:space="preserve">3.2.1 </w:t>
+        </w:r>
+        <w:r>
+          <w:rPr>
+            <w:rStyle w:val="ac"/>
+            <w:noProof/>
+          </w:rPr>
+          <w:t>Библиотеки</w:t>
+        </w:r>
+        <w:r>
+          <w:rPr>
+            <w:rStyle w:val="ac"/>
+            <w:noProof/>
+            <w:lang w:val="en-US"/>
+          </w:rPr>
+          <w:t xml:space="preserve"> (jwt, cors, pgpromise, passfathrer, bcrypt, cookie-parser, nodemailer)</w:t>
+        </w:r>
+        <w:r>
+          <w:rPr>
+            <w:noProof/>
+            <w:webHidden/>
+          </w:rPr>
+          <w:tab/>
+        </w:r>
+        <w:r>
+          <w:rPr>
+            <w:noProof/>
+            <w:webHidden/>
+          </w:rPr>
+          <w:fldChar w:fldCharType="begin"/>
+        </w:r>
+        <w:r>
+          <w:rPr>
+            <w:noProof/>
+            <w:webHidden/>
+          </w:rPr>
+          <w:instrText xml:space="preserve"> PAGEREF _Toc167290383 \h </w:instrText>
+        </w:r>
+        <w:r>
+          <w:rPr>
+            <w:noProof/>
+            <w:webHidden/>
+          </w:rPr>
+        </w:r>
+        <w:r>
+          <w:rPr>
+            <w:noProof/>
+            <w:webHidden/>
+          </w:rPr>
+          <w:fldChar w:fldCharType="separate"/>
+        </w:r>
+        <w:r>
+          <w:rPr>
+            <w:noProof/>
+            <w:webHidden/>
+          </w:rPr>
+          <w:t>35</w:t>
+        </w:r>
+        <w:r>
+          <w:rPr>
+            <w:noProof/>
+            <w:webHidden/>
+          </w:rPr>
+          <w:fldChar w:fldCharType="end"/>
+        </w:r>
+      </w:hyperlink>
+    </w:p>
+    <w:p>
+      <w:pPr>
+        <w:pStyle w:val="30"/>
+        <w:tabs>
+          <w:tab w:val="right" w:leader="dot" w:pos="9345"/>
+        </w:tabs>
+        <w:rPr>
+          <w:rFonts w:asciiTheme="minorHAnsi" w:hAnsiTheme="minorHAnsi" w:cstheme="minorBidi"/>
+          <w:noProof/>
+          <w:kern w:val="2"/>
+          <w:sz w:val="22"/>
+          <w:szCs w:val="22"/>
+          <w14:ligatures w14:val="standardContextual"/>
+        </w:rPr>
+      </w:pPr>
+      <w:hyperlink w:anchor="_Toc167290384" w:history="1">
+        <w:r>
+          <w:rPr>
+            <w:rStyle w:val="ac"/>
+            <w:noProof/>
+          </w:rPr>
+          <w:t>3.2.2 Файл настроек(.</w:t>
+        </w:r>
+        <w:r>
+          <w:rPr>
+            <w:rStyle w:val="ac"/>
+            <w:noProof/>
+            <w:lang w:val="en-US"/>
+          </w:rPr>
+          <w:t>env</w:t>
+        </w:r>
+        <w:r>
+          <w:rPr>
+            <w:rStyle w:val="ac"/>
+            <w:noProof/>
+          </w:rPr>
+          <w:t>)</w:t>
+        </w:r>
+        <w:r>
+          <w:rPr>
+            <w:noProof/>
+            <w:webHidden/>
+          </w:rPr>
+          <w:tab/>
+        </w:r>
+        <w:r>
+          <w:rPr>
+            <w:noProof/>
+            <w:webHidden/>
+          </w:rPr>
+          <w:fldChar w:fldCharType="begin"/>
+        </w:r>
+        <w:r>
+          <w:rPr>
+            <w:noProof/>
+            <w:webHidden/>
+          </w:rPr>
+          <w:instrText xml:space="preserve"> PAGEREF _Toc167290384 \h </w:instrText>
+        </w:r>
+        <w:r>
+          <w:rPr>
+            <w:noProof/>
+            <w:webHidden/>
+          </w:rPr>
+        </w:r>
+        <w:r>
+          <w:rPr>
+            <w:noProof/>
+            <w:webHidden/>
+          </w:rPr>
+          <w:fldChar w:fldCharType="separate"/>
+        </w:r>
+        <w:r>
+          <w:rPr>
+            <w:noProof/>
+            <w:webHidden/>
+          </w:rPr>
+          <w:t>35</w:t>
+        </w:r>
+        <w:r>
+          <w:rPr>
+            <w:noProof/>
+            <w:webHidden/>
+          </w:rPr>
+          <w:fldChar w:fldCharType="end"/>
+        </w:r>
+      </w:hyperlink>
+    </w:p>
+    <w:p>
+      <w:pPr>
+        <w:pStyle w:val="30"/>
+        <w:tabs>
+          <w:tab w:val="right" w:leader="dot" w:pos="9345"/>
+        </w:tabs>
+        <w:rPr>
+          <w:rFonts w:asciiTheme="minorHAnsi" w:hAnsiTheme="minorHAnsi" w:cstheme="minorBidi"/>
+          <w:noProof/>
+          <w:kern w:val="2"/>
+          <w:sz w:val="22"/>
+          <w:szCs w:val="22"/>
+          <w14:ligatures w14:val="standardContextual"/>
+        </w:rPr>
+      </w:pPr>
+      <w:hyperlink w:anchor="_Toc167290385" w:history="1">
+        <w:r>
+          <w:rPr>
+            <w:rStyle w:val="ac"/>
+            <w:noProof/>
+          </w:rPr>
+          <w:t>3.2.3 Взаимодействие с базой</w:t>
+        </w:r>
+        <w:r>
+          <w:rPr>
+            <w:noProof/>
+            <w:webHidden/>
+          </w:rPr>
+          <w:tab/>
+        </w:r>
+        <w:r>
+          <w:rPr>
+            <w:noProof/>
+            <w:webHidden/>
+          </w:rPr>
+          <w:fldChar w:fldCharType="begin"/>
+        </w:r>
+        <w:r>
+          <w:rPr>
+            <w:noProof/>
+            <w:webHidden/>
+          </w:rPr>
+          <w:instrText xml:space="preserve"> PAGEREF _Toc167290385 \h </w:instrText>
+        </w:r>
+        <w:r>
+          <w:rPr>
+            <w:noProof/>
+            <w:webHidden/>
+          </w:rPr>
+        </w:r>
+        <w:r>
+          <w:rPr>
+            <w:noProof/>
+            <w:webHidden/>
+          </w:rPr>
+          <w:fldChar w:fldCharType="separate"/>
+        </w:r>
+        <w:r>
+          <w:rPr>
+            <w:noProof/>
+            <w:webHidden/>
+          </w:rPr>
+          <w:t>35</w:t>
+        </w:r>
+        <w:r>
+          <w:rPr>
+            <w:noProof/>
+            <w:webHidden/>
+          </w:rPr>
+          <w:fldChar w:fldCharType="end"/>
+        </w:r>
+      </w:hyperlink>
+    </w:p>
+    <w:p>
+      <w:pPr>
+        <w:pStyle w:val="30"/>
+        <w:tabs>
+          <w:tab w:val="right" w:leader="dot" w:pos="9345"/>
+        </w:tabs>
+        <w:rPr>
+          <w:rFonts w:asciiTheme="minorHAnsi" w:hAnsiTheme="minorHAnsi" w:cstheme="minorBidi"/>
+          <w:noProof/>
+          <w:kern w:val="2"/>
+          <w:sz w:val="22"/>
+          <w:szCs w:val="22"/>
+          <w14:ligatures w14:val="standardContextual"/>
+        </w:rPr>
+      </w:pPr>
+      <w:hyperlink w:anchor="_Toc167290386" w:history="1">
+        <w:r>
+          <w:rPr>
+            <w:rStyle w:val="ac"/>
+            <w:noProof/>
+          </w:rPr>
+          <w:t>3.2.4 Авторизация/Регистрация</w:t>
+        </w:r>
+        <w:r>
+          <w:rPr>
+            <w:noProof/>
+            <w:webHidden/>
+          </w:rPr>
+          <w:tab/>
+        </w:r>
+        <w:r>
+          <w:rPr>
+            <w:noProof/>
+            <w:webHidden/>
+          </w:rPr>
+          <w:fldChar w:fldCharType="begin"/>
+        </w:r>
+        <w:r>
+          <w:rPr>
+            <w:noProof/>
+            <w:webHidden/>
+          </w:rPr>
+          <w:instrText xml:space="preserve"> PAGEREF _Toc167290386 \h </w:instrText>
+        </w:r>
+        <w:r>
+          <w:rPr>
+            <w:noProof/>
+            <w:webHidden/>
+          </w:rPr>
+        </w:r>
+        <w:r>
+          <w:rPr>
+            <w:noProof/>
+            <w:webHidden/>
+          </w:rPr>
+          <w:fldChar w:fldCharType="separate"/>
+        </w:r>
+        <w:r>
+          <w:rPr>
+            <w:noProof/>
+            <w:webHidden/>
+          </w:rPr>
+          <w:t>35</w:t>
+        </w:r>
+        <w:r>
+          <w:rPr>
+            <w:noProof/>
+            <w:webHidden/>
+          </w:rPr>
+          <w:fldChar w:fldCharType="end"/>
+        </w:r>
+      </w:hyperlink>
+    </w:p>
+    <w:p>
+      <w:pPr>
+        <w:pStyle w:val="30"/>
+        <w:tabs>
+          <w:tab w:val="right" w:leader="dot" w:pos="9345"/>
+        </w:tabs>
+        <w:rPr>
+          <w:rFonts w:asciiTheme="minorHAnsi" w:hAnsiTheme="minorHAnsi" w:cstheme="minorBidi"/>
+          <w:noProof/>
+          <w:kern w:val="2"/>
+          <w:sz w:val="22"/>
+          <w:szCs w:val="22"/>
+          <w14:ligatures w14:val="standardContextual"/>
+        </w:rPr>
+      </w:pPr>
+      <w:hyperlink w:anchor="_Toc167290387" w:history="1">
+        <w:r>
+          <w:rPr>
+            <w:rStyle w:val="ac"/>
+            <w:noProof/>
+          </w:rPr>
+          <w:t>3.2.5 Уведомления</w:t>
+        </w:r>
+        <w:r>
+          <w:rPr>
+            <w:noProof/>
+            <w:webHidden/>
+          </w:rPr>
+          <w:tab/>
+        </w:r>
+        <w:r>
+          <w:rPr>
+            <w:noProof/>
+            <w:webHidden/>
+          </w:rPr>
+          <w:fldChar w:fldCharType="begin"/>
+        </w:r>
+        <w:r>
+          <w:rPr>
+            <w:noProof/>
+            <w:webHidden/>
+          </w:rPr>
+          <w:instrText xml:space="preserve"> PAGEREF _Toc167290387 \h </w:instrText>
+        </w:r>
+        <w:r>
+          <w:rPr>
+            <w:noProof/>
+            <w:webHidden/>
+          </w:rPr>
+        </w:r>
+        <w:r>
+          <w:rPr>
+            <w:noProof/>
+            <w:webHidden/>
+          </w:rPr>
+          <w:fldChar w:fldCharType="separate"/>
+        </w:r>
+        <w:r>
+          <w:rPr>
+            <w:noProof/>
+            <w:webHidden/>
+          </w:rPr>
+          <w:t>35</w:t>
+        </w:r>
+        <w:r>
+          <w:rPr>
+            <w:noProof/>
+            <w:webHidden/>
+          </w:rPr>
+          <w:fldChar w:fldCharType="end"/>
+        </w:r>
+      </w:hyperlink>
+    </w:p>
+    <w:p>
+      <w:pPr>
+        <w:pStyle w:val="21"/>
+        <w:tabs>
+          <w:tab w:val="right" w:leader="dot" w:pos="9345"/>
+        </w:tabs>
+        <w:rPr>
+          <w:rFonts w:asciiTheme="minorHAnsi" w:hAnsiTheme="minorHAnsi" w:cstheme="minorBidi"/>
+          <w:noProof/>
+          <w:kern w:val="2"/>
+          <w:sz w:val="22"/>
+          <w:szCs w:val="22"/>
+          <w14:ligatures w14:val="standardContextual"/>
+        </w:rPr>
+      </w:pPr>
+      <w:hyperlink w:anchor="_Toc167290388" w:history="1">
+        <w:r>
+          <w:rPr>
+            <w:rStyle w:val="ac"/>
+            <w:noProof/>
+          </w:rPr>
+          <w:t>3.3 Браузерная часть</w:t>
+        </w:r>
+        <w:r>
+          <w:rPr>
+            <w:noProof/>
+            <w:webHidden/>
+          </w:rPr>
+          <w:tab/>
+        </w:r>
+        <w:r>
+          <w:rPr>
+            <w:noProof/>
+            <w:webHidden/>
+          </w:rPr>
+          <w:fldChar w:fldCharType="begin"/>
+        </w:r>
+        <w:r>
+          <w:rPr>
+            <w:noProof/>
+            <w:webHidden/>
+          </w:rPr>
+          <w:instrText xml:space="preserve"> PAGEREF _Toc167290388 \h </w:instrText>
+        </w:r>
+        <w:r>
+          <w:rPr>
+            <w:noProof/>
+            <w:webHidden/>
+          </w:rPr>
+        </w:r>
+        <w:r>
+          <w:rPr>
+            <w:noProof/>
+            <w:webHidden/>
+          </w:rPr>
+          <w:fldChar w:fldCharType="separate"/>
+        </w:r>
+        <w:r>
+          <w:rPr>
+            <w:noProof/>
+            <w:webHidden/>
+          </w:rPr>
+          <w:t>35</w:t>
+        </w:r>
+        <w:r>
+          <w:rPr>
+            <w:noProof/>
+            <w:webHidden/>
+          </w:rPr>
+          <w:fldChar w:fldCharType="end"/>
+        </w:r>
+      </w:hyperlink>
+    </w:p>
+    <w:p>
+      <w:pPr>
+        <w:pStyle w:val="30"/>
+        <w:tabs>
+          <w:tab w:val="right" w:leader="dot" w:pos="9345"/>
+        </w:tabs>
+        <w:rPr>
+          <w:rFonts w:asciiTheme="minorHAnsi" w:hAnsiTheme="minorHAnsi" w:cstheme="minorBidi"/>
+          <w:noProof/>
+          <w:kern w:val="2"/>
+          <w:sz w:val="22"/>
+          <w:szCs w:val="22"/>
+          <w14:ligatures w14:val="standardContextual"/>
+        </w:rPr>
+      </w:pPr>
+      <w:hyperlink w:anchor="_Toc167290389" w:history="1">
+        <w:r>
+          <w:rPr>
+            <w:rStyle w:val="ac"/>
+            <w:noProof/>
+          </w:rPr>
+          <w:t>3.3.1 Библиотеки (</w:t>
+        </w:r>
+        <w:r>
+          <w:rPr>
+            <w:rStyle w:val="ac"/>
+            <w:noProof/>
+            <w:lang w:val="en-US"/>
+          </w:rPr>
+          <w:t>vuex</w:t>
+        </w:r>
+        <w:r>
+          <w:rPr>
+            <w:rStyle w:val="ac"/>
+            <w:noProof/>
+          </w:rPr>
+          <w:t xml:space="preserve">, </w:t>
+        </w:r>
+        <w:r>
+          <w:rPr>
+            <w:rStyle w:val="ac"/>
+            <w:noProof/>
+            <w:lang w:val="en-US"/>
+          </w:rPr>
+          <w:t>axios</w:t>
+        </w:r>
+        <w:r>
+          <w:rPr>
+            <w:rStyle w:val="ac"/>
+            <w:noProof/>
+          </w:rPr>
+          <w:t>)</w:t>
+        </w:r>
+        <w:r>
+          <w:rPr>
+            <w:noProof/>
+            <w:webHidden/>
+          </w:rPr>
+          <w:tab/>
+        </w:r>
+        <w:r>
+          <w:rPr>
+            <w:noProof/>
+            <w:webHidden/>
+          </w:rPr>
+          <w:fldChar w:fldCharType="begin"/>
+        </w:r>
+        <w:r>
+          <w:rPr>
+            <w:noProof/>
+            <w:webHidden/>
+          </w:rPr>
+          <w:instrText xml:space="preserve"> PAGEREF _Toc167290389 \h </w:instrText>
+        </w:r>
+        <w:r>
+          <w:rPr>
+            <w:noProof/>
+            <w:webHidden/>
+          </w:rPr>
+        </w:r>
+        <w:r>
+          <w:rPr>
+            <w:noProof/>
+            <w:webHidden/>
+          </w:rPr>
+          <w:fldChar w:fldCharType="separate"/>
+        </w:r>
+        <w:r>
+          <w:rPr>
+            <w:noProof/>
+            <w:webHidden/>
+          </w:rPr>
+          <w:t>35</w:t>
+        </w:r>
+        <w:r>
+          <w:rPr>
+            <w:noProof/>
+            <w:webHidden/>
+          </w:rPr>
+          <w:fldChar w:fldCharType="end"/>
+        </w:r>
+      </w:hyperlink>
+    </w:p>
+    <w:p>
+      <w:pPr>
+        <w:pStyle w:val="30"/>
+        <w:tabs>
+          <w:tab w:val="right" w:leader="dot" w:pos="9345"/>
+        </w:tabs>
+        <w:rPr>
+          <w:rFonts w:asciiTheme="minorHAnsi" w:hAnsiTheme="minorHAnsi" w:cstheme="minorBidi"/>
+          <w:noProof/>
+          <w:kern w:val="2"/>
+          <w:sz w:val="22"/>
+          <w:szCs w:val="22"/>
+          <w14:ligatures w14:val="standardContextual"/>
+        </w:rPr>
+      </w:pPr>
+      <w:hyperlink w:anchor="_Toc167290390" w:history="1">
+        <w:r>
+          <w:rPr>
+            <w:rStyle w:val="ac"/>
+            <w:noProof/>
+          </w:rPr>
+          <w:t>3.3.2 Авторизация</w:t>
+        </w:r>
+        <w:r>
+          <w:rPr>
+            <w:noProof/>
+            <w:webHidden/>
+          </w:rPr>
+          <w:tab/>
+        </w:r>
+        <w:r>
+          <w:rPr>
+            <w:noProof/>
+            <w:webHidden/>
+          </w:rPr>
+          <w:fldChar w:fldCharType="begin"/>
+        </w:r>
+        <w:r>
+          <w:rPr>
+            <w:noProof/>
+            <w:webHidden/>
+          </w:rPr>
+          <w:instrText xml:space="preserve"> PAGEREF _Toc167290390 \h </w:instrText>
+        </w:r>
+        <w:r>
+          <w:rPr>
+            <w:noProof/>
+            <w:webHidden/>
+          </w:rPr>
+        </w:r>
+        <w:r>
+          <w:rPr>
+            <w:noProof/>
+            <w:webHidden/>
+          </w:rPr>
+          <w:fldChar w:fldCharType="separate"/>
+        </w:r>
+        <w:r>
+          <w:rPr>
+            <w:noProof/>
+            <w:webHidden/>
+          </w:rPr>
+          <w:t>35</w:t>
+        </w:r>
+        <w:r>
+          <w:rPr>
+            <w:noProof/>
+            <w:webHidden/>
+          </w:rPr>
+          <w:fldChar w:fldCharType="end"/>
+        </w:r>
+      </w:hyperlink>
+    </w:p>
+    <w:p>
+      <w:pPr>
+        <w:pStyle w:val="30"/>
+        <w:tabs>
+          <w:tab w:val="right" w:leader="dot" w:pos="9345"/>
+        </w:tabs>
+        <w:rPr>
+          <w:rFonts w:asciiTheme="minorHAnsi" w:hAnsiTheme="minorHAnsi" w:cstheme="minorBidi"/>
+          <w:noProof/>
+          <w:kern w:val="2"/>
+          <w:sz w:val="22"/>
+          <w:szCs w:val="22"/>
+          <w14:ligatures w14:val="standardContextual"/>
+        </w:rPr>
+      </w:pPr>
+      <w:hyperlink w:anchor="_Toc167290391" w:history="1">
+        <w:r>
+          <w:rPr>
+            <w:rStyle w:val="ac"/>
+            <w:noProof/>
+          </w:rPr>
+          <w:t>3.3.3 Уведомления</w:t>
+        </w:r>
+        <w:r>
+          <w:rPr>
+            <w:noProof/>
+            <w:webHidden/>
+          </w:rPr>
+          <w:tab/>
+        </w:r>
+        <w:r>
+          <w:rPr>
+            <w:noProof/>
+            <w:webHidden/>
+          </w:rPr>
+          <w:fldChar w:fldCharType="begin"/>
+        </w:r>
+        <w:r>
+          <w:rPr>
+            <w:noProof/>
+            <w:webHidden/>
+          </w:rPr>
+          <w:instrText xml:space="preserve"> PAGEREF _Toc167290391 \h </w:instrText>
+        </w:r>
+        <w:r>
+          <w:rPr>
+            <w:noProof/>
+            <w:webHidden/>
+          </w:rPr>
+        </w:r>
+        <w:r>
+          <w:rPr>
+            <w:noProof/>
+            <w:webHidden/>
+          </w:rPr>
+          <w:fldChar w:fldCharType="separate"/>
+        </w:r>
+        <w:r>
+          <w:rPr>
+            <w:noProof/>
+            <w:webHidden/>
+          </w:rPr>
+          <w:t>35</w:t>
+        </w:r>
+        <w:r>
+          <w:rPr>
+            <w:noProof/>
+            <w:webHidden/>
+          </w:rPr>
+          <w:fldChar w:fldCharType="end"/>
+        </w:r>
+      </w:hyperlink>
+    </w:p>
+    <w:p>
+      <w:pPr>
+        <w:pStyle w:val="40"/>
+        <w:tabs>
+          <w:tab w:val="right" w:leader="dot" w:pos="9345"/>
+        </w:tabs>
+        <w:rPr>
+          <w:rFonts w:asciiTheme="minorHAnsi" w:hAnsiTheme="minorHAnsi" w:cstheme="minorBidi"/>
+          <w:noProof/>
+          <w:kern w:val="2"/>
+          <w:sz w:val="22"/>
+          <w:szCs w:val="22"/>
+          <w14:ligatures w14:val="standardContextual"/>
+        </w:rPr>
+      </w:pPr>
+      <w:hyperlink w:anchor="_Toc167290392" w:history="1">
+        <w:r>
+          <w:rPr>
+            <w:rStyle w:val="ac"/>
+            <w:noProof/>
+          </w:rPr>
+          <w:t>3.3.3.1 Создание</w:t>
+        </w:r>
+        <w:r>
+          <w:rPr>
+            <w:noProof/>
+            <w:webHidden/>
+          </w:rPr>
+          <w:tab/>
+        </w:r>
+        <w:r>
+          <w:rPr>
+            <w:noProof/>
+            <w:webHidden/>
+          </w:rPr>
+          <w:fldChar w:fldCharType="begin"/>
+        </w:r>
+        <w:r>
+          <w:rPr>
+            <w:noProof/>
+            <w:webHidden/>
+          </w:rPr>
+          <w:instrText xml:space="preserve"> PAGEREF _Toc167290392 \h </w:instrText>
+        </w:r>
+        <w:r>
+          <w:rPr>
+            <w:noProof/>
+            <w:webHidden/>
+          </w:rPr>
+        </w:r>
+        <w:r>
+          <w:rPr>
+            <w:noProof/>
+            <w:webHidden/>
+          </w:rPr>
+          <w:fldChar w:fldCharType="separate"/>
+        </w:r>
+        <w:r>
+          <w:rPr>
+            <w:noProof/>
+            <w:webHidden/>
+          </w:rPr>
+          <w:t>35</w:t>
+        </w:r>
+        <w:r>
+          <w:rPr>
+            <w:noProof/>
+            <w:webHidden/>
+          </w:rPr>
+          <w:fldChar w:fldCharType="end"/>
+        </w:r>
+      </w:hyperlink>
+    </w:p>
+    <w:p>
+      <w:pPr>
+        <w:pStyle w:val="40"/>
+        <w:tabs>
+          <w:tab w:val="right" w:leader="dot" w:pos="9345"/>
+        </w:tabs>
+        <w:rPr>
+          <w:rFonts w:asciiTheme="minorHAnsi" w:hAnsiTheme="minorHAnsi" w:cstheme="minorBidi"/>
+          <w:noProof/>
+          <w:kern w:val="2"/>
+          <w:sz w:val="22"/>
+          <w:szCs w:val="22"/>
+          <w14:ligatures w14:val="standardContextual"/>
+        </w:rPr>
+      </w:pPr>
+      <w:hyperlink w:anchor="_Toc167290393" w:history="1">
+        <w:r>
+          <w:rPr>
+            <w:rStyle w:val="ac"/>
+            <w:noProof/>
+          </w:rPr>
+          <w:t>3.3.3.2 Отображение</w:t>
+        </w:r>
+        <w:r>
+          <w:rPr>
+            <w:noProof/>
+            <w:webHidden/>
+          </w:rPr>
+          <w:tab/>
+        </w:r>
+        <w:r>
+          <w:rPr>
+            <w:noProof/>
+            <w:webHidden/>
+          </w:rPr>
+          <w:fldChar w:fldCharType="begin"/>
+        </w:r>
+        <w:r>
+          <w:rPr>
+            <w:noProof/>
+            <w:webHidden/>
+          </w:rPr>
+          <w:instrText xml:space="preserve"> PAGEREF _Toc167290393 \h </w:instrText>
+        </w:r>
+        <w:r>
+          <w:rPr>
+            <w:noProof/>
+            <w:webHidden/>
+          </w:rPr>
+        </w:r>
+        <w:r>
+          <w:rPr>
+            <w:noProof/>
+            <w:webHidden/>
+          </w:rPr>
+          <w:fldChar w:fldCharType="separate"/>
+        </w:r>
+        <w:r>
+          <w:rPr>
+            <w:noProof/>
+            <w:webHidden/>
+          </w:rPr>
+          <w:t>35</w:t>
+        </w:r>
+        <w:r>
+          <w:rPr>
+            <w:noProof/>
+            <w:webHidden/>
+          </w:rPr>
+          <w:fldChar w:fldCharType="end"/>
+        </w:r>
+      </w:hyperlink>
+    </w:p>
+    <w:p>
+      <w:pPr>
+        <w:pStyle w:val="40"/>
+        <w:tabs>
+          <w:tab w:val="right" w:leader="dot" w:pos="9345"/>
+        </w:tabs>
+        <w:rPr>
+          <w:rFonts w:asciiTheme="minorHAnsi" w:hAnsiTheme="minorHAnsi" w:cstheme="minorBidi"/>
+          <w:noProof/>
+          <w:kern w:val="2"/>
+          <w:sz w:val="22"/>
+          <w:szCs w:val="22"/>
+          <w14:ligatures w14:val="standardContextual"/>
+        </w:rPr>
+      </w:pPr>
+      <w:hyperlink w:anchor="_Toc167290394" w:history="1">
+        <w:r>
+          <w:rPr>
+            <w:rStyle w:val="ac"/>
+            <w:noProof/>
+          </w:rPr>
+          <w:t>3.3.3.3 Реакции</w:t>
+        </w:r>
+        <w:r>
+          <w:rPr>
+            <w:noProof/>
+            <w:webHidden/>
+          </w:rPr>
+          <w:tab/>
+        </w:r>
+        <w:r>
+          <w:rPr>
+            <w:noProof/>
+            <w:webHidden/>
+          </w:rPr>
+          <w:fldChar w:fldCharType="begin"/>
+        </w:r>
+        <w:r>
+          <w:rPr>
+            <w:noProof/>
+            <w:webHidden/>
+          </w:rPr>
+          <w:instrText xml:space="preserve"> PAGEREF _Toc167290394 \h </w:instrText>
+        </w:r>
+        <w:r>
+          <w:rPr>
+            <w:noProof/>
+            <w:webHidden/>
+          </w:rPr>
+        </w:r>
+        <w:r>
+          <w:rPr>
+            <w:noProof/>
+            <w:webHidden/>
+          </w:rPr>
+          <w:fldChar w:fldCharType="separate"/>
+        </w:r>
+        <w:r>
+          <w:rPr>
+            <w:noProof/>
+            <w:webHidden/>
+          </w:rPr>
+          <w:t>35</w:t>
+        </w:r>
+        <w:r>
+          <w:rPr>
+            <w:noProof/>
+            <w:webHidden/>
+          </w:rPr>
+          <w:fldChar w:fldCharType="end"/>
+        </w:r>
+      </w:hyperlink>
+    </w:p>
+    <w:p>
+      <w:pPr>
+        <w:pStyle w:val="40"/>
+        <w:tabs>
+          <w:tab w:val="right" w:leader="dot" w:pos="9345"/>
+        </w:tabs>
+        <w:rPr>
+          <w:rFonts w:asciiTheme="minorHAnsi" w:hAnsiTheme="minorHAnsi" w:cstheme="minorBidi"/>
+          <w:noProof/>
+          <w:kern w:val="2"/>
+          <w:sz w:val="22"/>
+          <w:szCs w:val="22"/>
+          <w14:ligatures w14:val="standardContextual"/>
+        </w:rPr>
+      </w:pPr>
+      <w:hyperlink w:anchor="_Toc167290395" w:history="1">
+        <w:r>
+          <w:rPr>
+            <w:rStyle w:val="ac"/>
+            <w:noProof/>
+          </w:rPr>
+          <w:t>3.3.3.4 Комментарии</w:t>
+        </w:r>
+        <w:r>
+          <w:rPr>
+            <w:noProof/>
+            <w:webHidden/>
+          </w:rPr>
+          <w:tab/>
+        </w:r>
+        <w:r>
+          <w:rPr>
+            <w:noProof/>
+            <w:webHidden/>
+          </w:rPr>
+          <w:fldChar w:fldCharType="begin"/>
+        </w:r>
+        <w:r>
+          <w:rPr>
+            <w:noProof/>
+            <w:webHidden/>
+          </w:rPr>
+          <w:instrText xml:space="preserve"> PAGEREF _Toc167290395 \h </w:instrText>
+        </w:r>
+        <w:r>
+          <w:rPr>
+            <w:noProof/>
+            <w:webHidden/>
+          </w:rPr>
+        </w:r>
+        <w:r>
+          <w:rPr>
+            <w:noProof/>
+            <w:webHidden/>
+          </w:rPr>
+          <w:fldChar w:fldCharType="separate"/>
+        </w:r>
+        <w:r>
+          <w:rPr>
+            <w:noProof/>
+            <w:webHidden/>
+          </w:rPr>
+          <w:t>35</w:t>
+        </w:r>
+        <w:r>
+          <w:rPr>
+            <w:noProof/>
+            <w:webHidden/>
+          </w:rPr>
+          <w:fldChar w:fldCharType="end"/>
+        </w:r>
+      </w:hyperlink>
+    </w:p>
+    <w:p>
+      <w:pPr>
+        <w:pStyle w:val="30"/>
+        <w:tabs>
+          <w:tab w:val="right" w:leader="dot" w:pos="9345"/>
+        </w:tabs>
+        <w:rPr>
+          <w:rFonts w:asciiTheme="minorHAnsi" w:hAnsiTheme="minorHAnsi" w:cstheme="minorBidi"/>
+          <w:noProof/>
+          <w:kern w:val="2"/>
+          <w:sz w:val="22"/>
+          <w:szCs w:val="22"/>
+          <w14:ligatures w14:val="standardContextual"/>
+        </w:rPr>
+      </w:pPr>
+      <w:hyperlink w:anchor="_Toc167290396" w:history="1">
+        <w:r>
+          <w:rPr>
+            <w:rStyle w:val="ac"/>
+            <w:noProof/>
+          </w:rPr>
+          <w:t>3.3.4 Регистрация</w:t>
+        </w:r>
+        <w:r>
+          <w:rPr>
+            <w:noProof/>
+            <w:webHidden/>
+          </w:rPr>
+          <w:tab/>
+        </w:r>
+        <w:r>
+          <w:rPr>
+            <w:noProof/>
+            <w:webHidden/>
+          </w:rPr>
+          <w:fldChar w:fldCharType="begin"/>
+        </w:r>
+        <w:r>
+          <w:rPr>
+            <w:noProof/>
+            <w:webHidden/>
+          </w:rPr>
+          <w:instrText xml:space="preserve"> PAGEREF _Toc167290396 \h </w:instrText>
+        </w:r>
+        <w:r>
+          <w:rPr>
+            <w:noProof/>
+            <w:webHidden/>
+          </w:rPr>
+        </w:r>
+        <w:r>
+          <w:rPr>
+            <w:noProof/>
+            <w:webHidden/>
+          </w:rPr>
+          <w:fldChar w:fldCharType="separate"/>
+        </w:r>
+        <w:r>
+          <w:rPr>
+            <w:noProof/>
+            <w:webHidden/>
+          </w:rPr>
+          <w:t>35</w:t>
+        </w:r>
+        <w:r>
+          <w:rPr>
+            <w:noProof/>
+            <w:webHidden/>
+          </w:rPr>
+          <w:fldChar w:fldCharType="end"/>
+        </w:r>
+      </w:hyperlink>
+    </w:p>
+    <w:p>
+      <w:pPr>
+        <w:pStyle w:val="11"/>
+        <w:tabs>
+          <w:tab w:val="right" w:leader="dot" w:pos="9345"/>
+        </w:tabs>
+        <w:rPr>
+          <w:rFonts w:asciiTheme="minorHAnsi" w:hAnsiTheme="minorHAnsi" w:cstheme="minorBidi"/>
+          <w:noProof/>
+          <w:kern w:val="2"/>
+          <w:sz w:val="22"/>
+          <w:szCs w:val="22"/>
+          <w14:ligatures w14:val="standardContextual"/>
+        </w:rPr>
+      </w:pPr>
+      <w:hyperlink w:anchor="_Toc167290397" w:history="1">
+        <w:r>
+          <w:rPr>
+            <w:rStyle w:val="ac"/>
+            <w:noProof/>
+          </w:rPr>
+          <w:t>4 Тестирование</w:t>
+        </w:r>
+        <w:r>
+          <w:rPr>
+            <w:noProof/>
+            <w:webHidden/>
+          </w:rPr>
+          <w:tab/>
+        </w:r>
+        <w:r>
+          <w:rPr>
+            <w:noProof/>
+            <w:webHidden/>
+          </w:rPr>
+          <w:fldChar w:fldCharType="begin"/>
+        </w:r>
+        <w:r>
+          <w:rPr>
+            <w:noProof/>
+            <w:webHidden/>
+          </w:rPr>
+          <w:instrText xml:space="preserve"> PAGEREF _Toc167290397 \h </w:instrText>
+        </w:r>
+        <w:r>
+          <w:rPr>
+            <w:noProof/>
+            <w:webHidden/>
+          </w:rPr>
+        </w:r>
+        <w:r>
+          <w:rPr>
+            <w:noProof/>
+            <w:webHidden/>
+          </w:rPr>
+          <w:fldChar w:fldCharType="separate"/>
+        </w:r>
+        <w:r>
+          <w:rPr>
+            <w:noProof/>
+            <w:webHidden/>
+          </w:rPr>
+          <w:t>35</w:t>
+        </w:r>
+        <w:r>
+          <w:rPr>
+            <w:noProof/>
+            <w:webHidden/>
+          </w:rPr>
+          <w:fldChar w:fldCharType="end"/>
+        </w:r>
+      </w:hyperlink>
+    </w:p>
+    <w:p>
+      <w:pPr>
+        <w:pStyle w:val="11"/>
+        <w:tabs>
+          <w:tab w:val="right" w:leader="dot" w:pos="9345"/>
+        </w:tabs>
+        <w:rPr>
+          <w:rFonts w:asciiTheme="minorHAnsi" w:hAnsiTheme="minorHAnsi" w:cstheme="minorBidi"/>
+          <w:noProof/>
+          <w:kern w:val="2"/>
+          <w:sz w:val="22"/>
+          <w:szCs w:val="22"/>
+          <w14:ligatures w14:val="standardContextual"/>
+        </w:rPr>
+      </w:pPr>
+      <w:hyperlink w:anchor="_Toc167290398" w:history="1">
+        <w:r>
+          <w:rPr>
+            <w:rStyle w:val="ac"/>
+            <w:noProof/>
+          </w:rPr>
+          <w:t>Заключение</w:t>
+        </w:r>
+        <w:r>
+          <w:rPr>
+            <w:noProof/>
+            <w:webHidden/>
+          </w:rPr>
+          <w:tab/>
+        </w:r>
+        <w:r>
+          <w:rPr>
+            <w:noProof/>
+            <w:webHidden/>
+          </w:rPr>
+          <w:fldChar w:fldCharType="begin"/>
+        </w:r>
+        <w:r>
+          <w:rPr>
+            <w:noProof/>
+            <w:webHidden/>
+          </w:rPr>
+          <w:instrText xml:space="preserve"> PAGEREF _Toc167290398 \h </w:instrText>
+        </w:r>
+        <w:r>
+          <w:rPr>
+            <w:noProof/>
+            <w:webHidden/>
+          </w:rPr>
+        </w:r>
+        <w:r>
+          <w:rPr>
+            <w:noProof/>
+            <w:webHidden/>
+          </w:rPr>
+          <w:fldChar w:fldCharType="separate"/>
+        </w:r>
+        <w:r>
+          <w:rPr>
+            <w:noProof/>
+            <w:webHidden/>
+          </w:rPr>
+          <w:t>36</w:t>
+        </w:r>
+        <w:r>
+          <w:rPr>
+            <w:noProof/>
+            <w:webHidden/>
+          </w:rPr>
+          <w:fldChar w:fldCharType="end"/>
+        </w:r>
+      </w:hyperlink>
+    </w:p>
+    <w:p>
+      <w:pPr>
+        <w:pStyle w:val="11"/>
+        <w:tabs>
+          <w:tab w:val="right" w:leader="dot" w:pos="9345"/>
+        </w:tabs>
+        <w:rPr>
+          <w:rFonts w:asciiTheme="minorHAnsi" w:hAnsiTheme="minorHAnsi" w:cstheme="minorBidi"/>
+          <w:noProof/>
+          <w:kern w:val="2"/>
+          <w:sz w:val="22"/>
+          <w:szCs w:val="22"/>
+          <w14:ligatures w14:val="standardContextual"/>
+        </w:rPr>
+      </w:pPr>
+      <w:hyperlink w:anchor="_Toc167290399" w:history="1">
+        <w:r>
+          <w:rPr>
+            <w:rStyle w:val="ac"/>
+            <w:noProof/>
+          </w:rPr>
+          <w:t>Список использованных источников</w:t>
+        </w:r>
+        <w:r>
+          <w:rPr>
+            <w:noProof/>
+            <w:webHidden/>
+          </w:rPr>
+          <w:tab/>
+        </w:r>
+        <w:r>
+          <w:rPr>
+            <w:noProof/>
+            <w:webHidden/>
+          </w:rPr>
+          <w:fldChar w:fldCharType="begin"/>
+        </w:r>
+        <w:r>
+          <w:rPr>
+            <w:noProof/>
+            <w:webHidden/>
+          </w:rPr>
+          <w:instrText xml:space="preserve"> PAGEREF _Toc167290399 \h </w:instrText>
+        </w:r>
+        <w:r>
+          <w:rPr>
+            <w:noProof/>
+            <w:webHidden/>
+          </w:rPr>
+        </w:r>
+        <w:r>
+          <w:rPr>
+            <w:noProof/>
+            <w:webHidden/>
+          </w:rPr>
+          <w:fldChar w:fldCharType="separate"/>
+        </w:r>
+        <w:r>
+          <w:rPr>
+            <w:noProof/>
+            <w:webHidden/>
+          </w:rPr>
+          <w:t>37</w:t>
+        </w:r>
+        <w:r>
+          <w:rPr>
+            <w:noProof/>
+            <w:webHidden/>
+          </w:rPr>
+          <w:fldChar w:fldCharType="end"/>
+        </w:r>
+      </w:hyperlink>
+    </w:p>
     <w:p>
       <w:pPr>
         <w:spacing w:after="160" w:line="259" w:lineRule="auto"/>
@@ -3353,6 +4934,9 @@
         </w:rPr>
       </w:pPr>
       <w:r>
+        <w:fldChar w:fldCharType="end"/>
+      </w:r>
+      <w:r>
         <w:br w:type="page"/>
       </w:r>
     </w:p>
@@ -3361,12 +4945,14 @@
         <w:pStyle w:val="1"/>
         <w:ind w:firstLine="708"/>
       </w:pPr>
-      <w:bookmarkStart w:id="50" w:name="_Toc167037766"/>
+      <w:bookmarkStart w:id="170" w:name="_Toc167289842"/>
+      <w:bookmarkStart w:id="171" w:name="_Toc167290363"/>
       <w:r>
         <w:lastRenderedPageBreak/>
         <w:t>ВВЕДЕНИЕ</w:t>
       </w:r>
-      <w:bookmarkEnd w:id="50"/>
+      <w:bookmarkEnd w:id="170"/>
+      <w:bookmarkEnd w:id="171"/>
     </w:p>
     <w:p>
       <w:pPr>
@@ -3729,48 +5315,78 @@
         <w:pStyle w:val="1"/>
         <w:ind w:firstLine="708"/>
       </w:pPr>
-      <w:bookmarkStart w:id="51" w:name="_Toc167037767"/>
+      <w:bookmarkStart w:id="172" w:name="_Toc167289843"/>
+      <w:bookmarkStart w:id="173" w:name="_Toc167290364"/>
       <w:r>
         <w:lastRenderedPageBreak/>
         <w:t>1. Анализ</w:t>
       </w:r>
-      <w:bookmarkEnd w:id="51"/>
+      <w:bookmarkEnd w:id="172"/>
+      <w:bookmarkEnd w:id="173"/>
     </w:p>
     <w:p>
       <w:pPr>
         <w:pStyle w:val="2"/>
         <w:ind w:firstLine="708"/>
       </w:pPr>
-      <w:bookmarkStart w:id="52" w:name="_Toc167037768"/>
+      <w:bookmarkStart w:id="174" w:name="_Toc167289844"/>
+      <w:bookmarkStart w:id="175" w:name="_Toc167290365"/>
       <w:r>
         <w:t>1.1 Анализ предмета автоматизации</w:t>
       </w:r>
-      <w:bookmarkEnd w:id="52"/>
+      <w:bookmarkEnd w:id="174"/>
+      <w:bookmarkEnd w:id="175"/>
     </w:p>
     <w:p>
       <w:pPr>
         <w:spacing w:line="360" w:lineRule="auto"/>
         <w:ind w:firstLine="709"/>
       </w:pPr>
-      <w:r>
-        <w:t>Система оповещения сотрудников компании — это инструмент, который используется для передачи сообщений сотрудникам компании о различных важных событиях, таких как: встречи, задачи, происшествия и т.д. Кроме того, система может использоваться для распространения информации о новых проектах, изменении рабочих часов, досрочн</w:t>
-      </w:r>
-      <w:r>
+      <w:bookmarkStart w:id="176" w:name="_Hlk167383177"/>
+      <w:r>
+        <w:t xml:space="preserve">Система оповещения сотрудников компании — это инструмент, который используется для передачи сообщений сотрудникам компании о различных важных событиях, таких как: встречи, задачи, происшествия и т.д. </w:t>
+      </w:r>
+      <w:bookmarkEnd w:id="176"/>
+      <w:r>
+        <w:rPr>
+          <w:highlight w:val="yellow"/>
+        </w:rPr>
+        <w:t>Кроме того, система может использоваться для распространения информации о новых проектах, изменении рабочих часов, досрочн</w:t>
+      </w:r>
+      <w:r>
+        <w:rPr>
+          <w:highlight w:val="yellow"/>
+        </w:rPr>
         <w:t>ых</w:t>
       </w:r>
       <w:r>
+        <w:rPr>
+          <w:highlight w:val="yellow"/>
+        </w:rPr>
         <w:t xml:space="preserve"> выходн</w:t>
       </w:r>
       <w:r>
+        <w:rPr>
+          <w:highlight w:val="yellow"/>
+        </w:rPr>
         <w:t>ых</w:t>
       </w:r>
       <w:r>
+        <w:rPr>
+          <w:highlight w:val="yellow"/>
+        </w:rPr>
         <w:t xml:space="preserve"> </w:t>
       </w:r>
       <w:r>
+        <w:rPr>
+          <w:highlight w:val="yellow"/>
+        </w:rPr>
         <w:t>днях</w:t>
       </w:r>
       <w:r>
+        <w:rPr>
+          <w:highlight w:val="yellow"/>
+        </w:rPr>
         <w:t xml:space="preserve"> и другую ценную информацию.</w:t>
       </w:r>
     </w:p>
@@ -3779,10 +5395,12 @@
         <w:spacing w:line="360" w:lineRule="auto"/>
         <w:ind w:firstLine="709"/>
       </w:pPr>
+      <w:bookmarkStart w:id="177" w:name="_Hlk167383191"/>
       <w:r>
         <w:t>Конкретная цель системы оповещения сотрудников компании заключается в повышении эффективности информирования и контроле осведомленности персонала. В том, чтобы человек не тратил время на поиск конкретного сообщения в чате мессенджера, не тратил время на формулирование ответа, а мог просто нажать на кнопку в появившемся перед ним окне. А руководство могло быть уверенным в осведомленности своих сотрудников.</w:t>
       </w:r>
     </w:p>
+    <w:bookmarkEnd w:id="177"/>
     <w:p>
       <w:pPr>
         <w:spacing w:line="360" w:lineRule="auto"/>
@@ -3855,11 +5473,13 @@
           <w:numId w:val="11"/>
         </w:numPr>
       </w:pPr>
-      <w:bookmarkStart w:id="53" w:name="_Toc167037769"/>
+      <w:bookmarkStart w:id="178" w:name="_Toc167289845"/>
+      <w:bookmarkStart w:id="179" w:name="_Toc167290366"/>
       <w:r>
         <w:t>Обзор существующих решений</w:t>
       </w:r>
-      <w:bookmarkEnd w:id="53"/>
+      <w:bookmarkEnd w:id="178"/>
+      <w:bookmarkEnd w:id="179"/>
     </w:p>
     <w:p>
       <w:pPr>
@@ -5370,7 +6990,8 @@
         <w:pStyle w:val="2"/>
         <w:ind w:firstLine="708"/>
       </w:pPr>
-      <w:bookmarkStart w:id="54" w:name="_Toc167037770"/>
+      <w:bookmarkStart w:id="180" w:name="_Toc167289846"/>
+      <w:bookmarkStart w:id="181" w:name="_Toc167290367"/>
       <w:r>
         <w:t>1.</w:t>
       </w:r>
@@ -5392,7 +7013,8 @@
       <w:r>
         <w:t xml:space="preserve"> рассмотренных приложений</w:t>
       </w:r>
-      <w:bookmarkEnd w:id="54"/>
+      <w:bookmarkEnd w:id="180"/>
+      <w:bookmarkEnd w:id="181"/>
     </w:p>
     <w:p>
       <w:pPr>
@@ -6024,7 +7646,8 @@
         <w:pStyle w:val="2"/>
         <w:ind w:firstLine="708"/>
       </w:pPr>
-      <w:bookmarkStart w:id="55" w:name="_Toc167037771"/>
+      <w:bookmarkStart w:id="182" w:name="_Toc167289847"/>
+      <w:bookmarkStart w:id="183" w:name="_Toc167290368"/>
       <w:r>
         <w:t>1.</w:t>
       </w:r>
@@ -6034,7 +7657,8 @@
       <w:r>
         <w:t xml:space="preserve"> Анализ требований</w:t>
       </w:r>
-      <w:bookmarkEnd w:id="55"/>
+      <w:bookmarkEnd w:id="182"/>
+      <w:bookmarkEnd w:id="183"/>
     </w:p>
     <w:p>
       <w:pPr>
@@ -6298,7 +7922,7 @@
             <w:pPr>
               <w:spacing w:line="360" w:lineRule="auto"/>
             </w:pPr>
-            <w:bookmarkStart w:id="56" w:name="_Hlk166859955"/>
+            <w:bookmarkStart w:id="184" w:name="_Hlk166859955"/>
             <w:r>
               <w:t>Доступность</w:t>
             </w:r>
@@ -6318,7 +7942,7 @@
           </w:p>
         </w:tc>
       </w:tr>
-      <w:bookmarkEnd w:id="56"/>
+      <w:bookmarkEnd w:id="184"/>
       <w:tr>
         <w:tc>
           <w:tcPr>
@@ -6344,11 +7968,11 @@
             <w:r>
               <w:t>Вполне вероятно, что у копания собирающейся интегрировать данный продукт уже есть система учета сотрудников</w:t>
             </w:r>
-            <w:bookmarkStart w:id="57" w:name="_Hlk166859920"/>
+            <w:bookmarkStart w:id="185" w:name="_Hlk166859920"/>
             <w:r>
               <w:t>. Поэтому итоговая система должна иметь модульную структуру, позволяющую легко вносить в нее изменения.</w:t>
             </w:r>
-            <w:bookmarkEnd w:id="57"/>
+            <w:bookmarkEnd w:id="185"/>
           </w:p>
         </w:tc>
       </w:tr>
@@ -6377,11 +8001,11 @@
             <w:r>
               <w:t xml:space="preserve">Из-за того, что создаваемы продукт создается не для конкретной организации. </w:t>
             </w:r>
-            <w:bookmarkStart w:id="58" w:name="_Hlk166859979"/>
+            <w:bookmarkStart w:id="186" w:name="_Hlk166859979"/>
             <w:r>
               <w:t>Должна быть возможность занесения в систему списка должностей, отделов, видов уведомлений.</w:t>
             </w:r>
-            <w:bookmarkEnd w:id="58"/>
+            <w:bookmarkEnd w:id="186"/>
           </w:p>
         </w:tc>
       </w:tr>
@@ -6412,7 +8036,8 @@
         <w:pStyle w:val="2"/>
         <w:ind w:firstLine="708"/>
       </w:pPr>
-      <w:bookmarkStart w:id="59" w:name="_Toc167037772"/>
+      <w:bookmarkStart w:id="187" w:name="_Toc167289848"/>
+      <w:bookmarkStart w:id="188" w:name="_Toc167290369"/>
       <w:r>
         <w:t>1.</w:t>
       </w:r>
@@ -6422,7 +8047,8 @@
       <w:r>
         <w:t xml:space="preserve"> Вывод по разделу</w:t>
       </w:r>
-      <w:bookmarkEnd w:id="59"/>
+      <w:bookmarkEnd w:id="187"/>
+      <w:bookmarkEnd w:id="188"/>
     </w:p>
     <w:p>
       <w:pPr>
@@ -6448,13 +8074,17 @@
         <w:t>функционала,</w:t>
       </w:r>
       <w:r>
-        <w:t xml:space="preserve"> а также желаний заказчика был составлен список требований </w:t>
-      </w:r>
-      <w:proofErr w:type="gramStart"/>
+        <w:t xml:space="preserve"> а также желаний заказчика был составлен список требований</w:t>
+      </w:r>
+      <w:r>
+        <w:t>,</w:t>
+      </w:r>
+      <w:r>
+        <w:t xml:space="preserve"> </w:t>
+      </w:r>
       <w:r>
         <w:t>выполнение</w:t>
       </w:r>
-      <w:proofErr w:type="gramEnd"/>
       <w:r>
         <w:t xml:space="preserve"> которых позволит создать </w:t>
       </w:r>
@@ -6477,7 +8107,8 @@
       <w:pPr>
         <w:pStyle w:val="1"/>
       </w:pPr>
-      <w:bookmarkStart w:id="60" w:name="_Toc167037773"/>
+      <w:bookmarkStart w:id="189" w:name="_Toc167289849"/>
+      <w:bookmarkStart w:id="190" w:name="_Toc167290370"/>
       <w:r>
         <w:lastRenderedPageBreak/>
         <w:t>2</w:t>
@@ -6485,17 +8116,20 @@
       <w:r>
         <w:t xml:space="preserve"> Проектирование</w:t>
       </w:r>
-      <w:bookmarkEnd w:id="60"/>
+      <w:bookmarkEnd w:id="189"/>
+      <w:bookmarkEnd w:id="190"/>
     </w:p>
     <w:p>
       <w:pPr>
         <w:pStyle w:val="2"/>
       </w:pPr>
-      <w:bookmarkStart w:id="61" w:name="_Toc167037774"/>
+      <w:bookmarkStart w:id="191" w:name="_Toc167289850"/>
+      <w:bookmarkStart w:id="192" w:name="_Toc167290371"/>
       <w:r>
         <w:t>2.1 Архитектура системы</w:t>
       </w:r>
-      <w:bookmarkEnd w:id="61"/>
+      <w:bookmarkEnd w:id="191"/>
+      <w:bookmarkEnd w:id="192"/>
     </w:p>
     <w:p>
       <w:pPr>
@@ -7041,14 +8675,16 @@
       <w:pPr>
         <w:pStyle w:val="2"/>
       </w:pPr>
-      <w:bookmarkStart w:id="62" w:name="_Toc167037775"/>
+      <w:bookmarkStart w:id="193" w:name="_Toc167289851"/>
+      <w:bookmarkStart w:id="194" w:name="_Toc167290372"/>
       <w:r>
         <w:t xml:space="preserve">2.2 </w:t>
       </w:r>
       <w:r>
         <w:t>Функциональные возможности</w:t>
       </w:r>
-      <w:bookmarkEnd w:id="62"/>
+      <w:bookmarkEnd w:id="193"/>
+      <w:bookmarkEnd w:id="194"/>
     </w:p>
     <w:p>
       <w:pPr>
@@ -7241,14 +8877,16 @@
       <w:pPr>
         <w:pStyle w:val="2"/>
       </w:pPr>
-      <w:bookmarkStart w:id="63" w:name="_Toc167037776"/>
+      <w:bookmarkStart w:id="195" w:name="_Toc167289852"/>
+      <w:bookmarkStart w:id="196" w:name="_Toc167290373"/>
       <w:r>
         <w:t xml:space="preserve">2.3 </w:t>
       </w:r>
       <w:r>
         <w:t>Отправка и получение новых уведомлений</w:t>
       </w:r>
-      <w:bookmarkEnd w:id="63"/>
+      <w:bookmarkEnd w:id="195"/>
+      <w:bookmarkEnd w:id="196"/>
     </w:p>
     <w:p>
       <w:pPr>
@@ -7483,14 +9121,16 @@
       <w:pPr>
         <w:pStyle w:val="2"/>
       </w:pPr>
-      <w:bookmarkStart w:id="64" w:name="_Toc167037777"/>
+      <w:bookmarkStart w:id="197" w:name="_Toc167289853"/>
+      <w:bookmarkStart w:id="198" w:name="_Toc167290374"/>
       <w:r>
         <w:t xml:space="preserve">2.4 </w:t>
       </w:r>
       <w:r>
         <w:t>Реакции</w:t>
       </w:r>
-      <w:bookmarkEnd w:id="64"/>
+      <w:bookmarkEnd w:id="197"/>
+      <w:bookmarkEnd w:id="198"/>
       <w:r>
         <w:t xml:space="preserve"> </w:t>
       </w:r>
@@ -7612,14 +9252,16 @@
       <w:pPr>
         <w:pStyle w:val="2"/>
       </w:pPr>
-      <w:bookmarkStart w:id="65" w:name="_Toc167037778"/>
+      <w:bookmarkStart w:id="199" w:name="_Toc167289854"/>
+      <w:bookmarkStart w:id="200" w:name="_Toc167290375"/>
       <w:r>
         <w:t xml:space="preserve">2.5 </w:t>
       </w:r>
       <w:r>
         <w:t>Комментарии</w:t>
       </w:r>
-      <w:bookmarkEnd w:id="65"/>
+      <w:bookmarkEnd w:id="199"/>
+      <w:bookmarkEnd w:id="200"/>
     </w:p>
     <w:p>
       <w:pPr>
@@ -7722,7 +9364,8 @@
       <w:pPr>
         <w:pStyle w:val="2"/>
       </w:pPr>
-      <w:bookmarkStart w:id="66" w:name="_Toc167037779"/>
+      <w:bookmarkStart w:id="201" w:name="_Toc167289855"/>
+      <w:bookmarkStart w:id="202" w:name="_Toc167290376"/>
       <w:r>
         <w:t>2.</w:t>
       </w:r>
@@ -7735,7 +9378,8 @@
       <w:r>
         <w:t>Регистрация новых пользователей</w:t>
       </w:r>
-      <w:bookmarkEnd w:id="66"/>
+      <w:bookmarkEnd w:id="201"/>
+      <w:bookmarkEnd w:id="202"/>
     </w:p>
     <w:p>
       <w:pPr>
@@ -7988,7 +9632,8 @@
       <w:pPr>
         <w:pStyle w:val="2"/>
       </w:pPr>
-      <w:bookmarkStart w:id="67" w:name="_Toc167037780"/>
+      <w:bookmarkStart w:id="203" w:name="_Toc167289856"/>
+      <w:bookmarkStart w:id="204" w:name="_Toc167290377"/>
       <w:r>
         <w:t>2.</w:t>
       </w:r>
@@ -8004,7 +9649,8 @@
       <w:r>
         <w:t xml:space="preserve"> и аутентификация</w:t>
       </w:r>
-      <w:bookmarkEnd w:id="67"/>
+      <w:bookmarkEnd w:id="203"/>
+      <w:bookmarkEnd w:id="204"/>
     </w:p>
     <w:p>
       <w:pPr>
@@ -8604,7 +10250,8 @@
       <w:pPr>
         <w:pStyle w:val="2"/>
       </w:pPr>
-      <w:bookmarkStart w:id="68" w:name="_Toc167037781"/>
+      <w:bookmarkStart w:id="205" w:name="_Toc167289857"/>
+      <w:bookmarkStart w:id="206" w:name="_Toc167290378"/>
       <w:r>
         <w:t>2.</w:t>
       </w:r>
@@ -8617,7 +10264,8 @@
       <w:r>
         <w:t>База данных</w:t>
       </w:r>
-      <w:bookmarkEnd w:id="68"/>
+      <w:bookmarkEnd w:id="205"/>
+      <w:bookmarkEnd w:id="206"/>
     </w:p>
     <w:p>
       <w:pPr>
@@ -8876,7 +10524,8 @@
       <w:pPr>
         <w:pStyle w:val="2"/>
       </w:pPr>
-      <w:bookmarkStart w:id="69" w:name="_Toc167037782"/>
+      <w:bookmarkStart w:id="207" w:name="_Toc167289858"/>
+      <w:bookmarkStart w:id="208" w:name="_Toc167290379"/>
       <w:r>
         <w:t>2.</w:t>
       </w:r>
@@ -8886,7 +10535,8 @@
       <w:r>
         <w:t xml:space="preserve"> Вывод по разделу</w:t>
       </w:r>
-      <w:bookmarkEnd w:id="69"/>
+      <w:bookmarkEnd w:id="207"/>
+      <w:bookmarkEnd w:id="208"/>
     </w:p>
     <w:p>
       <w:pPr>
@@ -8968,28 +10618,33 @@
     <w:p>
       <w:pPr>
         <w:pStyle w:val="1"/>
-        <w:rPr>
-          <w:lang w:val="en-US"/>
-        </w:rPr>
-      </w:pPr>
-      <w:r>
-        <w:rPr>
-          <w:lang w:val="en-US"/>
-        </w:rPr>
+      </w:pPr>
+      <w:bookmarkStart w:id="209" w:name="_Toc167289859"/>
+      <w:bookmarkStart w:id="210" w:name="_Toc167290380"/>
+      <w:r>
         <w:lastRenderedPageBreak/>
         <w:t xml:space="preserve">3 </w:t>
       </w:r>
       <w:r>
         <w:t>Разработка</w:t>
       </w:r>
-    </w:p>
-    <w:p>
+      <w:bookmarkEnd w:id="209"/>
+      <w:bookmarkEnd w:id="210"/>
+    </w:p>
+    <w:p>
+      <w:pPr>
+        <w:pStyle w:val="2"/>
+      </w:pPr>
+      <w:bookmarkStart w:id="211" w:name="_Toc167289860"/>
+      <w:bookmarkStart w:id="212" w:name="_Toc167290381"/>
       <w:r>
         <w:t xml:space="preserve">3.1 </w:t>
       </w:r>
       <w:r>
         <w:t>База</w:t>
       </w:r>
+      <w:bookmarkEnd w:id="211"/>
+      <w:bookmarkEnd w:id="212"/>
     </w:p>
     <w:p>
       <w:pPr>
@@ -9091,9 +10746,6 @@
       <w:pPr>
         <w:spacing w:line="360" w:lineRule="auto"/>
         <w:ind w:firstLine="709"/>
-        <w:rPr>
-          <w:lang w:val="en-US"/>
-        </w:rPr>
       </w:pPr>
       <w:r>
         <w:t xml:space="preserve">Для используемой в данном проекте СУБД </w:t>
@@ -9206,6 +10858,7 @@
     <w:p>
       <w:r>
         <w:rPr>
+          <w:noProof/>
           <w:lang w:val="en-US"/>
         </w:rPr>
         <w:lastRenderedPageBreak/>
@@ -9281,6 +10934,9 @@
         <w:jc w:val="center"/>
       </w:pPr>
       <w:r>
+        <w:rPr>
+          <w:noProof/>
+        </w:rPr>
         <w:drawing>
           <wp:inline distT="0" distB="0" distL="0" distR="0" wp14:anchorId="103FB4C2" wp14:editId="3792AC24">
             <wp:extent cx="3967691" cy="3514725"/>
@@ -9347,6 +11003,9 @@
         <w:ind w:firstLine="709"/>
       </w:pPr>
       <w:r>
+        <w:rPr>
+          <w:noProof/>
+        </w:rPr>
         <w:lastRenderedPageBreak/>
         <w:drawing>
           <wp:inline distT="0" distB="0" distL="0" distR="0" wp14:anchorId="64991516" wp14:editId="7CCFD810">
@@ -9449,6 +11108,9 @@
     </w:p>
     <w:p>
       <w:r>
+        <w:rPr>
+          <w:noProof/>
+        </w:rPr>
         <w:drawing>
           <wp:inline distT="0" distB="0" distL="0" distR="0" wp14:anchorId="0422C9EA" wp14:editId="403D8FF7">
             <wp:extent cx="5940425" cy="3191510"/>
@@ -9531,27 +11193,21 @@
     </w:p>
     <w:p>
       <w:pPr>
-        <w:rPr>
-          <w:lang w:val="en-US"/>
-        </w:rPr>
-      </w:pPr>
-      <w:r>
-        <w:rPr>
-          <w:lang w:val="en-US"/>
-        </w:rPr>
+        <w:pStyle w:val="2"/>
+      </w:pPr>
+      <w:bookmarkStart w:id="213" w:name="_Toc167290382"/>
+      <w:r>
         <w:t xml:space="preserve">3.2 </w:t>
       </w:r>
       <w:r>
         <w:t>Сервер</w:t>
       </w:r>
+      <w:bookmarkEnd w:id="213"/>
     </w:p>
     <w:p>
       <w:pPr>
         <w:spacing w:line="360" w:lineRule="auto"/>
         <w:ind w:firstLine="709"/>
-        <w:rPr>
-          <w:lang w:val="en-US"/>
-        </w:rPr>
       </w:pPr>
       <w:r>
         <w:t xml:space="preserve">Для создания сервера использовался фреймворк </w:t>
@@ -9593,9 +11249,6 @@
       <w:pPr>
         <w:spacing w:line="360" w:lineRule="auto"/>
         <w:ind w:firstLine="709"/>
-        <w:rPr>
-          <w:lang w:val="en-US"/>
-        </w:rPr>
       </w:pPr>
       <w:r>
         <w:t>Основными особенностями данного фреймворка являются</w:t>
@@ -9711,9 +11364,6 @@
       <w:pPr>
         <w:spacing w:line="360" w:lineRule="auto"/>
         <w:ind w:firstLine="709"/>
-        <w:rPr>
-          <w:lang w:val="en-US"/>
-        </w:rPr>
       </w:pPr>
       <w:r>
         <w:t xml:space="preserve">Перед началом работы с данным фреймворком следует произвести установку </w:t>
@@ -9799,93 +11449,302 @@
         <w:ind w:firstLine="709"/>
       </w:pPr>
       <w:r>
+        <w:t xml:space="preserve">После инициализации проекта </w:t>
+      </w:r>
+      <w:r>
+        <w:t>остается</w:t>
+      </w:r>
+      <w:r>
+        <w:t xml:space="preserve"> установить</w:t>
+      </w:r>
+      <w:r>
+        <w:t xml:space="preserve"> нужные библиотеки. Для начала следует установить </w:t>
+      </w:r>
+      <w:r>
+        <w:rPr>
+          <w:lang w:val="en-US"/>
+        </w:rPr>
+        <w:t>express</w:t>
+      </w:r>
+      <w:r>
+        <w:t>.</w:t>
+      </w:r>
+      <w:proofErr w:type="spellStart"/>
+      <w:r>
+        <w:rPr>
+          <w:lang w:val="en-US"/>
+        </w:rPr>
+        <w:t>js</w:t>
+      </w:r>
+      <w:proofErr w:type="spellEnd"/>
+      <w:r>
+        <w:t xml:space="preserve"> </w:t>
+      </w:r>
+      <w:r>
+        <w:t xml:space="preserve">командой </w:t>
+      </w:r>
+      <w:proofErr w:type="spellStart"/>
+      <w:r>
+        <w:t>npm</w:t>
+      </w:r>
+      <w:proofErr w:type="spellEnd"/>
+      <w:r>
+        <w:t xml:space="preserve"> </w:t>
+      </w:r>
+      <w:proofErr w:type="spellStart"/>
+      <w:r>
+        <w:t>install</w:t>
+      </w:r>
+      <w:proofErr w:type="spellEnd"/>
+      <w:r>
+        <w:t xml:space="preserve"> </w:t>
+      </w:r>
+      <w:proofErr w:type="spellStart"/>
+      <w:r>
+        <w:t>express</w:t>
+      </w:r>
+      <w:proofErr w:type="spellEnd"/>
+      <w:r>
+        <w:t xml:space="preserve"> --</w:t>
+      </w:r>
+      <w:proofErr w:type="spellStart"/>
+      <w:r>
+        <w:t>save</w:t>
+      </w:r>
+      <w:proofErr w:type="spellEnd"/>
+      <w:r>
+        <w:t>.</w:t>
+      </w:r>
+    </w:p>
+    <w:p>
+      <w:pPr>
+        <w:pStyle w:val="3"/>
+        <w:rPr>
+          <w:lang w:val="en-US"/>
+        </w:rPr>
+      </w:pPr>
+      <w:bookmarkStart w:id="214" w:name="_Toc167289861"/>
+      <w:bookmarkStart w:id="215" w:name="_Toc167290383"/>
+      <w:r>
+        <w:rPr>
+          <w:lang w:val="en-US"/>
+        </w:rPr>
         <w:lastRenderedPageBreak/>
-        <w:t xml:space="preserve">После инициализации проекта </w:t>
-      </w:r>
-      <w:r>
-        <w:t>остается</w:t>
-      </w:r>
-      <w:r>
-        <w:t xml:space="preserve"> установить</w:t>
-      </w:r>
-      <w:r>
-        <w:t xml:space="preserve"> нужные библиотеки. Для начала следует установить </w:t>
-      </w:r>
-      <w:r>
-        <w:rPr>
-          <w:lang w:val="en-US"/>
-        </w:rPr>
-        <w:t>express</w:t>
+        <w:t xml:space="preserve">3.2.1 </w:t>
+      </w:r>
+      <w:r>
+        <w:t>Библиотеки</w:t>
+      </w:r>
+      <w:r>
+        <w:rPr>
+          <w:lang w:val="en-US"/>
+        </w:rPr>
+        <w:t xml:space="preserve"> (</w:t>
+      </w:r>
+      <w:proofErr w:type="spellStart"/>
+      <w:r>
+        <w:rPr>
+          <w:lang w:val="en-US"/>
+        </w:rPr>
+        <w:t>jwt</w:t>
+      </w:r>
+      <w:proofErr w:type="spellEnd"/>
+      <w:r>
+        <w:rPr>
+          <w:lang w:val="en-US"/>
+        </w:rPr>
+        <w:t xml:space="preserve">, </w:t>
+      </w:r>
+      <w:proofErr w:type="spellStart"/>
+      <w:r>
+        <w:rPr>
+          <w:lang w:val="en-US"/>
+        </w:rPr>
+        <w:t>cors</w:t>
+      </w:r>
+      <w:proofErr w:type="spellEnd"/>
+      <w:r>
+        <w:rPr>
+          <w:lang w:val="en-US"/>
+        </w:rPr>
+        <w:t xml:space="preserve">, </w:t>
+      </w:r>
+      <w:proofErr w:type="spellStart"/>
+      <w:r>
+        <w:rPr>
+          <w:lang w:val="en-US"/>
+        </w:rPr>
+        <w:t>pgpromise</w:t>
+      </w:r>
+      <w:proofErr w:type="spellEnd"/>
+      <w:r>
+        <w:rPr>
+          <w:lang w:val="en-US"/>
+        </w:rPr>
+        <w:t xml:space="preserve">, </w:t>
+      </w:r>
+      <w:proofErr w:type="spellStart"/>
+      <w:r>
+        <w:rPr>
+          <w:lang w:val="en-US"/>
+        </w:rPr>
+        <w:t>passfathrer</w:t>
+      </w:r>
+      <w:proofErr w:type="spellEnd"/>
+      <w:r>
+        <w:rPr>
+          <w:lang w:val="en-US"/>
+        </w:rPr>
+        <w:t xml:space="preserve">, </w:t>
+      </w:r>
+      <w:proofErr w:type="spellStart"/>
+      <w:r>
+        <w:rPr>
+          <w:lang w:val="en-US"/>
+        </w:rPr>
+        <w:t>bcrypt</w:t>
+      </w:r>
+      <w:proofErr w:type="spellEnd"/>
+      <w:r>
+        <w:rPr>
+          <w:lang w:val="en-US"/>
+        </w:rPr>
+        <w:t xml:space="preserve">, cookie-parser, </w:t>
+      </w:r>
+      <w:proofErr w:type="spellStart"/>
+      <w:r>
+        <w:rPr>
+          <w:lang w:val="en-US"/>
+        </w:rPr>
+        <w:t>nodemailer</w:t>
+      </w:r>
+      <w:proofErr w:type="spellEnd"/>
+      <w:r>
+        <w:rPr>
+          <w:lang w:val="en-US"/>
+        </w:rPr>
+        <w:t>)</w:t>
+      </w:r>
+      <w:bookmarkEnd w:id="214"/>
+      <w:bookmarkEnd w:id="215"/>
+    </w:p>
+    <w:p>
+      <w:r>
+        <w:t>В проекте также используются некоторые дополнительны библиотеки</w:t>
+      </w:r>
+    </w:p>
+    <w:p>
+      <w:pPr>
+        <w:pStyle w:val="3"/>
+      </w:pPr>
+      <w:bookmarkStart w:id="216" w:name="_Toc167289862"/>
+      <w:bookmarkStart w:id="217" w:name="_Toc167290384"/>
+      <w:r>
+        <w:t xml:space="preserve">3.2.2 </w:t>
+      </w:r>
+      <w:r>
+        <w:t>Файл настроек(</w:t>
       </w:r>
       <w:r>
         <w:t>.</w:t>
       </w:r>
-      <w:proofErr w:type="spellStart"/>
-      <w:r>
-        <w:rPr>
-          <w:lang w:val="en-US"/>
-        </w:rPr>
-        <w:t>js</w:t>
-      </w:r>
-      <w:proofErr w:type="spellEnd"/>
+      <w:r>
+        <w:rPr>
+          <w:lang w:val="en-US"/>
+        </w:rPr>
+        <w:t>env</w:t>
+      </w:r>
+      <w:r>
+        <w:t>)</w:t>
+      </w:r>
+      <w:bookmarkEnd w:id="216"/>
+      <w:bookmarkEnd w:id="217"/>
+    </w:p>
+    <w:p>
+      <w:pPr>
+        <w:pStyle w:val="3"/>
+      </w:pPr>
+      <w:bookmarkStart w:id="218" w:name="_Toc167289863"/>
+      <w:bookmarkStart w:id="219" w:name="_Toc167290385"/>
+      <w:r>
+        <w:t>3.2.</w:t>
+      </w:r>
+      <w:r>
+        <w:t>3</w:t>
+      </w:r>
       <w:r>
         <w:t xml:space="preserve"> </w:t>
       </w:r>
       <w:r>
-        <w:t xml:space="preserve">командой </w:t>
-      </w:r>
-      <w:proofErr w:type="spellStart"/>
-      <w:r>
-        <w:t>npm</w:t>
-      </w:r>
-      <w:proofErr w:type="spellEnd"/>
-      <w:r>
-        <w:t xml:space="preserve"> </w:t>
-      </w:r>
-      <w:proofErr w:type="spellStart"/>
-      <w:r>
-        <w:t>install</w:t>
-      </w:r>
-      <w:proofErr w:type="spellEnd"/>
-      <w:r>
-        <w:t xml:space="preserve"> </w:t>
-      </w:r>
-      <w:proofErr w:type="spellStart"/>
-      <w:r>
-        <w:t>express</w:t>
-      </w:r>
-      <w:proofErr w:type="spellEnd"/>
-      <w:r>
-        <w:t xml:space="preserve"> --</w:t>
-      </w:r>
-      <w:proofErr w:type="spellStart"/>
-      <w:r>
-        <w:t>save</w:t>
-      </w:r>
-      <w:proofErr w:type="spellEnd"/>
-      <w:r>
-        <w:t>.</w:t>
-      </w:r>
-    </w:p>
-    <w:p>
-      <w:pPr>
-        <w:rPr>
-          <w:lang w:val="en-US"/>
-        </w:rPr>
-      </w:pPr>
-      <w:r>
-        <w:rPr>
-          <w:lang w:val="en-US"/>
-        </w:rPr>
-        <w:t xml:space="preserve">3.2.1 </w:t>
-      </w:r>
-      <w:r>
-        <w:t>Библиотеки</w:t>
-      </w:r>
-      <w:r>
-        <w:rPr>
-          <w:lang w:val="en-US"/>
-        </w:rPr>
+        <w:t>Взаимодействие с базой</w:t>
+      </w:r>
+      <w:bookmarkEnd w:id="218"/>
+      <w:bookmarkEnd w:id="219"/>
+    </w:p>
+    <w:p>
+      <w:pPr>
+        <w:pStyle w:val="3"/>
+      </w:pPr>
+      <w:bookmarkStart w:id="220" w:name="_Toc167289864"/>
+      <w:bookmarkStart w:id="221" w:name="_Toc167290386"/>
+      <w:r>
+        <w:t>3.2.</w:t>
+      </w:r>
+      <w:r>
+        <w:t>4</w:t>
+      </w:r>
+      <w:r>
+        <w:t xml:space="preserve"> Авторизация</w:t>
+      </w:r>
+      <w:r>
+        <w:t>/</w:t>
+      </w:r>
+      <w:r>
+        <w:t>Регистрация</w:t>
+      </w:r>
+      <w:bookmarkEnd w:id="220"/>
+      <w:bookmarkEnd w:id="221"/>
+    </w:p>
+    <w:p>
+      <w:pPr>
+        <w:pStyle w:val="3"/>
+      </w:pPr>
+      <w:bookmarkStart w:id="222" w:name="_Toc167289865"/>
+      <w:bookmarkStart w:id="223" w:name="_Toc167290387"/>
+      <w:r>
+        <w:t>3.2.</w:t>
+      </w:r>
+      <w:r>
+        <w:t>5</w:t>
+      </w:r>
+      <w:r>
+        <w:t xml:space="preserve"> Уведомления</w:t>
+      </w:r>
+      <w:bookmarkEnd w:id="222"/>
+      <w:bookmarkEnd w:id="223"/>
+    </w:p>
+    <w:p>
+      <w:pPr>
+        <w:pStyle w:val="2"/>
+      </w:pPr>
+      <w:bookmarkStart w:id="224" w:name="_Toc167289866"/>
+      <w:bookmarkStart w:id="225" w:name="_Toc167290388"/>
+      <w:r>
+        <w:t>3.3 Браузерная часть</w:t>
+      </w:r>
+      <w:bookmarkEnd w:id="224"/>
+      <w:bookmarkEnd w:id="225"/>
+    </w:p>
+    <w:p>
+      <w:pPr>
+        <w:pStyle w:val="3"/>
+      </w:pPr>
+      <w:bookmarkStart w:id="226" w:name="_Toc167289867"/>
+      <w:bookmarkStart w:id="227" w:name="_Toc167290389"/>
+      <w:r>
+        <w:t>3.3.1 Библиотеки</w:t>
+      </w:r>
+      <w:r>
         <w:t xml:space="preserve"> (</w:t>
       </w:r>
       <w:proofErr w:type="spellStart"/>
@@ -9893,13 +11752,10 @@
         <w:rPr>
           <w:lang w:val="en-US"/>
         </w:rPr>
-        <w:t>jwt</w:t>
-      </w:r>
-      <w:proofErr w:type="spellEnd"/>
-      <w:r>
-        <w:rPr>
-          <w:lang w:val="en-US"/>
-        </w:rPr>
+        <w:t>vuex</w:t>
+      </w:r>
+      <w:proofErr w:type="spellEnd"/>
+      <w:r>
         <w:t xml:space="preserve">, </w:t>
       </w:r>
       <w:proofErr w:type="spellStart"/>
@@ -9907,210 +11763,103 @@
         <w:rPr>
           <w:lang w:val="en-US"/>
         </w:rPr>
-        <w:t>cors</w:t>
-      </w:r>
-      <w:proofErr w:type="spellEnd"/>
-      <w:r>
-        <w:rPr>
-          <w:lang w:val="en-US"/>
-        </w:rPr>
-        <w:t xml:space="preserve">, </w:t>
-      </w:r>
-      <w:proofErr w:type="spellStart"/>
-      <w:r>
-        <w:rPr>
-          <w:lang w:val="en-US"/>
-        </w:rPr>
-        <w:t>pgpromise</w:t>
-      </w:r>
-      <w:proofErr w:type="spellEnd"/>
-      <w:r>
-        <w:rPr>
-          <w:lang w:val="en-US"/>
-        </w:rPr>
-        <w:t xml:space="preserve">, </w:t>
-      </w:r>
-      <w:proofErr w:type="spellStart"/>
-      <w:r>
-        <w:rPr>
-          <w:lang w:val="en-US"/>
-        </w:rPr>
-        <w:t>passfathrer</w:t>
-      </w:r>
-      <w:proofErr w:type="spellEnd"/>
-      <w:r>
-        <w:rPr>
-          <w:lang w:val="en-US"/>
-        </w:rPr>
-        <w:t xml:space="preserve">, </w:t>
-      </w:r>
-      <w:proofErr w:type="spellStart"/>
-      <w:r>
-        <w:rPr>
-          <w:lang w:val="en-US"/>
-        </w:rPr>
-        <w:t>bcrypt</w:t>
-      </w:r>
-      <w:proofErr w:type="spellEnd"/>
-      <w:r>
-        <w:rPr>
-          <w:lang w:val="en-US"/>
-        </w:rPr>
-        <w:t xml:space="preserve">, cookie-parser, </w:t>
-      </w:r>
-      <w:proofErr w:type="spellStart"/>
-      <w:r>
-        <w:rPr>
-          <w:lang w:val="en-US"/>
-        </w:rPr>
-        <w:t>nodemailer</w:t>
-      </w:r>
-      <w:proofErr w:type="spellEnd"/>
-      <w:r>
-        <w:rPr>
-          <w:lang w:val="en-US"/>
-        </w:rPr>
+        <w:t>axios</w:t>
+      </w:r>
+      <w:proofErr w:type="spellEnd"/>
+      <w:r>
         <w:t>)</w:t>
       </w:r>
-    </w:p>
-    <w:p>
-      <w:r>
-        <w:t>В проекте также используются некоторые дополнительны библиотеки</w:t>
-      </w:r>
-    </w:p>
-    <w:p>
-      <w:r>
-        <w:t xml:space="preserve">3.2.2 </w:t>
-      </w:r>
-      <w:r>
-        <w:t>Файл настроек(</w:t>
-      </w:r>
-      <w:r>
-        <w:t>.</w:t>
-      </w:r>
-      <w:r>
-        <w:rPr>
-          <w:lang w:val="en-US"/>
-        </w:rPr>
-        <w:t>env</w:t>
-      </w:r>
-      <w:r>
-        <w:t>)</w:t>
-      </w:r>
-    </w:p>
-    <w:p>
-      <w:r>
-        <w:t xml:space="preserve">3.2.2 </w:t>
-      </w:r>
-      <w:r>
-        <w:t>Взаимодействие с базой</w:t>
-      </w:r>
-    </w:p>
-    <w:p>
-      <w:r>
-        <w:t>3.2.3 Авторизация</w:t>
-      </w:r>
-      <w:r>
-        <w:t>/</w:t>
-      </w:r>
-      <w:r>
-        <w:t>Регистрация</w:t>
-      </w:r>
-    </w:p>
-    <w:p>
-      <w:r>
-        <w:t>3.2.4 Уведомления</w:t>
-      </w:r>
-    </w:p>
-    <w:p>
-      <w:r>
-        <w:t>3.3 Браузерная часть</w:t>
-      </w:r>
-    </w:p>
-    <w:p>
-      <w:r>
-        <w:t>3.3.1 Библиотеки</w:t>
-      </w:r>
-      <w:r>
-        <w:t xml:space="preserve"> (</w:t>
-      </w:r>
-      <w:r>
-        <w:rPr>
-          <w:lang w:val="en-US"/>
-        </w:rPr>
-        <w:t>Vue</w:t>
-      </w:r>
-      <w:r>
-        <w:t xml:space="preserve">, </w:t>
-      </w:r>
-      <w:r>
-        <w:t xml:space="preserve">Компоненты, </w:t>
-      </w:r>
-      <w:proofErr w:type="spellStart"/>
-      <w:r>
-        <w:rPr>
-          <w:lang w:val="en-US"/>
-        </w:rPr>
-        <w:t>vuex</w:t>
-      </w:r>
-      <w:proofErr w:type="spellEnd"/>
-      <w:r>
-        <w:t xml:space="preserve">, </w:t>
-      </w:r>
-      <w:proofErr w:type="spellStart"/>
-      <w:r>
-        <w:rPr>
-          <w:lang w:val="en-US"/>
-        </w:rPr>
-        <w:t>axios</w:t>
-      </w:r>
-      <w:proofErr w:type="spellEnd"/>
-      <w:r>
-        <w:t>)</w:t>
-      </w:r>
-    </w:p>
-    <w:p>
+      <w:bookmarkEnd w:id="226"/>
+      <w:bookmarkEnd w:id="227"/>
+    </w:p>
+    <w:p>
+      <w:pPr>
+        <w:pStyle w:val="3"/>
+      </w:pPr>
+      <w:bookmarkStart w:id="228" w:name="_Toc167289868"/>
+      <w:bookmarkStart w:id="229" w:name="_Toc167290390"/>
       <w:r>
         <w:t xml:space="preserve">3.3.2 </w:t>
       </w:r>
       <w:r>
         <w:t>Авторизация</w:t>
       </w:r>
-      <w:r>
-        <w:t xml:space="preserve"> (страница)</w:t>
-      </w:r>
-    </w:p>
-    <w:p>
+      <w:bookmarkEnd w:id="228"/>
+      <w:bookmarkEnd w:id="229"/>
+    </w:p>
+    <w:p>
+      <w:pPr>
+        <w:pStyle w:val="3"/>
+      </w:pPr>
+      <w:bookmarkStart w:id="230" w:name="_Toc167289869"/>
+      <w:bookmarkStart w:id="231" w:name="_Toc167290391"/>
       <w:r>
         <w:t>3.3.3 Уведомления</w:t>
       </w:r>
-    </w:p>
-    <w:p>
+      <w:bookmarkEnd w:id="230"/>
+      <w:bookmarkEnd w:id="231"/>
+    </w:p>
+    <w:p>
+      <w:pPr>
+        <w:pStyle w:val="4"/>
+      </w:pPr>
+      <w:bookmarkStart w:id="232" w:name="_Toc167290392"/>
       <w:r>
         <w:t>3.3.3.1 Создание</w:t>
       </w:r>
-    </w:p>
-    <w:p>
+      <w:bookmarkEnd w:id="232"/>
+    </w:p>
+    <w:p>
+      <w:pPr>
+        <w:pStyle w:val="4"/>
+      </w:pPr>
+      <w:bookmarkStart w:id="233" w:name="_Toc167290393"/>
       <w:r>
         <w:t>3.3.3.2 Отображение</w:t>
       </w:r>
-    </w:p>
-    <w:p>
+      <w:bookmarkEnd w:id="233"/>
+    </w:p>
+    <w:p>
+      <w:pPr>
+        <w:pStyle w:val="4"/>
+      </w:pPr>
+      <w:bookmarkStart w:id="234" w:name="_Toc167290394"/>
       <w:r>
         <w:t>3.3.3.3 Реакции</w:t>
       </w:r>
-    </w:p>
-    <w:p>
+      <w:bookmarkEnd w:id="234"/>
+    </w:p>
+    <w:p>
+      <w:pPr>
+        <w:pStyle w:val="4"/>
+      </w:pPr>
+      <w:bookmarkStart w:id="235" w:name="_Toc167290395"/>
       <w:r>
         <w:t>3.3.3.4 Комментарии</w:t>
       </w:r>
-    </w:p>
-    <w:p>
+      <w:bookmarkEnd w:id="235"/>
+    </w:p>
+    <w:p>
+      <w:pPr>
+        <w:pStyle w:val="3"/>
+      </w:pPr>
+      <w:bookmarkStart w:id="236" w:name="_Toc167289870"/>
+      <w:bookmarkStart w:id="237" w:name="_Toc167290396"/>
       <w:r>
         <w:t>3.3.4 Регистрация</w:t>
       </w:r>
-    </w:p>
-    <w:p>
+      <w:bookmarkEnd w:id="236"/>
+      <w:bookmarkEnd w:id="237"/>
+    </w:p>
+    <w:p>
+      <w:pPr>
+        <w:pStyle w:val="1"/>
+      </w:pPr>
+      <w:bookmarkStart w:id="238" w:name="_Toc167290397"/>
+      <w:r>
+        <w:t>4 Тестирование</w:t>
+      </w:r>
+      <w:bookmarkEnd w:id="238"/>
       <w:r>
         <w:br w:type="page"/>
       </w:r>
@@ -10120,12 +11869,14 @@
         <w:pStyle w:val="1"/>
         <w:spacing w:line="360" w:lineRule="auto"/>
       </w:pPr>
-      <w:bookmarkStart w:id="70" w:name="_Toc167037783"/>
+      <w:bookmarkStart w:id="239" w:name="_Toc167289871"/>
+      <w:bookmarkStart w:id="240" w:name="_Toc167290398"/>
       <w:r>
         <w:lastRenderedPageBreak/>
         <w:t>Заключение</w:t>
       </w:r>
-      <w:bookmarkEnd w:id="70"/>
+      <w:bookmarkEnd w:id="239"/>
+      <w:bookmarkEnd w:id="240"/>
     </w:p>
     <w:p>
       <w:pPr>
@@ -10186,12 +11937,14 @@
         <w:pStyle w:val="1"/>
         <w:spacing w:line="360" w:lineRule="auto"/>
       </w:pPr>
-      <w:bookmarkStart w:id="71" w:name="_Toc167037784"/>
+      <w:bookmarkStart w:id="241" w:name="_Toc167289872"/>
+      <w:bookmarkStart w:id="242" w:name="_Toc167290399"/>
       <w:r>
         <w:lastRenderedPageBreak/>
         <w:t>Список использованных источников</w:t>
       </w:r>
-      <w:bookmarkEnd w:id="71"/>
+      <w:bookmarkEnd w:id="241"/>
+      <w:bookmarkEnd w:id="242"/>
     </w:p>
     <w:p>
       <w:pPr>
@@ -21953,7 +23706,6 @@
     <w:basedOn w:val="a"/>
     <w:next w:val="a"/>
     <w:uiPriority w:val="9"/>
-    <w:semiHidden/>
     <w:unhideWhenUsed/>
     <w:qFormat/>
     <w:pPr>
@@ -21971,7 +23723,6 @@
     <w:basedOn w:val="a"/>
     <w:next w:val="a"/>
     <w:uiPriority w:val="9"/>
-    <w:semiHidden/>
     <w:unhideWhenUsed/>
     <w:qFormat/>
     <w:pPr>
@@ -22482,6 +24233,32 @@
       <w:szCs w:val="20"/>
     </w:rPr>
   </w:style>
+  <w:style w:type="paragraph" w:styleId="30">
+    <w:name w:val="toc 3"/>
+    <w:basedOn w:val="a"/>
+    <w:next w:val="a"/>
+    <w:autoRedefine/>
+    <w:uiPriority w:val="39"/>
+    <w:unhideWhenUsed/>
+    <w:rsid w:val="00467DA3"/>
+    <w:pPr>
+      <w:spacing w:after="100"/>
+      <w:ind w:left="560"/>
+    </w:pPr>
+  </w:style>
+  <w:style w:type="paragraph" w:styleId="40">
+    <w:name w:val="toc 4"/>
+    <w:basedOn w:val="a"/>
+    <w:next w:val="a"/>
+    <w:autoRedefine/>
+    <w:uiPriority w:val="39"/>
+    <w:unhideWhenUsed/>
+    <w:rsid w:val="00467DA3"/>
+    <w:pPr>
+      <w:spacing w:after="100"/>
+      <w:ind w:left="840"/>
+    </w:pPr>
+  </w:style>
 </w:styles>
 </file>
 
